--- a/documents/trabalho.final.TDP.Bressane.docx
+++ b/documents/trabalho.final.TDP.Bressane.docx
@@ -4,36 +4,827 @@
   <w:body>
     <w:p>
       <w:pPr>
+        <w:pStyle w:val="BodyText"/>
+        <w:spacing w:before="0" w:after="0"/>
+        <w:rPr>
+          <w:b/>
+          <w:bCs/>
+          <w:i/>
+          <w:iCs/>
+          <w:color w:val="2A6099"/>
+        </w:rPr>
+      </w:pPr>
+      <w:r>
+        <w:rPr>
+          <w:b/>
+          <w:bCs/>
+          <w:i/>
+          <w:iCs/>
+          <w:color w:val="2A6099"/>
+          <w:sz w:val="20"/>
+          <w:szCs w:val="20"/>
+        </w:rPr>
+        <w:t xml:space="preserve">1 - Introdução </w:t>
+      </w:r>
+    </w:p>
+    <w:p>
+      <w:pPr>
+        <w:pStyle w:val="BodyText"/>
+        <w:spacing w:lineRule="auto" w:line="259" w:before="0" w:after="0"/>
+        <w:rPr>
+          <w:b/>
+          <w:bCs/>
+          <w:i/>
+          <w:iCs/>
+          <w:color w:val="2A6099"/>
+        </w:rPr>
+      </w:pPr>
+      <w:r>
+        <w:rPr>
+          <w:b/>
+          <w:bCs/>
+          <w:i/>
+          <w:iCs/>
+          <w:color w:val="2A6099"/>
+          <w:sz w:val="20"/>
+          <w:szCs w:val="20"/>
+        </w:rPr>
+        <w:t xml:space="preserve">2 - Objetivo </w:t>
+      </w:r>
+    </w:p>
+    <w:p>
+      <w:pPr>
+        <w:pStyle w:val="BodyText"/>
+        <w:spacing w:lineRule="auto" w:line="259" w:before="0" w:after="0"/>
+        <w:rPr>
+          <w:b/>
+          <w:bCs/>
+          <w:i/>
+          <w:iCs/>
+          <w:color w:val="2A6099"/>
+        </w:rPr>
+      </w:pPr>
+      <w:r>
+        <w:rPr>
+          <w:b/>
+          <w:bCs/>
+          <w:i/>
+          <w:iCs/>
+          <w:color w:val="2A6099"/>
+          <w:sz w:val="20"/>
+          <w:szCs w:val="20"/>
+        </w:rPr>
+        <w:t>3 - Casos de Uso (enunciado recebido)</w:t>
+      </w:r>
+    </w:p>
+    <w:p>
+      <w:pPr>
+        <w:pStyle w:val="BodyText"/>
+        <w:spacing w:lineRule="auto" w:line="259" w:before="0" w:after="0"/>
+        <w:rPr>
+          <w:b/>
+          <w:bCs/>
+          <w:i/>
+          <w:iCs/>
+          <w:color w:val="2A6099"/>
+        </w:rPr>
+      </w:pPr>
+      <w:r>
+        <w:rPr>
+          <w:b/>
+          <w:bCs/>
+          <w:i/>
+          <w:iCs/>
+          <w:color w:val="2A6099"/>
+          <w:sz w:val="20"/>
+          <w:szCs w:val="20"/>
+        </w:rPr>
+        <w:t>4 - Levantamento e Descrição das Entidades</w:t>
+      </w:r>
+    </w:p>
+    <w:p>
+      <w:pPr>
+        <w:pStyle w:val="BodyText"/>
+        <w:spacing w:lineRule="auto" w:line="259" w:before="0" w:after="0"/>
+        <w:rPr>
+          <w:b/>
+          <w:bCs/>
+          <w:i/>
+          <w:iCs/>
+          <w:color w:val="2A6099"/>
+        </w:rPr>
+      </w:pPr>
+      <w:r>
+        <w:rPr>
+          <w:b/>
+          <w:bCs/>
+          <w:i/>
+          <w:iCs/>
+          <w:color w:val="2A6099"/>
+          <w:sz w:val="20"/>
+          <w:szCs w:val="20"/>
+        </w:rPr>
+        <w:t>5 - Regras de Negócio</w:t>
+      </w:r>
+    </w:p>
+    <w:p>
+      <w:pPr>
+        <w:pStyle w:val="Heading3"/>
+        <w:spacing w:lineRule="auto" w:line="259" w:before="0" w:after="0"/>
+        <w:rPr>
+          <w:rFonts w:eastAsia="Aptos" w:cs="" w:cstheme="minorBidi" w:eastAsiaTheme="minorHAnsi"/>
+          <w:b/>
+          <w:bCs/>
+          <w:i/>
+          <w:iCs/>
+          <w:color w:val="2A6099"/>
+          <w:sz w:val="20"/>
+          <w:szCs w:val="20"/>
+          <w:u w:val="none"/>
+          <w14:ligatures w14:val="standardContextual"/>
+        </w:rPr>
+      </w:pPr>
+      <w:r>
+        <w:rPr>
+          <w:rFonts w:eastAsia="Aptos" w:cs="" w:cstheme="minorBidi" w:eastAsiaTheme="minorHAnsi"/>
+          <w:b/>
+          <w:bCs/>
+          <w:i/>
+          <w:iCs/>
+          <w:color w:val="2A6099"/>
+          <w:sz w:val="20"/>
+          <w:szCs w:val="20"/>
+          <w:u w:val="none"/>
+          <w14:ligatures w14:val="standardContextual"/>
+        </w:rPr>
+        <w:t xml:space="preserve">   </w:t>
+      </w:r>
+      <w:r>
+        <w:rPr>
+          <w:rFonts w:eastAsia="Aptos" w:cs="" w:cstheme="minorBidi" w:eastAsiaTheme="minorHAnsi"/>
+          <w:b/>
+          <w:bCs/>
+          <w:i/>
+          <w:iCs/>
+          <w:color w:val="2A6099"/>
+          <w:sz w:val="20"/>
+          <w:szCs w:val="20"/>
+          <w:u w:val="none"/>
+          <w14:ligatures w14:val="standardContextual"/>
+        </w:rPr>
+        <w:t>5.1 - Investidores</w:t>
+      </w:r>
+    </w:p>
+    <w:p>
+      <w:pPr>
         <w:pStyle w:val="Normal"/>
-        <w:spacing w:before="0" w:after="0"/>
-        <w:rPr>
-          <w:sz w:val="20"/>
-          <w:szCs w:val="20"/>
-        </w:rPr>
-      </w:pPr>
-      <w:r>
-        <w:rPr>
-          <w:sz w:val="20"/>
-          <w:szCs w:val="20"/>
-        </w:rPr>
-        <w:t>Introdução</w:t>
+        <w:spacing w:lineRule="auto" w:line="259" w:before="0" w:after="0"/>
+        <w:rPr>
+          <w:rFonts w:eastAsia="Aptos" w:cs="" w:cstheme="minorBidi" w:eastAsiaTheme="minorHAnsi"/>
+          <w:b/>
+          <w:bCs/>
+          <w:i/>
+          <w:iCs/>
+          <w:color w:val="2A6099"/>
+          <w:sz w:val="20"/>
+          <w:szCs w:val="20"/>
+          <w:u w:val="none"/>
+          <w14:ligatures w14:val="standardContextual"/>
+        </w:rPr>
+      </w:pPr>
+      <w:r>
+        <w:rPr>
+          <w:rFonts w:eastAsia="Aptos" w:cs="" w:cstheme="minorBidi" w:eastAsiaTheme="minorHAnsi"/>
+          <w:b/>
+          <w:bCs/>
+          <w:i/>
+          <w:iCs/>
+          <w:color w:val="2A6099"/>
+          <w:sz w:val="20"/>
+          <w:szCs w:val="20"/>
+          <w:u w:val="none"/>
+          <w14:ligatures w14:val="standardContextual"/>
+        </w:rPr>
+        <w:t xml:space="preserve">   </w:t>
+      </w:r>
+      <w:r>
+        <w:rPr>
+          <w:rFonts w:eastAsia="Aptos" w:cs="" w:cstheme="minorBidi" w:eastAsiaTheme="minorHAnsi"/>
+          <w:b/>
+          <w:bCs/>
+          <w:i/>
+          <w:iCs/>
+          <w:color w:val="2A6099"/>
+          <w:sz w:val="20"/>
+          <w:szCs w:val="20"/>
+          <w:u w:val="none"/>
+          <w14:ligatures w14:val="standardContextual"/>
+        </w:rPr>
+        <w:t>5.2 - Ações</w:t>
       </w:r>
     </w:p>
     <w:p>
       <w:pPr>
         <w:pStyle w:val="Normal"/>
-        <w:spacing w:before="0" w:after="0"/>
-        <w:rPr>
-          <w:sz w:val="20"/>
-          <w:szCs w:val="20"/>
-        </w:rPr>
-      </w:pPr>
-      <w:r>
-        <w:rPr>
-          <w:sz w:val="20"/>
-          <w:szCs w:val="20"/>
-        </w:rPr>
-        <w:t>Objetivo</w:t>
+        <w:spacing w:lineRule="auto" w:line="259" w:before="0" w:after="0"/>
+        <w:rPr>
+          <w:rFonts w:eastAsia="Aptos" w:cs="" w:cstheme="minorBidi" w:eastAsiaTheme="minorHAnsi"/>
+          <w:b/>
+          <w:bCs/>
+          <w:i/>
+          <w:iCs/>
+          <w:color w:val="2A6099"/>
+          <w:sz w:val="20"/>
+          <w:szCs w:val="20"/>
+          <w:u w:val="none"/>
+          <w14:ligatures w14:val="standardContextual"/>
+        </w:rPr>
+      </w:pPr>
+      <w:r>
+        <w:rPr>
+          <w:rFonts w:eastAsia="Aptos" w:cs="" w:cstheme="minorBidi" w:eastAsiaTheme="minorHAnsi"/>
+          <w:b/>
+          <w:bCs/>
+          <w:i/>
+          <w:iCs/>
+          <w:color w:val="2A6099"/>
+          <w:sz w:val="20"/>
+          <w:szCs w:val="20"/>
+          <w:u w:val="none"/>
+          <w14:ligatures w14:val="standardContextual"/>
+        </w:rPr>
+        <w:t xml:space="preserve">   </w:t>
+      </w:r>
+      <w:r>
+        <w:rPr>
+          <w:rFonts w:eastAsia="Aptos" w:cs="" w:cstheme="minorBidi" w:eastAsiaTheme="minorHAnsi"/>
+          <w:b/>
+          <w:bCs/>
+          <w:i/>
+          <w:iCs/>
+          <w:color w:val="2A6099"/>
+          <w:sz w:val="20"/>
+          <w:szCs w:val="20"/>
+          <w:u w:val="none"/>
+          <w14:ligatures w14:val="standardContextual"/>
+        </w:rPr>
+        <w:t xml:space="preserve">5.3 - Negociações      </w:t>
+      </w:r>
+    </w:p>
+    <w:p>
+      <w:pPr>
+        <w:pStyle w:val="Normal"/>
+        <w:spacing w:lineRule="auto" w:line="259" w:before="0" w:after="0"/>
+        <w:rPr>
+          <w:rFonts w:eastAsia="Aptos" w:cs="" w:cstheme="minorBidi" w:eastAsiaTheme="minorHAnsi"/>
+          <w:b/>
+          <w:bCs/>
+          <w:i/>
+          <w:iCs/>
+          <w:color w:val="2A6099"/>
+          <w:sz w:val="20"/>
+          <w:szCs w:val="20"/>
+          <w:u w:val="none"/>
+          <w14:ligatures w14:val="standardContextual"/>
+        </w:rPr>
+      </w:pPr>
+      <w:r>
+        <w:rPr>
+          <w:rFonts w:eastAsia="Aptos" w:cs="" w:cstheme="minorBidi" w:eastAsiaTheme="minorHAnsi"/>
+          <w:b/>
+          <w:bCs/>
+          <w:i/>
+          <w:iCs/>
+          <w:color w:val="2A6099"/>
+          <w:sz w:val="20"/>
+          <w:szCs w:val="20"/>
+          <w:u w:val="none"/>
+          <w14:ligatures w14:val="standardContextual"/>
+        </w:rPr>
+        <w:t xml:space="preserve">   </w:t>
+      </w:r>
+      <w:r>
+        <w:rPr>
+          <w:rFonts w:eastAsia="Aptos" w:cs="" w:cstheme="minorBidi" w:eastAsiaTheme="minorHAnsi"/>
+          <w:b/>
+          <w:bCs/>
+          <w:i/>
+          <w:iCs/>
+          <w:color w:val="2A6099"/>
+          <w:sz w:val="20"/>
+          <w:szCs w:val="20"/>
+          <w:u w:val="none"/>
+          <w14:ligatures w14:val="standardContextual"/>
+        </w:rPr>
+        <w:t>5.4 - Histórico de Cotações</w:t>
+      </w:r>
+    </w:p>
+    <w:p>
+      <w:pPr>
+        <w:pStyle w:val="Heading3"/>
+        <w:spacing w:lineRule="auto" w:line="259" w:before="0" w:after="0"/>
+        <w:rPr>
+          <w:rFonts w:eastAsia="Aptos" w:cs="" w:cstheme="minorBidi" w:eastAsiaTheme="minorHAnsi"/>
+          <w:b/>
+          <w:bCs/>
+          <w:i/>
+          <w:iCs/>
+          <w:color w:val="2A6099"/>
+          <w:sz w:val="20"/>
+          <w:szCs w:val="20"/>
+          <w:u w:val="none"/>
+          <w14:ligatures w14:val="standardContextual"/>
+        </w:rPr>
+      </w:pPr>
+      <w:r>
+        <w:rPr>
+          <w:rFonts w:eastAsia="Aptos" w:cs="" w:cstheme="minorBidi" w:eastAsiaTheme="minorHAnsi"/>
+          <w:b/>
+          <w:bCs/>
+          <w:i/>
+          <w:iCs/>
+          <w:color w:val="2A6099"/>
+          <w:sz w:val="20"/>
+          <w:szCs w:val="20"/>
+          <w:u w:val="none"/>
+          <w14:ligatures w14:val="standardContextual"/>
+        </w:rPr>
+        <w:t xml:space="preserve">   </w:t>
+      </w:r>
+      <w:r>
+        <w:rPr>
+          <w:rFonts w:eastAsia="Aptos" w:cs="" w:cstheme="minorBidi" w:eastAsiaTheme="minorHAnsi"/>
+          <w:b/>
+          <w:bCs/>
+          <w:i/>
+          <w:iCs/>
+          <w:color w:val="2A6099"/>
+          <w:sz w:val="20"/>
+          <w:szCs w:val="20"/>
+          <w:u w:val="none"/>
+          <w14:ligatures w14:val="standardContextual"/>
+        </w:rPr>
+        <w:t>5.5 - Carteira do Investidor</w:t>
+      </w:r>
+    </w:p>
+    <w:p>
+      <w:pPr>
+        <w:pStyle w:val="BodyText"/>
+        <w:spacing w:lineRule="auto" w:line="259" w:before="0" w:after="0"/>
+        <w:rPr>
+          <w:b/>
+          <w:bCs/>
+          <w:i/>
+          <w:iCs/>
+          <w:color w:val="2A6099"/>
+        </w:rPr>
+      </w:pPr>
+      <w:r>
+        <w:rPr>
+          <w:b/>
+          <w:bCs/>
+          <w:i/>
+          <w:iCs/>
+          <w:color w:val="2A6099"/>
+          <w:sz w:val="20"/>
+          <w:szCs w:val="20"/>
+        </w:rPr>
+        <w:t xml:space="preserve">6 - Modelo Conceitual </w:t>
+      </w:r>
+    </w:p>
+    <w:p>
+      <w:pPr>
+        <w:pStyle w:val="BodyText"/>
+        <w:spacing w:lineRule="auto" w:line="259" w:before="0" w:after="0"/>
+        <w:rPr>
+          <w:b/>
+          <w:bCs/>
+          <w:i/>
+          <w:iCs/>
+          <w:color w:val="2A6099"/>
+        </w:rPr>
+      </w:pPr>
+      <w:r>
+        <w:rPr>
+          <w:b/>
+          <w:bCs/>
+          <w:i/>
+          <w:iCs/>
+          <w:color w:val="2A6099"/>
+          <w:sz w:val="20"/>
+          <w:szCs w:val="20"/>
+        </w:rPr>
+        <w:t xml:space="preserve">7 - Modelo Lógico </w:t>
+      </w:r>
+    </w:p>
+    <w:p>
+      <w:pPr>
+        <w:pStyle w:val="BodyText"/>
+        <w:spacing w:lineRule="auto" w:line="259" w:before="0" w:after="0"/>
+        <w:rPr>
+          <w:b/>
+          <w:bCs/>
+          <w:i/>
+          <w:iCs/>
+          <w:color w:val="2A6099"/>
+        </w:rPr>
+      </w:pPr>
+      <w:r>
+        <w:rPr>
+          <w:b/>
+          <w:bCs/>
+          <w:i/>
+          <w:iCs/>
+          <w:color w:val="2A6099"/>
+          <w:sz w:val="20"/>
+          <w:szCs w:val="20"/>
+        </w:rPr>
+        <w:t xml:space="preserve">8 - Modelo Físico </w:t>
+      </w:r>
+    </w:p>
+    <w:p>
+      <w:pPr>
+        <w:pStyle w:val="BodyText"/>
+        <w:spacing w:lineRule="auto" w:line="259" w:before="0" w:after="0"/>
+        <w:rPr>
+          <w:b/>
+          <w:bCs/>
+          <w:i/>
+          <w:iCs/>
+          <w:color w:val="2A6099"/>
+        </w:rPr>
+      </w:pPr>
+      <w:r>
+        <w:rPr>
+          <w:b/>
+          <w:bCs/>
+          <w:i/>
+          <w:iCs/>
+          <w:color w:val="2A6099"/>
+          <w:sz w:val="20"/>
+          <w:szCs w:val="20"/>
+        </w:rPr>
+        <w:t xml:space="preserve">9 - Scripts SQL </w:t>
+      </w:r>
+    </w:p>
+    <w:p>
+      <w:pPr>
+        <w:pStyle w:val="BodyText"/>
+        <w:spacing w:lineRule="auto" w:line="259" w:before="0" w:after="0"/>
+        <w:rPr>
+          <w:b/>
+          <w:bCs/>
+          <w:i/>
+          <w:iCs/>
+          <w:color w:val="2A6099"/>
+        </w:rPr>
+      </w:pPr>
+      <w:r>
+        <w:rPr>
+          <w:b/>
+          <w:bCs/>
+          <w:i/>
+          <w:iCs/>
+          <w:color w:val="2A6099"/>
+          <w:sz w:val="20"/>
+          <w:szCs w:val="20"/>
+        </w:rPr>
+        <w:t xml:space="preserve">10 - Conclusão </w:t>
+      </w:r>
+    </w:p>
+    <w:p>
+      <w:pPr>
+        <w:pStyle w:val="BodyText"/>
+        <w:spacing w:lineRule="auto" w:line="259" w:before="0" w:after="0"/>
+        <w:rPr>
+          <w:b/>
+          <w:bCs/>
+          <w:i/>
+          <w:iCs/>
+          <w:color w:val="2A6099"/>
+        </w:rPr>
+      </w:pPr>
+      <w:r>
+        <w:rPr>
+          <w:b/>
+          <w:bCs/>
+          <w:i/>
+          <w:iCs/>
+          <w:color w:val="2A6099"/>
+          <w:sz w:val="20"/>
+          <w:szCs w:val="20"/>
+        </w:rPr>
+        <w:t>11 - Referências</w:t>
+      </w:r>
+    </w:p>
+    <w:p>
+      <w:pPr>
+        <w:pStyle w:val="Normal"/>
+        <w:rPr>
+          <w:b/>
+          <w:bCs/>
+          <w:i/>
+          <w:iCs/>
+          <w:color w:val="2A6099"/>
+          <w:sz w:val="20"/>
+          <w:szCs w:val="20"/>
+        </w:rPr>
+      </w:pPr>
+      <w:r>
+        <w:rPr>
+          <w:b/>
+          <w:bCs/>
+          <w:i/>
+          <w:iCs/>
+          <w:color w:val="2A6099"/>
+          <w:sz w:val="20"/>
+          <w:szCs w:val="20"/>
+        </w:rPr>
+      </w:r>
+    </w:p>
+    <w:p>
+      <w:pPr>
+        <w:pStyle w:val="Normal"/>
+        <w:rPr>
+          <w:sz w:val="20"/>
+          <w:szCs w:val="20"/>
+        </w:rPr>
+      </w:pPr>
+      <w:r>
+        <w:rPr>
+          <w:sz w:val="20"/>
+          <w:szCs w:val="20"/>
+        </w:rPr>
+      </w:r>
+    </w:p>
+    <w:p>
+      <w:pPr>
+        <w:pStyle w:val="Normal"/>
+        <w:rPr>
+          <w:sz w:val="20"/>
+          <w:szCs w:val="20"/>
+        </w:rPr>
+      </w:pPr>
+      <w:r>
+        <w:rPr>
+          <w:sz w:val="20"/>
+          <w:szCs w:val="20"/>
+        </w:rPr>
+      </w:r>
+    </w:p>
+    <w:p>
+      <w:pPr>
+        <w:pStyle w:val="Normal"/>
+        <w:rPr>
+          <w:sz w:val="20"/>
+          <w:szCs w:val="20"/>
+        </w:rPr>
+      </w:pPr>
+      <w:r>
+        <w:rPr>
+          <w:sz w:val="20"/>
+          <w:szCs w:val="20"/>
+        </w:rPr>
+      </w:r>
+    </w:p>
+    <w:p>
+      <w:pPr>
+        <w:pStyle w:val="Normal"/>
+        <w:rPr>
+          <w:sz w:val="20"/>
+          <w:szCs w:val="20"/>
+        </w:rPr>
+      </w:pPr>
+      <w:r>
+        <w:rPr>
+          <w:sz w:val="20"/>
+          <w:szCs w:val="20"/>
+        </w:rPr>
+      </w:r>
+    </w:p>
+    <w:p>
+      <w:pPr>
+        <w:pStyle w:val="Normal"/>
+        <w:rPr>
+          <w:sz w:val="20"/>
+          <w:szCs w:val="20"/>
+        </w:rPr>
+      </w:pPr>
+      <w:r>
+        <w:rPr>
+          <w:sz w:val="20"/>
+          <w:szCs w:val="20"/>
+        </w:rPr>
+      </w:r>
+    </w:p>
+    <w:p>
+      <w:pPr>
+        <w:pStyle w:val="Normal"/>
+        <w:rPr>
+          <w:sz w:val="20"/>
+          <w:szCs w:val="20"/>
+        </w:rPr>
+      </w:pPr>
+      <w:r>
+        <w:rPr>
+          <w:sz w:val="20"/>
+          <w:szCs w:val="20"/>
+        </w:rPr>
+      </w:r>
+    </w:p>
+    <w:p>
+      <w:pPr>
+        <w:pStyle w:val="Normal"/>
+        <w:rPr>
+          <w:sz w:val="20"/>
+          <w:szCs w:val="20"/>
+        </w:rPr>
+      </w:pPr>
+      <w:r>
+        <w:rPr>
+          <w:sz w:val="20"/>
+          <w:szCs w:val="20"/>
+        </w:rPr>
+      </w:r>
+    </w:p>
+    <w:p>
+      <w:pPr>
+        <w:pStyle w:val="Normal"/>
+        <w:rPr>
+          <w:sz w:val="20"/>
+          <w:szCs w:val="20"/>
+        </w:rPr>
+      </w:pPr>
+      <w:r>
+        <w:rPr>
+          <w:sz w:val="20"/>
+          <w:szCs w:val="20"/>
+        </w:rPr>
+      </w:r>
+    </w:p>
+    <w:p>
+      <w:pPr>
+        <w:pStyle w:val="Normal"/>
+        <w:rPr>
+          <w:sz w:val="20"/>
+          <w:szCs w:val="20"/>
+        </w:rPr>
+      </w:pPr>
+      <w:r>
+        <w:rPr>
+          <w:sz w:val="20"/>
+          <w:szCs w:val="20"/>
+        </w:rPr>
+      </w:r>
+    </w:p>
+    <w:p>
+      <w:pPr>
+        <w:pStyle w:val="Normal"/>
+        <w:rPr>
+          <w:sz w:val="20"/>
+          <w:szCs w:val="20"/>
+        </w:rPr>
+      </w:pPr>
+      <w:r>
+        <w:rPr>
+          <w:sz w:val="20"/>
+          <w:szCs w:val="20"/>
+        </w:rPr>
+      </w:r>
+    </w:p>
+    <w:p>
+      <w:pPr>
+        <w:pStyle w:val="Normal"/>
+        <w:rPr>
+          <w:sz w:val="20"/>
+          <w:szCs w:val="20"/>
+        </w:rPr>
+      </w:pPr>
+      <w:r>
+        <w:rPr>
+          <w:sz w:val="20"/>
+          <w:szCs w:val="20"/>
+        </w:rPr>
+      </w:r>
+    </w:p>
+    <w:p>
+      <w:pPr>
+        <w:pStyle w:val="Normal"/>
+        <w:rPr>
+          <w:sz w:val="20"/>
+          <w:szCs w:val="20"/>
+        </w:rPr>
+      </w:pPr>
+      <w:r>
+        <w:rPr>
+          <w:sz w:val="20"/>
+          <w:szCs w:val="20"/>
+        </w:rPr>
+      </w:r>
+    </w:p>
+    <w:p>
+      <w:pPr>
+        <w:pStyle w:val="Normal"/>
+        <w:rPr>
+          <w:sz w:val="20"/>
+          <w:szCs w:val="20"/>
+        </w:rPr>
+      </w:pPr>
+      <w:r>
+        <w:rPr>
+          <w:sz w:val="20"/>
+          <w:szCs w:val="20"/>
+        </w:rPr>
+      </w:r>
+    </w:p>
+    <w:p>
+      <w:pPr>
+        <w:pStyle w:val="Normal"/>
+        <w:rPr>
+          <w:sz w:val="20"/>
+          <w:szCs w:val="20"/>
+        </w:rPr>
+      </w:pPr>
+      <w:r>
+        <w:rPr>
+          <w:sz w:val="20"/>
+          <w:szCs w:val="20"/>
+        </w:rPr>
+      </w:r>
+    </w:p>
+    <w:p>
+      <w:pPr>
+        <w:pStyle w:val="Normal"/>
+        <w:rPr>
+          <w:sz w:val="20"/>
+          <w:szCs w:val="20"/>
+        </w:rPr>
+      </w:pPr>
+      <w:r>
+        <w:rPr>
+          <w:sz w:val="20"/>
+          <w:szCs w:val="20"/>
+        </w:rPr>
+      </w:r>
+    </w:p>
+    <w:p>
+      <w:pPr>
+        <w:pStyle w:val="Normal"/>
+        <w:rPr>
+          <w:sz w:val="20"/>
+          <w:szCs w:val="20"/>
+        </w:rPr>
+      </w:pPr>
+      <w:r>
+        <w:rPr>
+          <w:sz w:val="20"/>
+          <w:szCs w:val="20"/>
+        </w:rPr>
+      </w:r>
+    </w:p>
+    <w:p>
+      <w:pPr>
+        <w:pStyle w:val="Normal"/>
+        <w:rPr>
+          <w:sz w:val="20"/>
+          <w:szCs w:val="20"/>
+        </w:rPr>
+      </w:pPr>
+      <w:r>
+        <w:rPr>
+          <w:sz w:val="20"/>
+          <w:szCs w:val="20"/>
+        </w:rPr>
+      </w:r>
+    </w:p>
+    <w:p>
+      <w:pPr>
+        <w:pStyle w:val="Normal"/>
+        <w:rPr>
+          <w:sz w:val="20"/>
+          <w:szCs w:val="20"/>
+        </w:rPr>
+      </w:pPr>
+      <w:r>
+        <w:rPr>
+          <w:sz w:val="20"/>
+          <w:szCs w:val="20"/>
+        </w:rPr>
+      </w:r>
+    </w:p>
+    <w:p>
+      <w:pPr>
+        <w:pStyle w:val="Normal"/>
+        <w:rPr>
+          <w:sz w:val="20"/>
+          <w:szCs w:val="20"/>
+        </w:rPr>
+      </w:pPr>
+      <w:r>
+        <w:rPr>
+          <w:sz w:val="20"/>
+          <w:szCs w:val="20"/>
+        </w:rPr>
       </w:r>
     </w:p>
     <w:p>
@@ -44,791 +835,141 @@
       </w:pPr>
       <w:r>
         <w:rPr>
-          <w:sz w:val="20"/>
-          <w:szCs w:val="20"/>
-        </w:rPr>
-        <w:t>Use Case</w:t>
+          <w:b/>
+          <w:bCs/>
+          <w:i/>
+          <w:iCs/>
+          <w:color w:val="2A6099"/>
+          <w:sz w:val="20"/>
+          <w:szCs w:val="20"/>
+        </w:rPr>
+        <w:t>1 - Introdução</w:t>
+      </w:r>
+    </w:p>
+    <w:p>
+      <w:pPr>
+        <w:pStyle w:val="BodyText"/>
+        <w:spacing w:before="0" w:after="0"/>
+        <w:jc w:val="both"/>
+        <w:rPr>
+          <w:sz w:val="20"/>
+          <w:szCs w:val="20"/>
+        </w:rPr>
+      </w:pPr>
+      <w:r>
+        <w:rPr>
+          <w:sz w:val="20"/>
+          <w:szCs w:val="20"/>
+        </w:rPr>
+      </w:r>
+    </w:p>
+    <w:p>
+      <w:pPr>
+        <w:pStyle w:val="BodyText"/>
+        <w:spacing w:before="0" w:after="0"/>
+        <w:jc w:val="both"/>
+        <w:rPr>
+          <w:sz w:val="20"/>
+          <w:szCs w:val="20"/>
+        </w:rPr>
+      </w:pPr>
+      <w:r>
+        <w:rPr>
+          <w:sz w:val="20"/>
+          <w:szCs w:val="20"/>
+        </w:rPr>
+        <w:t>A informação é o elemento central de qualquer sistema, independentemente do domínio de negócio. Nesse contexto, ao longo do tempo, diversas abordagens e metodologias foram desenvolvidas com o objetivo de estruturar, organizar e representar os dados de forma consistente, garantindo um correto entendimento do universo analisado.</w:t>
+      </w:r>
+    </w:p>
+    <w:p>
+      <w:pPr>
+        <w:pStyle w:val="BodyText"/>
+        <w:spacing w:lineRule="auto" w:line="259" w:before="0" w:after="160"/>
+        <w:jc w:val="both"/>
+        <w:rPr>
+          <w:sz w:val="20"/>
+          <w:szCs w:val="20"/>
+        </w:rPr>
+      </w:pPr>
+      <w:r>
+        <w:rPr>
+          <w:sz w:val="20"/>
+          <w:szCs w:val="20"/>
+        </w:rPr>
+        <w:t>Um marco importante nessa evolução foi a proposta do modelo Entidade-Relacionamento (ER), introduzido por Peter Chen na década de 1970. Esse modelo possibilita representar, de forma clara e estruturada, as entidades de um domínio e os relacionamentos entre elas, fornecendo uma visão conceitual alinhada ao mundo real.</w:t>
+      </w:r>
+    </w:p>
+    <w:p>
+      <w:pPr>
+        <w:pStyle w:val="BodyText"/>
+        <w:spacing w:lineRule="auto" w:line="259" w:before="0" w:after="160"/>
+        <w:jc w:val="both"/>
+        <w:rPr>
+          <w:sz w:val="20"/>
+          <w:szCs w:val="20"/>
+        </w:rPr>
+      </w:pPr>
+      <w:r>
+        <w:rPr>
+          <w:sz w:val="20"/>
+          <w:szCs w:val="20"/>
+        </w:rPr>
+        <w:t>A partir do modelo conceitual, evolui-se para o modelo lógico, que reduz o nível de abstração e traduz as entidades e relacionamentos em estruturas compatíveis com o modelo relacional, incorporando regras como definição de chaves primárias e estrangeiras. Por fim, o modelo físico detalha a implementação no sistema gerenciador de banco de dados (SGBD), incluindo tipos de dados, índices, restrições e scripts de definição de dados (DDL).</w:t>
+      </w:r>
+    </w:p>
+    <w:p>
+      <w:pPr>
+        <w:pStyle w:val="BodyText"/>
+        <w:spacing w:lineRule="auto" w:line="259" w:before="0" w:after="160"/>
+        <w:jc w:val="both"/>
+        <w:rPr>
+          <w:sz w:val="20"/>
+          <w:szCs w:val="20"/>
+        </w:rPr>
+      </w:pPr>
+      <w:r>
+        <w:rPr>
+          <w:sz w:val="20"/>
+          <w:szCs w:val="20"/>
+        </w:rPr>
+        <w:t>No contexto do mercado financeiro, especialmente em sistemas voltados para a bolsa de valores, a correta modelagem dos dados é fundamental para representar informações como investidores, ativos financeiros, transações e variações de cotação ao longo do tempo. Dessa forma, a utilização adequada dos modelos conceitual, lógico e físico torna-se essencial para garantir consistência, integridade e desempenho no armazenamento e na consulta dessas informações.</w:t>
+      </w:r>
+    </w:p>
+    <w:p>
+      <w:pPr>
+        <w:pStyle w:val="Normal"/>
+        <w:jc w:val="both"/>
+        <w:rPr>
+          <w:sz w:val="20"/>
+          <w:szCs w:val="20"/>
+        </w:rPr>
+      </w:pPr>
+      <w:r>
+        <w:rPr>
+          <w:sz w:val="20"/>
+          <w:szCs w:val="20"/>
+        </w:rPr>
       </w:r>
     </w:p>
     <w:p>
       <w:pPr>
         <w:pStyle w:val="Normal"/>
         <w:spacing w:before="0" w:after="0"/>
-        <w:rPr/>
-      </w:pPr>
-      <w:r>
-        <w:rPr>
-          <w:sz w:val="20"/>
-          <w:szCs w:val="20"/>
-        </w:rPr>
-        <w:t>Entidades mapeadas</w:t>
-      </w:r>
-    </w:p>
-    <w:p>
-      <w:pPr>
-        <w:pStyle w:val="Normal"/>
-        <w:spacing w:before="0" w:after="0"/>
-        <w:rPr>
-          <w:sz w:val="20"/>
-          <w:szCs w:val="20"/>
-        </w:rPr>
-      </w:pPr>
-      <w:r>
-        <w:rPr>
-          <w:sz w:val="20"/>
-          <w:szCs w:val="20"/>
-        </w:rPr>
-        <w:t>Modelos</w:t>
-      </w:r>
-    </w:p>
-    <w:p>
-      <w:pPr>
-        <w:pStyle w:val="Normal"/>
-        <w:spacing w:before="0" w:after="0"/>
-        <w:rPr>
-          <w:sz w:val="20"/>
-          <w:szCs w:val="20"/>
-        </w:rPr>
-      </w:pPr>
-      <w:r>
-        <w:rPr>
-          <w:sz w:val="20"/>
-          <w:szCs w:val="20"/>
-        </w:rPr>
-        <w:t>Scripts</w:t>
-      </w:r>
-    </w:p>
-    <w:p>
-      <w:pPr>
-        <w:pStyle w:val="Normal"/>
-        <w:spacing w:before="0" w:after="0"/>
-        <w:rPr>
-          <w:sz w:val="20"/>
-          <w:szCs w:val="20"/>
-        </w:rPr>
-      </w:pPr>
-      <w:r>
-        <w:rPr>
-          <w:sz w:val="20"/>
-          <w:szCs w:val="20"/>
-        </w:rPr>
-      </w:r>
-    </w:p>
-    <w:p>
-      <w:pPr>
-        <w:pStyle w:val="Normal"/>
-        <w:spacing w:before="0" w:after="0"/>
-        <w:rPr>
-          <w:sz w:val="20"/>
-          <w:szCs w:val="20"/>
-        </w:rPr>
-      </w:pPr>
-      <w:r>
-        <w:rPr>
-          <w:sz w:val="20"/>
-          <w:szCs w:val="20"/>
-        </w:rPr>
-        <w:t>Chat GPT</w:t>
-      </w:r>
-    </w:p>
-    <w:p>
-      <w:pPr>
-        <w:pStyle w:val="BodyText"/>
-        <w:spacing w:before="0" w:after="0"/>
-        <w:rPr>
-          <w:sz w:val="20"/>
-          <w:szCs w:val="20"/>
-        </w:rPr>
-      </w:pPr>
-      <w:r>
-        <w:rPr>
-          <w:sz w:val="20"/>
-          <w:szCs w:val="20"/>
-        </w:rPr>
-        <w:t xml:space="preserve">Introdução </w:t>
-      </w:r>
-    </w:p>
-    <w:p>
-      <w:pPr>
-        <w:pStyle w:val="BodyText"/>
-        <w:spacing w:lineRule="auto" w:line="259" w:before="0" w:after="0"/>
-        <w:rPr>
-          <w:sz w:val="20"/>
-          <w:szCs w:val="20"/>
-        </w:rPr>
-      </w:pPr>
-      <w:r>
-        <w:rPr>
-          <w:sz w:val="20"/>
-          <w:szCs w:val="20"/>
-        </w:rPr>
-        <w:t xml:space="preserve">Objetivo </w:t>
-      </w:r>
-    </w:p>
-    <w:p>
-      <w:pPr>
-        <w:pStyle w:val="BodyText"/>
-        <w:spacing w:lineRule="auto" w:line="259" w:before="0" w:after="0"/>
-        <w:rPr>
-          <w:sz w:val="20"/>
-          <w:szCs w:val="20"/>
-        </w:rPr>
-      </w:pPr>
-      <w:r>
-        <w:rPr>
-          <w:sz w:val="20"/>
-          <w:szCs w:val="20"/>
-        </w:rPr>
-        <w:t>Casos de Uso (enunciado recebido)</w:t>
-      </w:r>
-    </w:p>
-    <w:p>
-      <w:pPr>
-        <w:pStyle w:val="BodyText"/>
-        <w:spacing w:lineRule="auto" w:line="259" w:before="0" w:after="0"/>
-        <w:rPr>
-          <w:sz w:val="20"/>
-          <w:szCs w:val="20"/>
-        </w:rPr>
-      </w:pPr>
-      <w:r>
-        <w:rPr>
-          <w:sz w:val="20"/>
-          <w:szCs w:val="20"/>
-        </w:rPr>
-        <w:t>Levantamento e Descrição das Entidades</w:t>
-      </w:r>
-    </w:p>
-    <w:p>
-      <w:pPr>
-        <w:pStyle w:val="BodyText"/>
-        <w:spacing w:lineRule="auto" w:line="259" w:before="0" w:after="0"/>
-        <w:rPr>
-          <w:sz w:val="20"/>
-          <w:szCs w:val="20"/>
-        </w:rPr>
-      </w:pPr>
-      <w:r>
-        <w:rPr>
-          <w:sz w:val="20"/>
-          <w:szCs w:val="20"/>
-        </w:rPr>
-        <w:t>Regras de Negócio</w:t>
-      </w:r>
-    </w:p>
-    <w:p>
-      <w:pPr>
-        <w:pStyle w:val="BodyText"/>
-        <w:spacing w:lineRule="auto" w:line="259" w:before="0" w:after="0"/>
-        <w:rPr>
-          <w:sz w:val="20"/>
-          <w:szCs w:val="20"/>
-        </w:rPr>
-      </w:pPr>
-      <w:r>
-        <w:rPr>
-          <w:sz w:val="20"/>
-          <w:szCs w:val="20"/>
-        </w:rPr>
-        <w:t xml:space="preserve">Modelo Conceitual </w:t>
-      </w:r>
-    </w:p>
-    <w:p>
-      <w:pPr>
-        <w:pStyle w:val="BodyText"/>
-        <w:spacing w:lineRule="auto" w:line="259" w:before="0" w:after="0"/>
-        <w:rPr>
-          <w:sz w:val="20"/>
-          <w:szCs w:val="20"/>
-        </w:rPr>
-      </w:pPr>
-      <w:r>
-        <w:rPr>
-          <w:sz w:val="20"/>
-          <w:szCs w:val="20"/>
-        </w:rPr>
-        <w:t xml:space="preserve">Modelo Lógico </w:t>
-      </w:r>
-    </w:p>
-    <w:p>
-      <w:pPr>
-        <w:pStyle w:val="BodyText"/>
-        <w:spacing w:lineRule="auto" w:line="259" w:before="0" w:after="0"/>
-        <w:rPr>
-          <w:sz w:val="20"/>
-          <w:szCs w:val="20"/>
-        </w:rPr>
-      </w:pPr>
-      <w:r>
-        <w:rPr>
-          <w:sz w:val="20"/>
-          <w:szCs w:val="20"/>
-        </w:rPr>
-        <w:t xml:space="preserve">Modelo Físico </w:t>
-      </w:r>
-    </w:p>
-    <w:p>
-      <w:pPr>
-        <w:pStyle w:val="BodyText"/>
-        <w:spacing w:lineRule="auto" w:line="259" w:before="0" w:after="0"/>
-        <w:rPr>
-          <w:sz w:val="20"/>
-          <w:szCs w:val="20"/>
-        </w:rPr>
-      </w:pPr>
-      <w:r>
-        <w:rPr>
-          <w:sz w:val="20"/>
-          <w:szCs w:val="20"/>
-        </w:rPr>
-        <w:t xml:space="preserve">Scripts SQL </w:t>
-      </w:r>
-    </w:p>
-    <w:p>
-      <w:pPr>
-        <w:pStyle w:val="BodyText"/>
-        <w:spacing w:lineRule="auto" w:line="259" w:before="0" w:after="0"/>
-        <w:rPr>
-          <w:sz w:val="20"/>
-          <w:szCs w:val="20"/>
-        </w:rPr>
-      </w:pPr>
-      <w:r>
-        <w:rPr>
-          <w:sz w:val="20"/>
-          <w:szCs w:val="20"/>
-        </w:rPr>
-        <w:t xml:space="preserve">Conclusão </w:t>
-      </w:r>
-    </w:p>
-    <w:p>
-      <w:pPr>
-        <w:pStyle w:val="BodyText"/>
-        <w:spacing w:lineRule="auto" w:line="259" w:before="0" w:after="0"/>
-        <w:rPr>
-          <w:sz w:val="20"/>
-          <w:szCs w:val="20"/>
-        </w:rPr>
-      </w:pPr>
-      <w:r>
-        <w:rPr>
-          <w:sz w:val="20"/>
-          <w:szCs w:val="20"/>
-        </w:rPr>
-        <w:t>Referências</w:t>
-      </w:r>
-    </w:p>
-    <w:p>
-      <w:pPr>
-        <w:pStyle w:val="Normal"/>
-        <w:rPr>
-          <w:sz w:val="20"/>
-          <w:szCs w:val="20"/>
-        </w:rPr>
-      </w:pPr>
-      <w:r>
-        <w:rPr>
-          <w:sz w:val="20"/>
-          <w:szCs w:val="20"/>
-        </w:rPr>
-      </w:r>
-    </w:p>
-    <w:p>
-      <w:pPr>
-        <w:pStyle w:val="Normal"/>
-        <w:rPr>
-          <w:sz w:val="20"/>
-          <w:szCs w:val="20"/>
-        </w:rPr>
-      </w:pPr>
-      <w:r>
-        <w:rPr>
-          <w:sz w:val="20"/>
-          <w:szCs w:val="20"/>
-        </w:rPr>
-      </w:r>
-    </w:p>
-    <w:p>
-      <w:pPr>
-        <w:pStyle w:val="Normal"/>
-        <w:rPr>
-          <w:sz w:val="20"/>
-          <w:szCs w:val="20"/>
-        </w:rPr>
-      </w:pPr>
-      <w:r>
-        <w:rPr>
-          <w:sz w:val="20"/>
-          <w:szCs w:val="20"/>
-        </w:rPr>
-      </w:r>
-    </w:p>
-    <w:p>
-      <w:pPr>
-        <w:pStyle w:val="Normal"/>
-        <w:rPr>
-          <w:sz w:val="20"/>
-          <w:szCs w:val="20"/>
-        </w:rPr>
-      </w:pPr>
-      <w:r>
-        <w:rPr>
-          <w:sz w:val="20"/>
-          <w:szCs w:val="20"/>
-        </w:rPr>
-      </w:r>
-    </w:p>
-    <w:p>
-      <w:pPr>
-        <w:pStyle w:val="Normal"/>
-        <w:rPr>
-          <w:sz w:val="20"/>
-          <w:szCs w:val="20"/>
-        </w:rPr>
-      </w:pPr>
-      <w:r>
-        <w:rPr>
-          <w:sz w:val="20"/>
-          <w:szCs w:val="20"/>
-        </w:rPr>
-      </w:r>
-    </w:p>
-    <w:p>
-      <w:pPr>
-        <w:pStyle w:val="Normal"/>
-        <w:rPr>
-          <w:sz w:val="20"/>
-          <w:szCs w:val="20"/>
-        </w:rPr>
-      </w:pPr>
-      <w:r>
-        <w:rPr>
-          <w:sz w:val="20"/>
-          <w:szCs w:val="20"/>
-        </w:rPr>
-      </w:r>
-    </w:p>
-    <w:p>
-      <w:pPr>
-        <w:pStyle w:val="Normal"/>
-        <w:rPr>
-          <w:sz w:val="20"/>
-          <w:szCs w:val="20"/>
-        </w:rPr>
-      </w:pPr>
-      <w:r>
-        <w:rPr>
-          <w:sz w:val="20"/>
-          <w:szCs w:val="20"/>
-        </w:rPr>
-      </w:r>
-    </w:p>
-    <w:p>
-      <w:pPr>
-        <w:pStyle w:val="Normal"/>
-        <w:rPr>
-          <w:sz w:val="20"/>
-          <w:szCs w:val="20"/>
-        </w:rPr>
-      </w:pPr>
-      <w:r>
-        <w:rPr>
-          <w:sz w:val="20"/>
-          <w:szCs w:val="20"/>
-        </w:rPr>
-      </w:r>
-    </w:p>
-    <w:p>
-      <w:pPr>
-        <w:pStyle w:val="Normal"/>
-        <w:rPr>
-          <w:sz w:val="20"/>
-          <w:szCs w:val="20"/>
-        </w:rPr>
-      </w:pPr>
-      <w:r>
-        <w:rPr>
-          <w:sz w:val="20"/>
-          <w:szCs w:val="20"/>
-        </w:rPr>
-      </w:r>
-    </w:p>
-    <w:p>
-      <w:pPr>
-        <w:pStyle w:val="Normal"/>
-        <w:rPr>
-          <w:sz w:val="20"/>
-          <w:szCs w:val="20"/>
-        </w:rPr>
-      </w:pPr>
-      <w:r>
-        <w:rPr>
-          <w:sz w:val="20"/>
-          <w:szCs w:val="20"/>
-        </w:rPr>
-      </w:r>
-    </w:p>
-    <w:p>
-      <w:pPr>
-        <w:pStyle w:val="Normal"/>
-        <w:rPr>
-          <w:sz w:val="20"/>
-          <w:szCs w:val="20"/>
-        </w:rPr>
-      </w:pPr>
-      <w:r>
-        <w:rPr>
-          <w:sz w:val="20"/>
-          <w:szCs w:val="20"/>
-        </w:rPr>
-      </w:r>
-    </w:p>
-    <w:p>
-      <w:pPr>
-        <w:pStyle w:val="Normal"/>
-        <w:rPr>
-          <w:sz w:val="20"/>
-          <w:szCs w:val="20"/>
-        </w:rPr>
-      </w:pPr>
-      <w:r>
-        <w:rPr>
-          <w:sz w:val="20"/>
-          <w:szCs w:val="20"/>
-        </w:rPr>
-      </w:r>
-    </w:p>
-    <w:p>
-      <w:pPr>
-        <w:pStyle w:val="Normal"/>
-        <w:rPr>
-          <w:sz w:val="20"/>
-          <w:szCs w:val="20"/>
-        </w:rPr>
-      </w:pPr>
-      <w:r>
-        <w:rPr>
-          <w:sz w:val="20"/>
-          <w:szCs w:val="20"/>
-        </w:rPr>
-      </w:r>
-    </w:p>
-    <w:p>
-      <w:pPr>
-        <w:pStyle w:val="Normal"/>
-        <w:rPr>
-          <w:sz w:val="20"/>
-          <w:szCs w:val="20"/>
-        </w:rPr>
-      </w:pPr>
-      <w:r>
-        <w:rPr>
-          <w:sz w:val="20"/>
-          <w:szCs w:val="20"/>
-        </w:rPr>
-      </w:r>
-    </w:p>
-    <w:p>
-      <w:pPr>
-        <w:pStyle w:val="Normal"/>
-        <w:rPr>
-          <w:sz w:val="20"/>
-          <w:szCs w:val="20"/>
-        </w:rPr>
-      </w:pPr>
-      <w:r>
-        <w:rPr>
-          <w:sz w:val="20"/>
-          <w:szCs w:val="20"/>
-        </w:rPr>
-      </w:r>
-    </w:p>
-    <w:p>
-      <w:pPr>
-        <w:pStyle w:val="Normal"/>
-        <w:rPr>
-          <w:sz w:val="20"/>
-          <w:szCs w:val="20"/>
-        </w:rPr>
-      </w:pPr>
-      <w:r>
-        <w:rPr>
-          <w:sz w:val="20"/>
-          <w:szCs w:val="20"/>
-        </w:rPr>
-      </w:r>
-    </w:p>
-    <w:p>
-      <w:pPr>
-        <w:pStyle w:val="Normal"/>
-        <w:rPr>
-          <w:sz w:val="20"/>
-          <w:szCs w:val="20"/>
-        </w:rPr>
-      </w:pPr>
-      <w:r>
-        <w:rPr>
-          <w:sz w:val="20"/>
-          <w:szCs w:val="20"/>
-        </w:rPr>
-      </w:r>
-    </w:p>
-    <w:p>
-      <w:pPr>
-        <w:pStyle w:val="Normal"/>
-        <w:rPr>
-          <w:sz w:val="20"/>
-          <w:szCs w:val="20"/>
-        </w:rPr>
-      </w:pPr>
-      <w:r>
-        <w:rPr>
-          <w:sz w:val="20"/>
-          <w:szCs w:val="20"/>
-        </w:rPr>
-      </w:r>
-    </w:p>
-    <w:p>
-      <w:pPr>
-        <w:pStyle w:val="Normal"/>
-        <w:rPr>
-          <w:sz w:val="20"/>
-          <w:szCs w:val="20"/>
-        </w:rPr>
-      </w:pPr>
-      <w:r>
-        <w:rPr>
-          <w:sz w:val="20"/>
-          <w:szCs w:val="20"/>
-        </w:rPr>
-        <w:t>Introdução</w:t>
-      </w:r>
-    </w:p>
-    <w:p>
-      <w:pPr>
-        <w:pStyle w:val="Normal"/>
-        <w:jc w:val="both"/>
-        <w:rPr>
-          <w:sz w:val="20"/>
-          <w:szCs w:val="20"/>
-        </w:rPr>
-      </w:pPr>
-      <w:r>
-        <w:rPr>
-          <w:sz w:val="20"/>
-          <w:szCs w:val="20"/>
-        </w:rPr>
-        <w:t>A parte central de qualquer sistema, independente do segmento de negócio, é o dado por este motivo ao longo do tempo sempre existiram abordagens e estudos com o propósito de se obter soluções que garantam levantamentos e mapeamentos adequados em cima de universos com escopos bem definidos. Um personagem extremamente importante neste sentido foi Peter Chen, criador do modelo de Entidade Relacionamento (ER) na década de 70, permitindo de uma forma bem clara e assertiva como as entidades de um universo se relacionam, dando uma visão semântica relacionada ao mundo real. Este modelo pode ser utilizado com diferentes visões de dados: modelo de rede, modelo de relacionamento e modelo de entidades. A partir deste modelo de relacionamento conceitual, define-se o modelo lógico que tem como proposta descer um pouco a abstração, saindo do conceitual e ficando mais próximo do contexto de um banco de dados, aplicando regras específicas que permitem se ter uma visão de como esta modelo será implementado. E por fim o modelo físico, que complementa o lógico com aspectos que serão utilizados nas criações das tabelas através de scripts DDLs</w:t>
-      </w:r>
-    </w:p>
-    <w:p>
-      <w:pPr>
-        <w:pStyle w:val="Normal"/>
-        <w:jc w:val="both"/>
-        <w:rPr>
-          <w:sz w:val="20"/>
-          <w:szCs w:val="20"/>
-        </w:rPr>
-      </w:pPr>
-      <w:r>
-        <w:rPr>
-          <w:sz w:val="20"/>
-          <w:szCs w:val="20"/>
-        </w:rPr>
-        <w:t>Chat GPT</w:t>
-      </w:r>
-    </w:p>
-    <w:p>
-      <w:pPr>
-        <w:pStyle w:val="Normal"/>
-        <w:spacing w:before="0" w:after="0"/>
-        <w:rPr>
-          <w:sz w:val="20"/>
-          <w:szCs w:val="20"/>
-        </w:rPr>
-      </w:pPr>
-      <w:r>
-        <w:rPr>
-          <w:sz w:val="20"/>
-          <w:szCs w:val="20"/>
-        </w:rPr>
-        <w:t>Introdução</w:t>
-      </w:r>
-    </w:p>
-    <w:p>
-      <w:pPr>
-        <w:pStyle w:val="BodyText"/>
-        <w:spacing w:before="0" w:after="0"/>
-        <w:jc w:val="both"/>
-        <w:rPr>
-          <w:sz w:val="20"/>
-          <w:szCs w:val="20"/>
-        </w:rPr>
-      </w:pPr>
-      <w:r>
-        <w:rPr>
-          <w:sz w:val="20"/>
-          <w:szCs w:val="20"/>
-        </w:rPr>
-        <w:t>A informação é o elemento central de qualquer sistema, independentemente do domínio de negócio. Nesse contexto, ao longo do tempo, diversas abordagens e metodologias foram desenvolvidas com o objetivo de estruturar, organizar e representar os dados de forma consistente, garantindo um correto entendimento do universo analisado.</w:t>
-      </w:r>
-    </w:p>
-    <w:p>
-      <w:pPr>
-        <w:pStyle w:val="BodyText"/>
-        <w:spacing w:lineRule="auto" w:line="259" w:before="0" w:after="160"/>
-        <w:jc w:val="both"/>
-        <w:rPr>
-          <w:sz w:val="20"/>
-          <w:szCs w:val="20"/>
-        </w:rPr>
-      </w:pPr>
-      <w:r>
-        <w:rPr>
-          <w:sz w:val="20"/>
-          <w:szCs w:val="20"/>
-        </w:rPr>
-        <w:t>Um marco importante nessa evolução foi a proposta do modelo Entidade-Relacionamento (ER), introduzido por Peter Chen na década de 1970. Esse modelo possibilita representar, de forma clara e estruturada, as entidades de um domínio e os relacionamentos entre elas, fornecendo uma visão conceitual alinhada ao mundo real.</w:t>
-      </w:r>
-    </w:p>
-    <w:p>
-      <w:pPr>
-        <w:pStyle w:val="BodyText"/>
-        <w:spacing w:lineRule="auto" w:line="259" w:before="0" w:after="160"/>
-        <w:jc w:val="both"/>
-        <w:rPr>
-          <w:sz w:val="20"/>
-          <w:szCs w:val="20"/>
-        </w:rPr>
-      </w:pPr>
-      <w:r>
-        <w:rPr>
-          <w:sz w:val="20"/>
-          <w:szCs w:val="20"/>
-        </w:rPr>
-        <w:t>A partir do modelo conceitual, evolui-se para o modelo lógico, que reduz o nível de abstração e traduz as entidades e relacionamentos em estruturas compatíveis com o modelo relacional, incorporando regras como definição de chaves primárias e estrangeiras. Por fim, o modelo físico detalha a implementação no sistema gerenciador de banco de dados (SGBD), incluindo tipos de dados, índices, restrições e scripts de definição de dados (DDL).</w:t>
-      </w:r>
-    </w:p>
-    <w:p>
-      <w:pPr>
-        <w:pStyle w:val="BodyText"/>
-        <w:spacing w:lineRule="auto" w:line="259" w:before="0" w:after="160"/>
-        <w:jc w:val="both"/>
-        <w:rPr>
-          <w:sz w:val="20"/>
-          <w:szCs w:val="20"/>
-        </w:rPr>
-      </w:pPr>
-      <w:r>
-        <w:rPr>
-          <w:sz w:val="20"/>
-          <w:szCs w:val="20"/>
-        </w:rPr>
-        <w:t>No contexto do mercado financeiro, especialmente em sistemas voltados para a bolsa de valores, a correta modelagem dos dados é fundamental para representar informações como investidores, ativos financeiros, transações e variações de cotação ao longo do tempo. Dessa forma, a utilização adequada dos modelos conceitual, lógico e físico torna-se essencial para garantir consistência, integridade e desempenho no armazenamento e na consulta dessas informações.</w:t>
-      </w:r>
-    </w:p>
-    <w:p>
-      <w:pPr>
-        <w:pStyle w:val="Normal"/>
-        <w:jc w:val="both"/>
-        <w:rPr>
-          <w:sz w:val="20"/>
-          <w:szCs w:val="20"/>
-        </w:rPr>
-      </w:pPr>
-      <w:r>
-        <w:rPr>
-          <w:sz w:val="20"/>
-          <w:szCs w:val="20"/>
-        </w:rPr>
-      </w:r>
-    </w:p>
-    <w:p>
-      <w:pPr>
-        <w:pStyle w:val="Normal"/>
-        <w:jc w:val="both"/>
-        <w:rPr>
-          <w:sz w:val="20"/>
-          <w:szCs w:val="20"/>
-        </w:rPr>
-      </w:pPr>
-      <w:r>
-        <w:rPr>
-          <w:sz w:val="20"/>
-          <w:szCs w:val="20"/>
-        </w:rPr>
-      </w:r>
-    </w:p>
-    <w:p>
-      <w:pPr>
-        <w:pStyle w:val="Normal"/>
-        <w:jc w:val="both"/>
-        <w:rPr>
-          <w:sz w:val="20"/>
-          <w:szCs w:val="20"/>
-        </w:rPr>
-      </w:pPr>
-      <w:r>
-        <w:rPr>
-          <w:sz w:val="20"/>
-          <w:szCs w:val="20"/>
-        </w:rPr>
-      </w:r>
-    </w:p>
-    <w:p>
-      <w:pPr>
-        <w:pStyle w:val="Normal"/>
-        <w:jc w:val="both"/>
-        <w:rPr>
-          <w:sz w:val="20"/>
-          <w:szCs w:val="20"/>
-        </w:rPr>
-      </w:pPr>
-      <w:r>
-        <w:rPr>
-          <w:sz w:val="20"/>
-          <w:szCs w:val="20"/>
-        </w:rPr>
-      </w:r>
-    </w:p>
-    <w:p>
-      <w:pPr>
-        <w:pStyle w:val="Normal"/>
-        <w:rPr>
-          <w:sz w:val="20"/>
-          <w:szCs w:val="20"/>
-        </w:rPr>
-      </w:pPr>
-      <w:r>
-        <w:rPr>
-          <w:sz w:val="20"/>
-          <w:szCs w:val="20"/>
-        </w:rPr>
-      </w:r>
-    </w:p>
-    <w:p>
-      <w:pPr>
-        <w:pStyle w:val="Normal"/>
-        <w:spacing w:before="0" w:after="0"/>
-        <w:rPr>
-          <w:b/>
-          <w:bCs/>
-          <w:i/>
-          <w:iCs/>
-          <w:sz w:val="20"/>
-          <w:szCs w:val="20"/>
-        </w:rPr>
-      </w:pPr>
-      <w:r>
-        <w:rPr>
-          <w:b/>
-          <w:bCs/>
-          <w:i/>
-          <w:iCs/>
-          <w:sz w:val="20"/>
-          <w:szCs w:val="20"/>
-        </w:rPr>
-        <w:t>Objetivo</w:t>
+        <w:rPr>
+          <w:color w:val="2A6099"/>
+        </w:rPr>
+      </w:pPr>
+      <w:r>
+        <w:rPr>
+          <w:b/>
+          <w:bCs/>
+          <w:i/>
+          <w:iCs/>
+          <w:color w:val="2A6099"/>
+          <w:sz w:val="20"/>
+          <w:szCs w:val="20"/>
+        </w:rPr>
+        <w:t>2 - Objetivo</w:t>
       </w:r>
     </w:p>
     <w:p>
@@ -846,49 +987,12 @@
           <w:sz w:val="20"/>
           <w:szCs w:val="20"/>
         </w:rPr>
-        <w:t xml:space="preserve">Implementar tabelas de um banco de dados com características relacionais para um sistema de cotação de bolsa de valores, utilizando-se como metodologia modelos conceitual, lógico e físico.  </w:t>
       </w:r>
     </w:p>
     <w:p>
       <w:pPr>
         <w:pStyle w:val="Normal"/>
-        <w:rPr>
-          <w:sz w:val="20"/>
-          <w:szCs w:val="20"/>
-        </w:rPr>
-      </w:pPr>
-      <w:r>
-        <w:rPr>
-          <w:sz w:val="20"/>
-          <w:szCs w:val="20"/>
-        </w:rPr>
-      </w:r>
-    </w:p>
-    <w:p>
-      <w:pPr>
-        <w:pStyle w:val="BodyText"/>
-        <w:spacing w:lineRule="auto" w:line="259" w:before="0" w:after="0"/>
-        <w:rPr>
-          <w:sz w:val="20"/>
-          <w:szCs w:val="20"/>
-        </w:rPr>
-      </w:pPr>
-      <w:r>
-        <w:rPr>
-          <w:b/>
-          <w:bCs/>
-          <w:i/>
-          <w:iCs/>
-          <w:sz w:val="20"/>
-          <w:szCs w:val="20"/>
-        </w:rPr>
-        <w:t>Casos de Uso (enunciado recebido)</w:t>
-      </w:r>
-    </w:p>
-    <w:p>
-      <w:pPr>
-        <w:pStyle w:val="BodyText"/>
-        <w:spacing w:lineRule="auto" w:line="259" w:before="0" w:after="0"/>
+        <w:spacing w:before="0" w:after="0"/>
         <w:jc w:val="both"/>
         <w:rPr>
           <w:sz w:val="20"/>
@@ -900,6 +1004,92 @@
           <w:sz w:val="20"/>
           <w:szCs w:val="20"/>
         </w:rPr>
+        <w:t>Implementar tabelas de um banco de dados com características relacionais para um sistema de cotação de bolsa de valores, utilizando-se como metodologia modelos conceitual, lógico e físico.</w:t>
+      </w:r>
+    </w:p>
+    <w:p>
+      <w:pPr>
+        <w:pStyle w:val="Normal"/>
+        <w:rPr>
+          <w:sz w:val="20"/>
+          <w:szCs w:val="20"/>
+        </w:rPr>
+      </w:pPr>
+      <w:r>
+        <w:rPr>
+          <w:sz w:val="20"/>
+          <w:szCs w:val="20"/>
+        </w:rPr>
+      </w:r>
+    </w:p>
+    <w:p>
+      <w:pPr>
+        <w:pStyle w:val="Normal"/>
+        <w:rPr>
+          <w:sz w:val="20"/>
+          <w:szCs w:val="20"/>
+        </w:rPr>
+      </w:pPr>
+      <w:r>
+        <w:rPr>
+          <w:sz w:val="20"/>
+          <w:szCs w:val="20"/>
+        </w:rPr>
+      </w:r>
+    </w:p>
+    <w:p>
+      <w:pPr>
+        <w:pStyle w:val="BodyText"/>
+        <w:spacing w:lineRule="auto" w:line="259" w:before="0" w:after="0"/>
+        <w:rPr>
+          <w:color w:val="2A6099"/>
+        </w:rPr>
+      </w:pPr>
+      <w:r>
+        <w:rPr>
+          <w:b/>
+          <w:bCs/>
+          <w:i/>
+          <w:iCs/>
+          <w:color w:val="2A6099"/>
+          <w:sz w:val="20"/>
+          <w:szCs w:val="20"/>
+        </w:rPr>
+        <w:t>3 - Casos de Uso (enunciado recebido)</w:t>
+      </w:r>
+    </w:p>
+    <w:p>
+      <w:pPr>
+        <w:pStyle w:val="BodyText"/>
+        <w:spacing w:lineRule="auto" w:line="259" w:before="0" w:after="0"/>
+        <w:jc w:val="both"/>
+        <w:rPr>
+          <w:sz w:val="20"/>
+          <w:szCs w:val="20"/>
+        </w:rPr>
+      </w:pPr>
+      <w:r>
+        <w:rPr>
+          <w:sz w:val="20"/>
+          <w:szCs w:val="20"/>
+        </w:rPr>
+      </w:r>
+    </w:p>
+    <w:p>
+      <w:pPr>
+        <w:pStyle w:val="BodyText"/>
+        <w:spacing w:lineRule="auto" w:line="259" w:before="0" w:after="0"/>
+        <w:jc w:val="both"/>
+        <w:rPr>
+          <w:sz w:val="20"/>
+          <w:szCs w:val="20"/>
+        </w:rPr>
+      </w:pPr>
+      <w:r>
+        <w:rPr>
+          <w:sz w:val="20"/>
+          <w:szCs w:val="20"/>
+        </w:rPr>
         <w:t>Uma corretora deseja criar um sistema para gerenciar Investidores, Ações e suas Negociações na bolsa de valores. Cada Investidor deve ser identificado por um CPF ou CNPJ, além de possuir nome completo, tipo de investidor (pessoa física ou jurídica), e-mail e telefone. Já cada Ação pertence a uma Empresa listada na bolsa, identificada por seu ticker (código de negociação), além de atributos como nome da empresa, setor de atuação e valor de mercado.</w:t>
       </w:r>
     </w:p>
@@ -1063,280 +1253,36 @@
         <w:pStyle w:val="BodyText"/>
         <w:spacing w:lineRule="auto" w:line="259" w:before="0" w:after="0"/>
         <w:rPr>
-          <w:sz w:val="20"/>
-          <w:szCs w:val="20"/>
-        </w:rPr>
-      </w:pPr>
-      <w:r>
-        <w:rPr>
-          <w:sz w:val="20"/>
-          <w:szCs w:val="20"/>
-        </w:rPr>
-      </w:r>
-    </w:p>
-    <w:p>
-      <w:pPr>
-        <w:pStyle w:val="BodyText"/>
-        <w:spacing w:lineRule="auto" w:line="259" w:before="0" w:after="0"/>
-        <w:rPr>
-          <w:sz w:val="20"/>
-          <w:szCs w:val="20"/>
-        </w:rPr>
-      </w:pPr>
-      <w:r>
-        <w:rPr>
-          <w:sz w:val="20"/>
-          <w:szCs w:val="20"/>
-        </w:rPr>
-      </w:r>
-    </w:p>
-    <w:p>
-      <w:pPr>
-        <w:pStyle w:val="BodyText"/>
-        <w:spacing w:lineRule="auto" w:line="259" w:before="0" w:after="0"/>
-        <w:rPr>
-          <w:sz w:val="20"/>
-          <w:szCs w:val="20"/>
-        </w:rPr>
-      </w:pPr>
-      <w:r>
-        <w:rPr>
-          <w:sz w:val="20"/>
-          <w:szCs w:val="20"/>
-        </w:rPr>
-      </w:r>
-    </w:p>
-    <w:p>
-      <w:pPr>
-        <w:pStyle w:val="BodyText"/>
-        <w:spacing w:lineRule="auto" w:line="259" w:before="0" w:after="0"/>
-        <w:rPr>
-          <w:sz w:val="20"/>
-          <w:szCs w:val="20"/>
-        </w:rPr>
-      </w:pPr>
-      <w:r>
-        <w:rPr>
-          <w:sz w:val="20"/>
-          <w:szCs w:val="20"/>
-        </w:rPr>
-      </w:r>
-    </w:p>
-    <w:p>
-      <w:pPr>
-        <w:pStyle w:val="BodyText"/>
-        <w:spacing w:lineRule="auto" w:line="259" w:before="0" w:after="0"/>
-        <w:rPr>
-          <w:sz w:val="20"/>
-          <w:szCs w:val="20"/>
-        </w:rPr>
-      </w:pPr>
-      <w:r>
-        <w:rPr>
-          <w:sz w:val="20"/>
-          <w:szCs w:val="20"/>
-        </w:rPr>
-      </w:r>
-    </w:p>
-    <w:p>
-      <w:pPr>
-        <w:pStyle w:val="BodyText"/>
-        <w:spacing w:lineRule="auto" w:line="259" w:before="0" w:after="0"/>
-        <w:rPr>
-          <w:sz w:val="20"/>
-          <w:szCs w:val="20"/>
-        </w:rPr>
-      </w:pPr>
-      <w:r>
-        <w:rPr>
-          <w:sz w:val="20"/>
-          <w:szCs w:val="20"/>
-        </w:rPr>
-      </w:r>
-    </w:p>
-    <w:p>
-      <w:pPr>
-        <w:pStyle w:val="BodyText"/>
-        <w:spacing w:lineRule="auto" w:line="259" w:before="0" w:after="0"/>
-        <w:rPr>
-          <w:sz w:val="20"/>
-          <w:szCs w:val="20"/>
-        </w:rPr>
-      </w:pPr>
-      <w:r>
-        <w:rPr>
-          <w:sz w:val="20"/>
-          <w:szCs w:val="20"/>
-        </w:rPr>
-      </w:r>
-    </w:p>
-    <w:p>
-      <w:pPr>
-        <w:pStyle w:val="BodyText"/>
-        <w:spacing w:lineRule="auto" w:line="259" w:before="0" w:after="0"/>
-        <w:rPr>
-          <w:sz w:val="20"/>
-          <w:szCs w:val="20"/>
-        </w:rPr>
-      </w:pPr>
-      <w:r>
-        <w:rPr>
-          <w:sz w:val="20"/>
-          <w:szCs w:val="20"/>
-        </w:rPr>
-      </w:r>
-    </w:p>
-    <w:p>
-      <w:pPr>
-        <w:pStyle w:val="BodyText"/>
-        <w:spacing w:lineRule="auto" w:line="259" w:before="0" w:after="0"/>
-        <w:rPr>
-          <w:sz w:val="20"/>
-          <w:szCs w:val="20"/>
-        </w:rPr>
-      </w:pPr>
-      <w:r>
-        <w:rPr>
-          <w:sz w:val="20"/>
-          <w:szCs w:val="20"/>
-        </w:rPr>
-      </w:r>
-    </w:p>
-    <w:p>
-      <w:pPr>
-        <w:pStyle w:val="BodyText"/>
-        <w:spacing w:lineRule="auto" w:line="259" w:before="0" w:after="0"/>
-        <w:rPr>
-          <w:sz w:val="20"/>
-          <w:szCs w:val="20"/>
-        </w:rPr>
-      </w:pPr>
-      <w:r>
-        <w:rPr>
-          <w:sz w:val="20"/>
-          <w:szCs w:val="20"/>
-        </w:rPr>
-      </w:r>
-    </w:p>
-    <w:p>
-      <w:pPr>
-        <w:pStyle w:val="BodyText"/>
-        <w:spacing w:lineRule="auto" w:line="259" w:before="0" w:after="0"/>
-        <w:rPr>
-          <w:sz w:val="20"/>
-          <w:szCs w:val="20"/>
-        </w:rPr>
-      </w:pPr>
-      <w:r>
-        <w:rPr>
-          <w:sz w:val="20"/>
-          <w:szCs w:val="20"/>
-        </w:rPr>
-      </w:r>
-    </w:p>
-    <w:p>
-      <w:pPr>
-        <w:pStyle w:val="BodyText"/>
-        <w:spacing w:lineRule="auto" w:line="259" w:before="0" w:after="0"/>
-        <w:rPr>
-          <w:sz w:val="20"/>
-          <w:szCs w:val="20"/>
-        </w:rPr>
-      </w:pPr>
-      <w:r>
-        <w:rPr>
-          <w:sz w:val="20"/>
-          <w:szCs w:val="20"/>
-        </w:rPr>
-      </w:r>
-    </w:p>
-    <w:p>
-      <w:pPr>
-        <w:pStyle w:val="BodyText"/>
-        <w:spacing w:lineRule="auto" w:line="259" w:before="0" w:after="0"/>
-        <w:rPr>
-          <w:sz w:val="20"/>
-          <w:szCs w:val="20"/>
-        </w:rPr>
-      </w:pPr>
-      <w:r>
-        <w:rPr>
-          <w:sz w:val="20"/>
-          <w:szCs w:val="20"/>
-        </w:rPr>
-      </w:r>
-    </w:p>
-    <w:p>
-      <w:pPr>
-        <w:pStyle w:val="BodyText"/>
-        <w:spacing w:lineRule="auto" w:line="259" w:before="0" w:after="0"/>
-        <w:rPr>
-          <w:sz w:val="20"/>
-          <w:szCs w:val="20"/>
-        </w:rPr>
-      </w:pPr>
-      <w:r>
-        <w:rPr>
-          <w:sz w:val="20"/>
-          <w:szCs w:val="20"/>
-        </w:rPr>
-      </w:r>
-    </w:p>
-    <w:p>
-      <w:pPr>
-        <w:pStyle w:val="BodyText"/>
-        <w:spacing w:lineRule="auto" w:line="259" w:before="0" w:after="0"/>
-        <w:rPr>
-          <w:sz w:val="20"/>
-          <w:szCs w:val="20"/>
-        </w:rPr>
-      </w:pPr>
-      <w:r>
-        <w:rPr>
-          <w:sz w:val="20"/>
-          <w:szCs w:val="20"/>
-        </w:rPr>
-      </w:r>
-    </w:p>
-    <w:p>
-      <w:pPr>
-        <w:pStyle w:val="BodyText"/>
-        <w:spacing w:lineRule="auto" w:line="259" w:before="0" w:after="0"/>
-        <w:rPr>
-          <w:sz w:val="20"/>
-          <w:szCs w:val="20"/>
-        </w:rPr>
-      </w:pPr>
-      <w:r>
-        <w:rPr>
-          <w:sz w:val="20"/>
-          <w:szCs w:val="20"/>
-        </w:rPr>
-      </w:r>
-    </w:p>
-    <w:p>
-      <w:pPr>
-        <w:pStyle w:val="BodyText"/>
-        <w:spacing w:lineRule="auto" w:line="259" w:before="0" w:after="0"/>
-        <w:rPr>
-          <w:b/>
-          <w:bCs/>
-          <w:i/>
-          <w:iCs/>
-          <w:sz w:val="20"/>
-          <w:szCs w:val="20"/>
-        </w:rPr>
-      </w:pPr>
-      <w:r>
-        <w:rPr>
-          <w:b/>
-          <w:bCs/>
-          <w:i/>
-          <w:iCs/>
-          <w:sz w:val="20"/>
-          <w:szCs w:val="20"/>
-        </w:rPr>
-        <w:t>Levantamento e Descrição das Entidades</w:t>
+          <w:color w:val="2A6099"/>
+        </w:rPr>
+      </w:pPr>
+      <w:r>
+        <w:rPr>
+          <w:b/>
+          <w:bCs/>
+          <w:i/>
+          <w:iCs/>
+          <w:color w:val="2A6099"/>
+          <w:sz w:val="20"/>
+          <w:szCs w:val="20"/>
+        </w:rPr>
+        <w:t>4 - Levantamento e Descrição das Entidades</w:t>
+      </w:r>
+    </w:p>
+    <w:p>
+      <w:pPr>
+        <w:pStyle w:val="BodyText"/>
+        <w:spacing w:lineRule="auto" w:line="259" w:before="0" w:after="0"/>
+        <w:rPr>
+          <w:sz w:val="20"/>
+          <w:szCs w:val="20"/>
+        </w:rPr>
+      </w:pPr>
+      <w:r>
+        <w:rPr>
+          <w:sz w:val="20"/>
+          <w:szCs w:val="20"/>
+        </w:rPr>
       </w:r>
     </w:p>
     <w:p>
@@ -1370,8 +1316,8 @@
         </w:tblCellMar>
       </w:tblPr>
       <w:tblGrid>
-        <w:gridCol w:w="2611"/>
-        <w:gridCol w:w="6618"/>
+        <w:gridCol w:w="2609"/>
+        <w:gridCol w:w="6620"/>
       </w:tblGrid>
       <w:tr>
         <w:trPr>
@@ -1379,7 +1325,7 @@
         </w:trPr>
         <w:tc>
           <w:tcPr>
-            <w:tcW w:w="2611" w:type="dxa"/>
+            <w:tcW w:w="2609" w:type="dxa"/>
             <w:tcBorders>
               <w:top w:val="single" w:sz="4" w:space="0" w:color="000000"/>
               <w:start w:val="single" w:sz="4" w:space="0" w:color="000000"/>
@@ -1395,17 +1341,21 @@
               <w:bidi w:val="0"/>
               <w:spacing w:lineRule="auto" w:line="259" w:before="0" w:after="160"/>
               <w:jc w:val="start"/>
-              <w:rPr/>
+              <w:rPr>
+                <w:color w:val="2A6099"/>
+              </w:rPr>
             </w:pPr>
             <w:r>
-              <w:rPr/>
+              <w:rPr>
+                <w:color w:val="2A6099"/>
+              </w:rPr>
               <w:t>Entidade</w:t>
             </w:r>
           </w:p>
         </w:tc>
         <w:tc>
           <w:tcPr>
-            <w:tcW w:w="6618" w:type="dxa"/>
+            <w:tcW w:w="6620" w:type="dxa"/>
             <w:tcBorders>
               <w:top w:val="single" w:sz="4" w:space="0" w:color="000000"/>
               <w:start w:val="single" w:sz="4" w:space="0" w:color="000000"/>
@@ -1435,7 +1385,7 @@
         <w:trPr/>
         <w:tc>
           <w:tcPr>
-            <w:tcW w:w="2611" w:type="dxa"/>
+            <w:tcW w:w="2609" w:type="dxa"/>
             <w:tcBorders>
               <w:start w:val="single" w:sz="4" w:space="0" w:color="000000"/>
               <w:bottom w:val="single" w:sz="4" w:space="0" w:color="000000"/>
@@ -1455,7 +1405,7 @@
         </w:tc>
         <w:tc>
           <w:tcPr>
-            <w:tcW w:w="6618" w:type="dxa"/>
+            <w:tcW w:w="6620" w:type="dxa"/>
             <w:tcBorders>
               <w:start w:val="single" w:sz="4" w:space="0" w:color="000000"/>
               <w:bottom w:val="single" w:sz="4" w:space="0" w:color="000000"/>
@@ -1479,7 +1429,7 @@
         <w:trPr/>
         <w:tc>
           <w:tcPr>
-            <w:tcW w:w="2611" w:type="dxa"/>
+            <w:tcW w:w="2609" w:type="dxa"/>
             <w:tcBorders>
               <w:start w:val="single" w:sz="4" w:space="0" w:color="000000"/>
               <w:bottom w:val="single" w:sz="4" w:space="0" w:color="000000"/>
@@ -1499,7 +1449,7 @@
         </w:tc>
         <w:tc>
           <w:tcPr>
-            <w:tcW w:w="6618" w:type="dxa"/>
+            <w:tcW w:w="6620" w:type="dxa"/>
             <w:tcBorders>
               <w:start w:val="single" w:sz="4" w:space="0" w:color="000000"/>
               <w:bottom w:val="single" w:sz="4" w:space="0" w:color="000000"/>
@@ -1523,7 +1473,7 @@
         <w:trPr/>
         <w:tc>
           <w:tcPr>
-            <w:tcW w:w="2611" w:type="dxa"/>
+            <w:tcW w:w="2609" w:type="dxa"/>
             <w:tcBorders>
               <w:start w:val="single" w:sz="4" w:space="0" w:color="000000"/>
               <w:bottom w:val="single" w:sz="4" w:space="0" w:color="000000"/>
@@ -1543,7 +1493,7 @@
         </w:tc>
         <w:tc>
           <w:tcPr>
-            <w:tcW w:w="6618" w:type="dxa"/>
+            <w:tcW w:w="6620" w:type="dxa"/>
             <w:tcBorders>
               <w:start w:val="single" w:sz="4" w:space="0" w:color="000000"/>
               <w:bottom w:val="single" w:sz="4" w:space="0" w:color="000000"/>
@@ -1567,7 +1517,7 @@
         <w:trPr/>
         <w:tc>
           <w:tcPr>
-            <w:tcW w:w="2611" w:type="dxa"/>
+            <w:tcW w:w="2609" w:type="dxa"/>
             <w:tcBorders>
               <w:start w:val="single" w:sz="4" w:space="0" w:color="000000"/>
               <w:bottom w:val="single" w:sz="4" w:space="0" w:color="000000"/>
@@ -1587,7 +1537,7 @@
         </w:tc>
         <w:tc>
           <w:tcPr>
-            <w:tcW w:w="6618" w:type="dxa"/>
+            <w:tcW w:w="6620" w:type="dxa"/>
             <w:tcBorders>
               <w:start w:val="single" w:sz="4" w:space="0" w:color="000000"/>
               <w:bottom w:val="single" w:sz="4" w:space="0" w:color="000000"/>
@@ -1604,6 +1554,7 @@
             </w:pPr>
             <w:r>
               <w:rPr/>
+              <w:t>Correspondem a compra e venda de ações de determinadas empresas por investidores com registro da data e hora como também a quantidade de ações negociadas.</w:t>
             </w:r>
           </w:p>
         </w:tc>
@@ -1612,7 +1563,7 @@
         <w:trPr/>
         <w:tc>
           <w:tcPr>
-            <w:tcW w:w="2611" w:type="dxa"/>
+            <w:tcW w:w="2609" w:type="dxa"/>
             <w:tcBorders>
               <w:start w:val="single" w:sz="4" w:space="0" w:color="000000"/>
               <w:bottom w:val="single" w:sz="4" w:space="0" w:color="000000"/>
@@ -1632,7 +1583,7 @@
         </w:tc>
         <w:tc>
           <w:tcPr>
-            <w:tcW w:w="6618" w:type="dxa"/>
+            <w:tcW w:w="6620" w:type="dxa"/>
             <w:tcBorders>
               <w:start w:val="single" w:sz="4" w:space="0" w:color="000000"/>
               <w:bottom w:val="single" w:sz="4" w:space="0" w:color="000000"/>
@@ -1649,6 +1600,7 @@
             </w:pPr>
             <w:r>
               <w:rPr/>
+              <w:t>Registro das cotações das ações ao longo do tempo.</w:t>
             </w:r>
           </w:p>
         </w:tc>
@@ -1716,169 +1668,2694 @@
           <w:sz w:val="20"/>
           <w:szCs w:val="20"/>
         </w:rPr>
-        <w:t>Regras de Negócio</w:t>
-      </w:r>
-    </w:p>
-    <w:p>
-      <w:pPr>
-        <w:pStyle w:val="BodyText"/>
-        <w:spacing w:lineRule="auto" w:line="259" w:before="0" w:after="0"/>
-        <w:rPr>
-          <w:sz w:val="20"/>
-          <w:szCs w:val="20"/>
-        </w:rPr>
-      </w:pPr>
-      <w:r>
-        <w:rPr>
-          <w:sz w:val="20"/>
-          <w:szCs w:val="20"/>
-        </w:rPr>
-      </w:r>
-    </w:p>
-    <w:p>
-      <w:pPr>
-        <w:pStyle w:val="BodyText"/>
-        <w:spacing w:lineRule="auto" w:line="259" w:before="0" w:after="0"/>
-        <w:rPr>
-          <w:sz w:val="20"/>
-          <w:szCs w:val="20"/>
-        </w:rPr>
-      </w:pPr>
-      <w:r>
-        <w:rPr>
-          <w:sz w:val="20"/>
-          <w:szCs w:val="20"/>
-        </w:rPr>
-      </w:r>
-    </w:p>
-    <w:p>
-      <w:pPr>
-        <w:pStyle w:val="BodyText"/>
-        <w:spacing w:lineRule="auto" w:line="259" w:before="0" w:after="0"/>
-        <w:rPr>
-          <w:sz w:val="20"/>
-          <w:szCs w:val="20"/>
-        </w:rPr>
-      </w:pPr>
-      <w:r>
-        <w:rPr>
-          <w:sz w:val="20"/>
-          <w:szCs w:val="20"/>
-        </w:rPr>
-      </w:r>
-    </w:p>
-    <w:p>
-      <w:pPr>
-        <w:pStyle w:val="BodyText"/>
-        <w:spacing w:lineRule="auto" w:line="259" w:before="0" w:after="0"/>
-        <w:rPr>
-          <w:sz w:val="20"/>
-          <w:szCs w:val="20"/>
-        </w:rPr>
-      </w:pPr>
-      <w:r>
-        <w:rPr>
-          <w:sz w:val="20"/>
-          <w:szCs w:val="20"/>
-        </w:rPr>
-      </w:r>
-    </w:p>
-    <w:p>
-      <w:pPr>
-        <w:pStyle w:val="BodyText"/>
-        <w:spacing w:lineRule="auto" w:line="259" w:before="0" w:after="0"/>
-        <w:rPr>
-          <w:sz w:val="20"/>
-          <w:szCs w:val="20"/>
-        </w:rPr>
-      </w:pPr>
-      <w:r>
-        <w:rPr>
-          <w:sz w:val="20"/>
-          <w:szCs w:val="20"/>
-        </w:rPr>
-        <w:t xml:space="preserve">Modelo Conceitual </w:t>
-      </w:r>
-    </w:p>
-    <w:p>
-      <w:pPr>
-        <w:pStyle w:val="BodyText"/>
-        <w:spacing w:lineRule="auto" w:line="259" w:before="0" w:after="0"/>
-        <w:rPr>
-          <w:sz w:val="20"/>
-          <w:szCs w:val="20"/>
-        </w:rPr>
-      </w:pPr>
-      <w:r>
-        <w:rPr>
-          <w:sz w:val="20"/>
-          <w:szCs w:val="20"/>
-        </w:rPr>
-        <w:t xml:space="preserve">Modelo Lógico </w:t>
-      </w:r>
-    </w:p>
-    <w:p>
-      <w:pPr>
-        <w:pStyle w:val="BodyText"/>
-        <w:spacing w:lineRule="auto" w:line="259" w:before="0" w:after="0"/>
-        <w:rPr>
-          <w:sz w:val="20"/>
-          <w:szCs w:val="20"/>
-        </w:rPr>
-      </w:pPr>
-      <w:r>
-        <w:rPr>
-          <w:sz w:val="20"/>
-          <w:szCs w:val="20"/>
-        </w:rPr>
-        <w:t xml:space="preserve">Modelo Físico </w:t>
-      </w:r>
-    </w:p>
-    <w:p>
-      <w:pPr>
-        <w:pStyle w:val="BodyText"/>
-        <w:spacing w:lineRule="auto" w:line="259" w:before="0" w:after="0"/>
-        <w:rPr>
-          <w:sz w:val="20"/>
-          <w:szCs w:val="20"/>
-        </w:rPr>
-      </w:pPr>
-      <w:r>
-        <w:rPr>
-          <w:sz w:val="20"/>
-          <w:szCs w:val="20"/>
-        </w:rPr>
-        <w:t xml:space="preserve">Scripts SQL </w:t>
-      </w:r>
-    </w:p>
-    <w:p>
-      <w:pPr>
-        <w:pStyle w:val="BodyText"/>
-        <w:spacing w:lineRule="auto" w:line="259" w:before="0" w:after="0"/>
-        <w:rPr>
-          <w:sz w:val="20"/>
-          <w:szCs w:val="20"/>
-        </w:rPr>
-      </w:pPr>
-      <w:r>
-        <w:rPr>
-          <w:sz w:val="20"/>
-          <w:szCs w:val="20"/>
-        </w:rPr>
-        <w:t xml:space="preserve">Conclusão </w:t>
-      </w:r>
-    </w:p>
-    <w:p>
-      <w:pPr>
-        <w:pStyle w:val="BodyText"/>
-        <w:spacing w:lineRule="auto" w:line="259" w:before="0" w:after="0"/>
-        <w:rPr>
-          <w:sz w:val="20"/>
-          <w:szCs w:val="20"/>
-        </w:rPr>
-      </w:pPr>
-      <w:r>
-        <w:rPr>
+      </w:r>
+    </w:p>
+    <w:p>
+      <w:pPr>
+        <w:pStyle w:val="BodyText"/>
+        <w:spacing w:lineRule="auto" w:line="259" w:before="0" w:after="0"/>
+        <w:rPr>
+          <w:sz w:val="20"/>
+          <w:szCs w:val="20"/>
+        </w:rPr>
+      </w:pPr>
+      <w:r>
+        <w:rPr>
+          <w:sz w:val="20"/>
+          <w:szCs w:val="20"/>
+        </w:rPr>
+      </w:r>
+    </w:p>
+    <w:p>
+      <w:pPr>
+        <w:pStyle w:val="BodyText"/>
+        <w:spacing w:lineRule="auto" w:line="259" w:before="0" w:after="0"/>
+        <w:rPr>
+          <w:b/>
+          <w:bCs/>
+          <w:i/>
+          <w:iCs/>
+          <w:color w:val="2A6099"/>
+        </w:rPr>
+      </w:pPr>
+      <w:r>
+        <w:rPr>
+          <w:b/>
+          <w:bCs/>
+          <w:i/>
+          <w:iCs/>
+          <w:color w:val="2A6099"/>
+          <w:sz w:val="20"/>
+          <w:szCs w:val="20"/>
+        </w:rPr>
+        <w:t>5 - Regras de Negócio</w:t>
+      </w:r>
+    </w:p>
+    <w:p>
+      <w:pPr>
+        <w:pStyle w:val="BodyText"/>
+        <w:spacing w:lineRule="auto" w:line="259" w:before="0" w:after="0"/>
+        <w:rPr>
+          <w:sz w:val="20"/>
+          <w:szCs w:val="20"/>
+        </w:rPr>
+      </w:pPr>
+      <w:r>
+        <w:rPr>
+          <w:sz w:val="20"/>
+          <w:szCs w:val="20"/>
+        </w:rPr>
+      </w:r>
+    </w:p>
+    <w:p>
+      <w:pPr>
+        <w:pStyle w:val="Heading3"/>
+        <w:spacing w:lineRule="auto" w:line="259" w:before="0" w:after="0"/>
+        <w:rPr>
+          <w:rFonts w:eastAsia="Aptos" w:cs="" w:cstheme="minorBidi" w:eastAsiaTheme="minorHAnsi"/>
+          <w:b/>
+          <w:bCs/>
+          <w:i/>
+          <w:iCs/>
+          <w:color w:val="2A6099"/>
+          <w:sz w:val="20"/>
+          <w:szCs w:val="20"/>
+          <w:u w:val="none"/>
+          <w14:ligatures w14:val="standardContextual"/>
+        </w:rPr>
+      </w:pPr>
+      <w:r>
+        <w:rPr>
+          <w:rFonts w:eastAsia="Aptos" w:cs="" w:cstheme="minorBidi" w:eastAsiaTheme="minorHAnsi"/>
+          <w:b/>
+          <w:bCs/>
+          <w:i/>
+          <w:iCs/>
+          <w:color w:val="2A6099"/>
+          <w:sz w:val="20"/>
+          <w:szCs w:val="20"/>
+          <w:u w:val="none"/>
+          <w14:ligatures w14:val="standardContextual"/>
+        </w:rPr>
+        <w:t>5.1 - Investidores</w:t>
+      </w:r>
+    </w:p>
+    <w:p>
+      <w:pPr>
+        <w:pStyle w:val="BodyText"/>
+        <w:numPr>
+          <w:ilvl w:val="0"/>
+          <w:numId w:val="1"/>
+        </w:numPr>
+        <w:tabs>
+          <w:tab w:val="clear" w:pos="708"/>
+          <w:tab w:val="left" w:pos="0" w:leader="none"/>
+        </w:tabs>
+        <w:spacing w:lineRule="auto" w:line="259" w:before="0" w:after="0"/>
+        <w:ind w:hanging="283" w:start="709"/>
+        <w:jc w:val="both"/>
+        <w:rPr>
+          <w:sz w:val="20"/>
+          <w:szCs w:val="20"/>
+        </w:rPr>
+      </w:pPr>
+      <w:r>
+        <w:rPr>
+          <w:sz w:val="20"/>
+          <w:szCs w:val="20"/>
+        </w:rPr>
+        <w:t xml:space="preserve">Cada investidor deve possuir </w:t>
+      </w:r>
+      <w:r>
+        <w:rPr>
+          <w:rStyle w:val="Strong"/>
+          <w:sz w:val="20"/>
+          <w:szCs w:val="20"/>
+        </w:rPr>
+        <w:t>identificação única por CPF ou CNPJ</w:t>
+      </w:r>
+      <w:r>
+        <w:rPr>
+          <w:sz w:val="20"/>
+          <w:szCs w:val="20"/>
+        </w:rPr>
+        <w:t xml:space="preserve">. </w:t>
+      </w:r>
+    </w:p>
+    <w:p>
+      <w:pPr>
+        <w:pStyle w:val="BodyText"/>
+        <w:numPr>
+          <w:ilvl w:val="0"/>
+          <w:numId w:val="1"/>
+        </w:numPr>
+        <w:tabs>
+          <w:tab w:val="clear" w:pos="708"/>
+          <w:tab w:val="left" w:pos="0" w:leader="none"/>
+        </w:tabs>
+        <w:spacing w:lineRule="auto" w:line="259" w:before="0" w:after="0"/>
+        <w:ind w:hanging="283" w:start="709"/>
+        <w:jc w:val="both"/>
+        <w:rPr>
+          <w:sz w:val="20"/>
+          <w:szCs w:val="20"/>
+        </w:rPr>
+      </w:pPr>
+      <w:r>
+        <w:rPr>
+          <w:sz w:val="20"/>
+          <w:szCs w:val="20"/>
+        </w:rPr>
+        <w:t xml:space="preserve">Deve conter os dados obrigatórios: nome completo, tipo (pessoa física ou jurídica), e-mail e telefone. </w:t>
+      </w:r>
+    </w:p>
+    <w:p>
+      <w:pPr>
+        <w:pStyle w:val="BodyText"/>
+        <w:numPr>
+          <w:ilvl w:val="0"/>
+          <w:numId w:val="1"/>
+        </w:numPr>
+        <w:tabs>
+          <w:tab w:val="clear" w:pos="708"/>
+          <w:tab w:val="left" w:pos="0" w:leader="none"/>
+        </w:tabs>
+        <w:spacing w:lineRule="auto" w:line="259"/>
+        <w:ind w:hanging="283" w:start="709"/>
+        <w:jc w:val="both"/>
+        <w:rPr>
+          <w:sz w:val="20"/>
+          <w:szCs w:val="20"/>
+        </w:rPr>
+      </w:pPr>
+      <w:r>
+        <w:rPr>
+          <w:sz w:val="20"/>
+          <w:szCs w:val="20"/>
+        </w:rPr>
+        <w:t xml:space="preserve">O tipo de investidor deve ser restrito a: </w:t>
+      </w:r>
+      <w:r>
+        <w:rPr>
+          <w:rStyle w:val="Strong"/>
+          <w:sz w:val="20"/>
+          <w:szCs w:val="20"/>
+        </w:rPr>
+        <w:t>Pessoa Física ou Pessoa Jurídica</w:t>
+      </w:r>
+      <w:r>
+        <w:rPr>
+          <w:sz w:val="20"/>
+          <w:szCs w:val="20"/>
+        </w:rPr>
+        <w:t>.</w:t>
+      </w:r>
+    </w:p>
+    <w:p>
+      <w:pPr>
+        <w:pStyle w:val="Heading3"/>
+        <w:spacing w:lineRule="auto" w:line="259" w:before="0" w:after="0"/>
+        <w:rPr>
+          <w:rFonts w:eastAsia="Aptos" w:cs="" w:cstheme="minorBidi" w:eastAsiaTheme="minorHAnsi"/>
+          <w:b/>
+          <w:bCs/>
+          <w:i/>
+          <w:iCs/>
+          <w:color w:val="2A6099"/>
+          <w:sz w:val="20"/>
+          <w:szCs w:val="20"/>
+          <w:u w:val="none"/>
+          <w14:ligatures w14:val="standardContextual"/>
+        </w:rPr>
+      </w:pPr>
+      <w:r>
+        <w:rPr>
+          <w:rFonts w:eastAsia="Aptos" w:cs="" w:cstheme="minorBidi" w:eastAsiaTheme="minorHAnsi"/>
+          <w:b/>
+          <w:bCs/>
+          <w:i/>
+          <w:iCs/>
+          <w:color w:val="2A6099"/>
+          <w:sz w:val="20"/>
+          <w:szCs w:val="20"/>
+          <w:u w:val="none"/>
+          <w14:ligatures w14:val="standardContextual"/>
+        </w:rPr>
+        <w:t>5.2 - Ações</w:t>
+      </w:r>
+    </w:p>
+    <w:p>
+      <w:pPr>
+        <w:pStyle w:val="BodyText"/>
+        <w:numPr>
+          <w:ilvl w:val="0"/>
+          <w:numId w:val="2"/>
+        </w:numPr>
+        <w:tabs>
+          <w:tab w:val="clear" w:pos="708"/>
+          <w:tab w:val="left" w:pos="0" w:leader="none"/>
+        </w:tabs>
+        <w:spacing w:lineRule="auto" w:line="259" w:before="0" w:after="0"/>
+        <w:ind w:hanging="283" w:start="709"/>
+        <w:rPr>
+          <w:sz w:val="20"/>
+          <w:szCs w:val="20"/>
+        </w:rPr>
+      </w:pPr>
+      <w:r>
+        <w:rPr>
+          <w:sz w:val="20"/>
+          <w:szCs w:val="20"/>
+        </w:rPr>
+        <w:t xml:space="preserve">Cada ação deve estar vinculada a uma </w:t>
+      </w:r>
+      <w:r>
+        <w:rPr>
+          <w:rStyle w:val="Strong"/>
+          <w:sz w:val="20"/>
+          <w:szCs w:val="20"/>
+        </w:rPr>
+        <w:t>empresa listada na bolsa</w:t>
+      </w:r>
+      <w:r>
+        <w:rPr>
+          <w:sz w:val="20"/>
+          <w:szCs w:val="20"/>
+        </w:rPr>
+        <w:t xml:space="preserve">. </w:t>
+      </w:r>
+    </w:p>
+    <w:p>
+      <w:pPr>
+        <w:pStyle w:val="BodyText"/>
+        <w:numPr>
+          <w:ilvl w:val="0"/>
+          <w:numId w:val="2"/>
+        </w:numPr>
+        <w:tabs>
+          <w:tab w:val="clear" w:pos="708"/>
+          <w:tab w:val="left" w:pos="0" w:leader="none"/>
+        </w:tabs>
+        <w:spacing w:lineRule="auto" w:line="259" w:before="0" w:after="0"/>
+        <w:ind w:hanging="283" w:start="709"/>
+        <w:rPr>
+          <w:sz w:val="20"/>
+          <w:szCs w:val="20"/>
+        </w:rPr>
+      </w:pPr>
+      <w:r>
+        <w:rPr>
+          <w:sz w:val="20"/>
+          <w:szCs w:val="20"/>
+        </w:rPr>
+        <w:t xml:space="preserve">Deve possuir </w:t>
+      </w:r>
+      <w:r>
+        <w:rPr>
+          <w:rStyle w:val="Strong"/>
+          <w:sz w:val="20"/>
+          <w:szCs w:val="20"/>
+        </w:rPr>
+        <w:t>ticker único</w:t>
+      </w:r>
+      <w:r>
+        <w:rPr>
+          <w:sz w:val="20"/>
+          <w:szCs w:val="20"/>
+        </w:rPr>
+        <w:t xml:space="preserve"> (código de negociação). </w:t>
+      </w:r>
+    </w:p>
+    <w:p>
+      <w:pPr>
+        <w:pStyle w:val="BodyText"/>
+        <w:numPr>
+          <w:ilvl w:val="0"/>
+          <w:numId w:val="2"/>
+        </w:numPr>
+        <w:tabs>
+          <w:tab w:val="clear" w:pos="708"/>
+          <w:tab w:val="left" w:pos="0" w:leader="none"/>
+        </w:tabs>
+        <w:spacing w:lineRule="auto" w:line="259"/>
+        <w:ind w:hanging="283" w:start="709"/>
+        <w:rPr>
+          <w:sz w:val="20"/>
+          <w:szCs w:val="20"/>
+        </w:rPr>
+      </w:pPr>
+      <w:r>
+        <w:rPr>
+          <w:sz w:val="20"/>
+          <w:szCs w:val="20"/>
+        </w:rPr>
+        <w:t>Deve armazenar: nome da empresa, setor de atuação e valor de mercado.</w:t>
+      </w:r>
+    </w:p>
+    <w:p>
+      <w:pPr>
+        <w:pStyle w:val="Heading3"/>
+        <w:spacing w:lineRule="auto" w:line="259" w:before="0" w:after="0"/>
+        <w:rPr>
+          <w:sz w:val="20"/>
+          <w:szCs w:val="20"/>
+          <w:u w:val="none"/>
+        </w:rPr>
+      </w:pPr>
+      <w:r>
+        <w:rPr>
+          <w:rFonts w:eastAsia="Aptos" w:cs="" w:cstheme="minorBidi" w:eastAsiaTheme="minorHAnsi"/>
+          <w:b/>
+          <w:bCs/>
+          <w:i/>
+          <w:iCs/>
+          <w:color w:val="2A6099"/>
+          <w:sz w:val="20"/>
+          <w:szCs w:val="20"/>
+          <w:u w:val="none"/>
+          <w14:ligatures w14:val="standardContextual"/>
+        </w:rPr>
+        <w:t>5.3 - Negociações</w:t>
+      </w:r>
+    </w:p>
+    <w:p>
+      <w:pPr>
+        <w:pStyle w:val="BodyText"/>
+        <w:numPr>
+          <w:ilvl w:val="0"/>
+          <w:numId w:val="3"/>
+        </w:numPr>
+        <w:tabs>
+          <w:tab w:val="clear" w:pos="708"/>
+          <w:tab w:val="left" w:pos="0" w:leader="none"/>
+        </w:tabs>
+        <w:spacing w:lineRule="auto" w:line="259" w:before="0" w:after="0"/>
+        <w:ind w:hanging="283" w:start="709"/>
+        <w:rPr>
+          <w:sz w:val="20"/>
+          <w:szCs w:val="20"/>
+        </w:rPr>
+      </w:pPr>
+      <w:r>
+        <w:rPr>
+          <w:sz w:val="20"/>
+          <w:szCs w:val="20"/>
+        </w:rPr>
+        <w:t xml:space="preserve">Investidores podem realizar </w:t>
+      </w:r>
+      <w:r>
+        <w:rPr>
+          <w:rStyle w:val="Strong"/>
+          <w:sz w:val="20"/>
+          <w:szCs w:val="20"/>
+        </w:rPr>
+        <w:t>múltiplas negociações</w:t>
+      </w:r>
+      <w:r>
+        <w:rPr>
+          <w:sz w:val="20"/>
+          <w:szCs w:val="20"/>
+        </w:rPr>
+        <w:t xml:space="preserve"> ao longo do tempo. </w:t>
+      </w:r>
+    </w:p>
+    <w:p>
+      <w:pPr>
+        <w:pStyle w:val="BodyText"/>
+        <w:numPr>
+          <w:ilvl w:val="0"/>
+          <w:numId w:val="3"/>
+        </w:numPr>
+        <w:tabs>
+          <w:tab w:val="clear" w:pos="708"/>
+          <w:tab w:val="left" w:pos="0" w:leader="none"/>
+        </w:tabs>
+        <w:spacing w:lineRule="auto" w:line="259" w:before="0" w:after="0"/>
+        <w:ind w:hanging="283" w:start="709"/>
+        <w:rPr>
+          <w:sz w:val="20"/>
+          <w:szCs w:val="20"/>
+        </w:rPr>
+      </w:pPr>
+      <w:r>
+        <w:rPr>
+          <w:sz w:val="20"/>
+          <w:szCs w:val="20"/>
+        </w:rPr>
+        <w:t xml:space="preserve">Cada negociação deve estar associada a: </w:t>
+      </w:r>
+    </w:p>
+    <w:p>
+      <w:pPr>
+        <w:pStyle w:val="BodyText"/>
+        <w:numPr>
+          <w:ilvl w:val="1"/>
+          <w:numId w:val="3"/>
+        </w:numPr>
+        <w:tabs>
+          <w:tab w:val="clear" w:pos="708"/>
+          <w:tab w:val="left" w:pos="0" w:leader="none"/>
+        </w:tabs>
+        <w:spacing w:lineRule="auto" w:line="259" w:before="0" w:after="0"/>
+        <w:ind w:hanging="283" w:start="1418"/>
+        <w:rPr>
+          <w:sz w:val="20"/>
+          <w:szCs w:val="20"/>
+        </w:rPr>
+      </w:pPr>
+      <w:r>
+        <w:rPr>
+          <w:sz w:val="20"/>
+          <w:szCs w:val="20"/>
+        </w:rPr>
+        <w:t xml:space="preserve">Um investidor </w:t>
+      </w:r>
+    </w:p>
+    <w:p>
+      <w:pPr>
+        <w:pStyle w:val="BodyText"/>
+        <w:numPr>
+          <w:ilvl w:val="1"/>
+          <w:numId w:val="3"/>
+        </w:numPr>
+        <w:tabs>
+          <w:tab w:val="clear" w:pos="708"/>
+          <w:tab w:val="left" w:pos="0" w:leader="none"/>
+        </w:tabs>
+        <w:spacing w:lineRule="auto" w:line="259" w:before="0" w:after="0"/>
+        <w:ind w:hanging="283" w:start="1418"/>
+        <w:rPr>
+          <w:sz w:val="20"/>
+          <w:szCs w:val="20"/>
+        </w:rPr>
+      </w:pPr>
+      <w:r>
+        <w:rPr>
+          <w:sz w:val="20"/>
+          <w:szCs w:val="20"/>
+        </w:rPr>
+        <w:t xml:space="preserve">Uma ação </w:t>
+      </w:r>
+    </w:p>
+    <w:p>
+      <w:pPr>
+        <w:pStyle w:val="BodyText"/>
+        <w:numPr>
+          <w:ilvl w:val="0"/>
+          <w:numId w:val="3"/>
+        </w:numPr>
+        <w:tabs>
+          <w:tab w:val="clear" w:pos="708"/>
+          <w:tab w:val="left" w:pos="0" w:leader="none"/>
+        </w:tabs>
+        <w:spacing w:lineRule="auto" w:line="259" w:before="0" w:after="0"/>
+        <w:ind w:hanging="283" w:start="709"/>
+        <w:rPr>
+          <w:sz w:val="20"/>
+          <w:szCs w:val="20"/>
+        </w:rPr>
+      </w:pPr>
+      <w:r>
+        <w:rPr>
+          <w:sz w:val="20"/>
+          <w:szCs w:val="20"/>
+        </w:rPr>
+        <w:t xml:space="preserve">Cada negociação deve registrar obrigatoriamente: </w:t>
+      </w:r>
+    </w:p>
+    <w:p>
+      <w:pPr>
+        <w:pStyle w:val="BodyText"/>
+        <w:numPr>
+          <w:ilvl w:val="1"/>
+          <w:numId w:val="3"/>
+        </w:numPr>
+        <w:tabs>
+          <w:tab w:val="clear" w:pos="708"/>
+          <w:tab w:val="left" w:pos="0" w:leader="none"/>
+        </w:tabs>
+        <w:spacing w:lineRule="auto" w:line="259" w:before="0" w:after="0"/>
+        <w:ind w:hanging="283" w:start="1418"/>
+        <w:rPr>
+          <w:sz w:val="20"/>
+          <w:szCs w:val="20"/>
+        </w:rPr>
+      </w:pPr>
+      <w:r>
+        <w:rPr>
+          <w:sz w:val="20"/>
+          <w:szCs w:val="20"/>
+        </w:rPr>
+        <w:t xml:space="preserve">Data e hora da transação </w:t>
+      </w:r>
+    </w:p>
+    <w:p>
+      <w:pPr>
+        <w:pStyle w:val="BodyText"/>
+        <w:numPr>
+          <w:ilvl w:val="1"/>
+          <w:numId w:val="3"/>
+        </w:numPr>
+        <w:tabs>
+          <w:tab w:val="clear" w:pos="708"/>
+          <w:tab w:val="left" w:pos="0" w:leader="none"/>
+        </w:tabs>
+        <w:spacing w:lineRule="auto" w:line="259" w:before="0" w:after="0"/>
+        <w:ind w:hanging="283" w:start="1418"/>
+        <w:rPr>
+          <w:sz w:val="20"/>
+          <w:szCs w:val="20"/>
+        </w:rPr>
+      </w:pPr>
+      <w:r>
+        <w:rPr>
+          <w:sz w:val="20"/>
+          <w:szCs w:val="20"/>
+        </w:rPr>
+        <w:t xml:space="preserve">Tipo da operação (compra ou venda) </w:t>
+      </w:r>
+    </w:p>
+    <w:p>
+      <w:pPr>
+        <w:pStyle w:val="BodyText"/>
+        <w:numPr>
+          <w:ilvl w:val="1"/>
+          <w:numId w:val="3"/>
+        </w:numPr>
+        <w:tabs>
+          <w:tab w:val="clear" w:pos="708"/>
+          <w:tab w:val="left" w:pos="0" w:leader="none"/>
+        </w:tabs>
+        <w:spacing w:lineRule="auto" w:line="259" w:before="0" w:after="0"/>
+        <w:ind w:hanging="283" w:start="1418"/>
+        <w:rPr>
+          <w:sz w:val="20"/>
+          <w:szCs w:val="20"/>
+        </w:rPr>
+      </w:pPr>
+      <w:r>
+        <w:rPr>
+          <w:sz w:val="20"/>
+          <w:szCs w:val="20"/>
+        </w:rPr>
+        <w:t xml:space="preserve">Quantidade de ações </w:t>
+      </w:r>
+    </w:p>
+    <w:p>
+      <w:pPr>
+        <w:pStyle w:val="BodyText"/>
+        <w:numPr>
+          <w:ilvl w:val="1"/>
+          <w:numId w:val="3"/>
+        </w:numPr>
+        <w:tabs>
+          <w:tab w:val="clear" w:pos="708"/>
+          <w:tab w:val="left" w:pos="0" w:leader="none"/>
+        </w:tabs>
+        <w:spacing w:lineRule="auto" w:line="259" w:before="0" w:after="0"/>
+        <w:ind w:hanging="283" w:start="1418"/>
+        <w:rPr>
+          <w:sz w:val="20"/>
+          <w:szCs w:val="20"/>
+        </w:rPr>
+      </w:pPr>
+      <w:r>
+        <w:rPr>
+          <w:sz w:val="20"/>
+          <w:szCs w:val="20"/>
+        </w:rPr>
+        <w:t xml:space="preserve">Valor unitário no momento da negociação </w:t>
+      </w:r>
+    </w:p>
+    <w:p>
+      <w:pPr>
+        <w:pStyle w:val="BodyText"/>
+        <w:numPr>
+          <w:ilvl w:val="0"/>
+          <w:numId w:val="3"/>
+        </w:numPr>
+        <w:tabs>
+          <w:tab w:val="clear" w:pos="708"/>
+          <w:tab w:val="left" w:pos="0" w:leader="none"/>
+        </w:tabs>
+        <w:spacing w:lineRule="auto" w:line="259" w:before="0" w:after="0"/>
+        <w:ind w:hanging="283" w:start="709"/>
+        <w:rPr>
+          <w:sz w:val="20"/>
+          <w:szCs w:val="20"/>
+        </w:rPr>
+      </w:pPr>
+      <w:r>
+        <w:rPr>
+          <w:sz w:val="20"/>
+          <w:szCs w:val="20"/>
+        </w:rPr>
+        <w:t xml:space="preserve">O tipo de operação deve ser restrito a: </w:t>
+      </w:r>
+      <w:r>
+        <w:rPr>
+          <w:rStyle w:val="Strong"/>
+          <w:sz w:val="20"/>
+          <w:szCs w:val="20"/>
+        </w:rPr>
+        <w:t>compra ou venda</w:t>
+      </w:r>
+      <w:r>
+        <w:rPr>
+          <w:sz w:val="20"/>
+          <w:szCs w:val="20"/>
+        </w:rPr>
+        <w:t xml:space="preserve">. </w:t>
+      </w:r>
+    </w:p>
+    <w:p>
+      <w:pPr>
+        <w:pStyle w:val="BodyText"/>
+        <w:numPr>
+          <w:ilvl w:val="0"/>
+          <w:numId w:val="3"/>
+        </w:numPr>
+        <w:tabs>
+          <w:tab w:val="clear" w:pos="708"/>
+          <w:tab w:val="left" w:pos="0" w:leader="none"/>
+        </w:tabs>
+        <w:spacing w:lineRule="auto" w:line="259" w:before="0" w:after="0"/>
+        <w:ind w:hanging="283" w:start="709"/>
+        <w:rPr>
+          <w:sz w:val="20"/>
+          <w:szCs w:val="20"/>
+        </w:rPr>
+      </w:pPr>
+      <w:r>
+        <w:rPr>
+          <w:sz w:val="20"/>
+          <w:szCs w:val="20"/>
+        </w:rPr>
+        <w:t xml:space="preserve">Um investidor pode negociar várias ações diferentes. </w:t>
+      </w:r>
+    </w:p>
+    <w:p>
+      <w:pPr>
+        <w:pStyle w:val="BodyText"/>
+        <w:numPr>
+          <w:ilvl w:val="0"/>
+          <w:numId w:val="3"/>
+        </w:numPr>
+        <w:tabs>
+          <w:tab w:val="clear" w:pos="708"/>
+          <w:tab w:val="left" w:pos="0" w:leader="none"/>
+        </w:tabs>
+        <w:spacing w:lineRule="auto" w:line="259"/>
+        <w:ind w:hanging="283" w:start="709"/>
+        <w:rPr>
+          <w:sz w:val="20"/>
+          <w:szCs w:val="20"/>
+        </w:rPr>
+      </w:pPr>
+      <w:r>
+        <w:rPr>
+          <w:sz w:val="20"/>
+          <w:szCs w:val="20"/>
+        </w:rPr>
+        <w:t>Uma mesma ação pode ser negociada por vários investidores (</w:t>
+      </w:r>
+      <w:r>
+        <w:rPr>
+          <w:rStyle w:val="Strong"/>
+          <w:sz w:val="20"/>
+          <w:szCs w:val="20"/>
+        </w:rPr>
+        <w:t>relação muitos-para-muitos</w:t>
+      </w:r>
+      <w:r>
+        <w:rPr>
+          <w:sz w:val="20"/>
+          <w:szCs w:val="20"/>
+        </w:rPr>
+        <w:t>).</w:t>
+      </w:r>
+    </w:p>
+    <w:p>
+      <w:pPr>
+        <w:pStyle w:val="Heading3"/>
+        <w:spacing w:lineRule="auto" w:line="259" w:before="0" w:after="0"/>
+        <w:rPr>
+          <w:rFonts w:eastAsia="Aptos" w:cs="" w:cstheme="minorBidi" w:eastAsiaTheme="minorHAnsi"/>
+          <w:b/>
+          <w:bCs/>
+          <w:i/>
+          <w:iCs/>
+          <w:color w:val="2A6099"/>
+          <w:sz w:val="20"/>
+          <w:szCs w:val="20"/>
+          <w:u w:val="none"/>
+          <w14:ligatures w14:val="standardContextual"/>
+        </w:rPr>
+      </w:pPr>
+      <w:r>
+        <w:rPr>
+          <w:rFonts w:eastAsia="Aptos" w:cs="" w:cstheme="minorBidi" w:eastAsiaTheme="minorHAnsi"/>
+          <w:b/>
+          <w:bCs/>
+          <w:i/>
+          <w:iCs/>
+          <w:color w:val="2A6099"/>
+          <w:sz w:val="20"/>
+          <w:szCs w:val="20"/>
+          <w:u w:val="none"/>
+          <w14:ligatures w14:val="standardContextual"/>
+        </w:rPr>
+        <w:t>5.4 - Histórico de Cotações</w:t>
+      </w:r>
+    </w:p>
+    <w:p>
+      <w:pPr>
+        <w:pStyle w:val="BodyText"/>
+        <w:numPr>
+          <w:ilvl w:val="0"/>
+          <w:numId w:val="4"/>
+        </w:numPr>
+        <w:tabs>
+          <w:tab w:val="clear" w:pos="708"/>
+          <w:tab w:val="left" w:pos="0" w:leader="none"/>
+        </w:tabs>
+        <w:spacing w:lineRule="auto" w:line="259" w:before="0" w:after="0"/>
+        <w:ind w:hanging="283" w:start="709"/>
+        <w:rPr>
+          <w:sz w:val="20"/>
+          <w:szCs w:val="20"/>
+        </w:rPr>
+      </w:pPr>
+      <w:r>
+        <w:rPr>
+          <w:sz w:val="20"/>
+          <w:szCs w:val="20"/>
+        </w:rPr>
+        <w:t xml:space="preserve">O sistema deve manter histórico de preços das ações ao longo do tempo. </w:t>
+      </w:r>
+    </w:p>
+    <w:p>
+      <w:pPr>
+        <w:pStyle w:val="BodyText"/>
+        <w:numPr>
+          <w:ilvl w:val="0"/>
+          <w:numId w:val="4"/>
+        </w:numPr>
+        <w:tabs>
+          <w:tab w:val="clear" w:pos="708"/>
+          <w:tab w:val="left" w:pos="0" w:leader="none"/>
+        </w:tabs>
+        <w:spacing w:lineRule="auto" w:line="259" w:before="0" w:after="0"/>
+        <w:ind w:hanging="283" w:start="709"/>
+        <w:rPr>
+          <w:sz w:val="20"/>
+          <w:szCs w:val="20"/>
+        </w:rPr>
+      </w:pPr>
+      <w:r>
+        <w:rPr>
+          <w:sz w:val="20"/>
+          <w:szCs w:val="20"/>
+        </w:rPr>
+        <w:t xml:space="preserve">Cada registro de cotação deve conter: </w:t>
+      </w:r>
+    </w:p>
+    <w:p>
+      <w:pPr>
+        <w:pStyle w:val="BodyText"/>
+        <w:numPr>
+          <w:ilvl w:val="1"/>
+          <w:numId w:val="4"/>
+        </w:numPr>
+        <w:tabs>
+          <w:tab w:val="clear" w:pos="708"/>
+          <w:tab w:val="left" w:pos="0" w:leader="none"/>
+        </w:tabs>
+        <w:spacing w:lineRule="auto" w:line="259" w:before="0" w:after="0"/>
+        <w:ind w:hanging="283" w:start="1418"/>
+        <w:rPr>
+          <w:sz w:val="20"/>
+          <w:szCs w:val="20"/>
+        </w:rPr>
+      </w:pPr>
+      <w:r>
+        <w:rPr>
+          <w:sz w:val="20"/>
+          <w:szCs w:val="20"/>
+        </w:rPr>
+        <w:t xml:space="preserve">Ação </w:t>
+      </w:r>
+    </w:p>
+    <w:p>
+      <w:pPr>
+        <w:pStyle w:val="BodyText"/>
+        <w:numPr>
+          <w:ilvl w:val="1"/>
+          <w:numId w:val="4"/>
+        </w:numPr>
+        <w:tabs>
+          <w:tab w:val="clear" w:pos="708"/>
+          <w:tab w:val="left" w:pos="0" w:leader="none"/>
+        </w:tabs>
+        <w:spacing w:lineRule="auto" w:line="259" w:before="0" w:after="0"/>
+        <w:ind w:hanging="283" w:start="1418"/>
+        <w:rPr>
+          <w:sz w:val="20"/>
+          <w:szCs w:val="20"/>
+        </w:rPr>
+      </w:pPr>
+      <w:r>
+        <w:rPr>
+          <w:sz w:val="20"/>
+          <w:szCs w:val="20"/>
+        </w:rPr>
+        <w:t xml:space="preserve">Data </w:t>
+      </w:r>
+    </w:p>
+    <w:p>
+      <w:pPr>
+        <w:pStyle w:val="BodyText"/>
+        <w:numPr>
+          <w:ilvl w:val="1"/>
+          <w:numId w:val="4"/>
+        </w:numPr>
+        <w:tabs>
+          <w:tab w:val="clear" w:pos="708"/>
+          <w:tab w:val="left" w:pos="0" w:leader="none"/>
+        </w:tabs>
+        <w:spacing w:lineRule="auto" w:line="259" w:before="0" w:after="0"/>
+        <w:ind w:hanging="283" w:start="1418"/>
+        <w:rPr>
+          <w:sz w:val="20"/>
+          <w:szCs w:val="20"/>
+        </w:rPr>
+      </w:pPr>
+      <w:r>
+        <w:rPr>
+          <w:sz w:val="20"/>
+          <w:szCs w:val="20"/>
+        </w:rPr>
+        <w:t xml:space="preserve">Hora </w:t>
+      </w:r>
+    </w:p>
+    <w:p>
+      <w:pPr>
+        <w:pStyle w:val="BodyText"/>
+        <w:numPr>
+          <w:ilvl w:val="1"/>
+          <w:numId w:val="4"/>
+        </w:numPr>
+        <w:tabs>
+          <w:tab w:val="clear" w:pos="708"/>
+          <w:tab w:val="left" w:pos="0" w:leader="none"/>
+        </w:tabs>
+        <w:spacing w:lineRule="auto" w:line="259" w:before="0" w:after="0"/>
+        <w:ind w:hanging="283" w:start="1418"/>
+        <w:rPr>
+          <w:sz w:val="20"/>
+          <w:szCs w:val="20"/>
+        </w:rPr>
+      </w:pPr>
+      <w:r>
+        <w:rPr>
+          <w:sz w:val="20"/>
+          <w:szCs w:val="20"/>
+        </w:rPr>
+        <w:t xml:space="preserve">Valor da cotação </w:t>
+      </w:r>
+    </w:p>
+    <w:p>
+      <w:pPr>
+        <w:pStyle w:val="BodyText"/>
+        <w:numPr>
+          <w:ilvl w:val="0"/>
+          <w:numId w:val="4"/>
+        </w:numPr>
+        <w:tabs>
+          <w:tab w:val="clear" w:pos="708"/>
+          <w:tab w:val="left" w:pos="0" w:leader="none"/>
+        </w:tabs>
+        <w:spacing w:lineRule="auto" w:line="259" w:before="0" w:after="0"/>
+        <w:ind w:hanging="283" w:start="709"/>
+        <w:rPr>
+          <w:sz w:val="20"/>
+          <w:szCs w:val="20"/>
+        </w:rPr>
+      </w:pPr>
+      <w:r>
+        <w:rPr>
+          <w:sz w:val="20"/>
+          <w:szCs w:val="20"/>
+        </w:rPr>
+        <w:t xml:space="preserve">Deve permitir armazenamento de múltiplas cotações por dia para a mesma ação. </w:t>
+      </w:r>
+    </w:p>
+    <w:p>
+      <w:pPr>
+        <w:pStyle w:val="BodyText"/>
+        <w:numPr>
+          <w:ilvl w:val="0"/>
+          <w:numId w:val="4"/>
+        </w:numPr>
+        <w:tabs>
+          <w:tab w:val="clear" w:pos="708"/>
+          <w:tab w:val="left" w:pos="0" w:leader="none"/>
+        </w:tabs>
+        <w:spacing w:lineRule="auto" w:line="259"/>
+        <w:ind w:hanging="283" w:start="709"/>
+        <w:rPr>
+          <w:sz w:val="20"/>
+          <w:szCs w:val="20"/>
+        </w:rPr>
+      </w:pPr>
+      <w:r>
+        <w:rPr>
+          <w:sz w:val="20"/>
+          <w:szCs w:val="20"/>
+        </w:rPr>
+        <w:t xml:space="preserve">O histórico deve suportar </w:t>
+      </w:r>
+      <w:r>
+        <w:rPr>
+          <w:rStyle w:val="Strong"/>
+          <w:sz w:val="20"/>
+          <w:szCs w:val="20"/>
+        </w:rPr>
+        <w:t>análises temporais e estudos de mercado</w:t>
+      </w:r>
+      <w:r>
+        <w:rPr>
+          <w:sz w:val="20"/>
+          <w:szCs w:val="20"/>
+        </w:rPr>
+        <w:t>.</w:t>
+      </w:r>
+    </w:p>
+    <w:p>
+      <w:pPr>
+        <w:pStyle w:val="Heading3"/>
+        <w:spacing w:lineRule="auto" w:line="259" w:before="0" w:after="0"/>
+        <w:rPr>
+          <w:rFonts w:eastAsia="Aptos" w:cs="" w:cstheme="minorBidi" w:eastAsiaTheme="minorHAnsi"/>
+          <w:b/>
+          <w:bCs/>
+          <w:i/>
+          <w:iCs/>
+          <w:color w:val="2A6099"/>
+          <w:sz w:val="20"/>
+          <w:szCs w:val="20"/>
+          <w:u w:val="none"/>
+          <w14:ligatures w14:val="standardContextual"/>
+        </w:rPr>
+      </w:pPr>
+      <w:r>
+        <w:rPr>
+          <w:rFonts w:eastAsia="Aptos" w:cs="" w:cstheme="minorBidi" w:eastAsiaTheme="minorHAnsi"/>
+          <w:b/>
+          <w:bCs/>
+          <w:i/>
+          <w:iCs/>
+          <w:color w:val="2A6099"/>
+          <w:sz w:val="20"/>
+          <w:szCs w:val="20"/>
+          <w:u w:val="none"/>
+          <w14:ligatures w14:val="standardContextual"/>
+        </w:rPr>
+        <w:t>5.5 - Carteira do Investidor</w:t>
+      </w:r>
+    </w:p>
+    <w:p>
+      <w:pPr>
+        <w:pStyle w:val="BodyText"/>
+        <w:numPr>
+          <w:ilvl w:val="0"/>
+          <w:numId w:val="5"/>
+        </w:numPr>
+        <w:tabs>
+          <w:tab w:val="clear" w:pos="708"/>
+          <w:tab w:val="left" w:pos="0" w:leader="none"/>
+        </w:tabs>
+        <w:spacing w:lineRule="auto" w:line="259" w:before="0" w:after="0"/>
+        <w:ind w:hanging="283" w:start="709"/>
+        <w:rPr>
+          <w:sz w:val="20"/>
+          <w:szCs w:val="20"/>
+        </w:rPr>
+      </w:pPr>
+      <w:r>
+        <w:rPr>
+          <w:sz w:val="20"/>
+          <w:szCs w:val="20"/>
+        </w:rPr>
+        <w:t xml:space="preserve">O sistema deve manter o </w:t>
+      </w:r>
+      <w:r>
+        <w:rPr>
+          <w:rStyle w:val="Strong"/>
+          <w:sz w:val="20"/>
+          <w:szCs w:val="20"/>
+        </w:rPr>
+        <w:t>saldo de ações por investidor (posição atual)</w:t>
+      </w:r>
+      <w:r>
+        <w:rPr>
+          <w:sz w:val="20"/>
+          <w:szCs w:val="20"/>
+        </w:rPr>
+        <w:t xml:space="preserve">. </w:t>
+      </w:r>
+    </w:p>
+    <w:p>
+      <w:pPr>
+        <w:pStyle w:val="BodyText"/>
+        <w:numPr>
+          <w:ilvl w:val="0"/>
+          <w:numId w:val="5"/>
+        </w:numPr>
+        <w:tabs>
+          <w:tab w:val="clear" w:pos="708"/>
+          <w:tab w:val="left" w:pos="0" w:leader="none"/>
+        </w:tabs>
+        <w:spacing w:lineRule="auto" w:line="259" w:before="0" w:after="0"/>
+        <w:ind w:hanging="283" w:start="709"/>
+        <w:rPr>
+          <w:sz w:val="20"/>
+          <w:szCs w:val="20"/>
+        </w:rPr>
+      </w:pPr>
+      <w:r>
+        <w:rPr>
+          <w:sz w:val="20"/>
+          <w:szCs w:val="20"/>
+        </w:rPr>
+        <w:t xml:space="preserve">O saldo deve ser calculado com base nas negociações realizadas: </w:t>
+      </w:r>
+    </w:p>
+    <w:p>
+      <w:pPr>
+        <w:pStyle w:val="BodyText"/>
+        <w:numPr>
+          <w:ilvl w:val="1"/>
+          <w:numId w:val="5"/>
+        </w:numPr>
+        <w:tabs>
+          <w:tab w:val="clear" w:pos="708"/>
+          <w:tab w:val="left" w:pos="0" w:leader="none"/>
+        </w:tabs>
+        <w:spacing w:lineRule="auto" w:line="259" w:before="0" w:after="0"/>
+        <w:ind w:hanging="283" w:start="1418"/>
+        <w:rPr>
+          <w:sz w:val="20"/>
+          <w:szCs w:val="20"/>
+        </w:rPr>
+      </w:pPr>
+      <w:r>
+        <w:rPr>
+          <w:sz w:val="20"/>
+          <w:szCs w:val="20"/>
+        </w:rPr>
+        <w:t xml:space="preserve">Compras aumentam o saldo </w:t>
+      </w:r>
+    </w:p>
+    <w:p>
+      <w:pPr>
+        <w:pStyle w:val="BodyText"/>
+        <w:numPr>
+          <w:ilvl w:val="1"/>
+          <w:numId w:val="5"/>
+        </w:numPr>
+        <w:tabs>
+          <w:tab w:val="clear" w:pos="708"/>
+          <w:tab w:val="left" w:pos="0" w:leader="none"/>
+        </w:tabs>
+        <w:spacing w:lineRule="auto" w:line="259" w:before="0" w:after="0"/>
+        <w:ind w:hanging="283" w:start="1418"/>
+        <w:rPr>
+          <w:sz w:val="20"/>
+          <w:szCs w:val="20"/>
+        </w:rPr>
+      </w:pPr>
+      <w:r>
+        <w:rPr>
+          <w:sz w:val="20"/>
+          <w:szCs w:val="20"/>
+        </w:rPr>
+        <w:t xml:space="preserve">Vendas reduzem o saldo </w:t>
+      </w:r>
+    </w:p>
+    <w:p>
+      <w:pPr>
+        <w:pStyle w:val="BodyText"/>
+        <w:numPr>
+          <w:ilvl w:val="0"/>
+          <w:numId w:val="5"/>
+        </w:numPr>
+        <w:tabs>
+          <w:tab w:val="clear" w:pos="708"/>
+          <w:tab w:val="left" w:pos="0" w:leader="none"/>
+        </w:tabs>
+        <w:spacing w:lineRule="auto" w:line="259" w:before="0" w:after="0"/>
+        <w:ind w:hanging="283" w:start="709"/>
+        <w:rPr>
+          <w:sz w:val="20"/>
+          <w:szCs w:val="20"/>
+        </w:rPr>
+      </w:pPr>
+      <w:r>
+        <w:rPr>
+          <w:sz w:val="20"/>
+          <w:szCs w:val="20"/>
+        </w:rPr>
+        <w:t xml:space="preserve">O sistema deve permitir: </w:t>
+      </w:r>
+    </w:p>
+    <w:p>
+      <w:pPr>
+        <w:pStyle w:val="BodyText"/>
+        <w:numPr>
+          <w:ilvl w:val="1"/>
+          <w:numId w:val="5"/>
+        </w:numPr>
+        <w:tabs>
+          <w:tab w:val="clear" w:pos="708"/>
+          <w:tab w:val="left" w:pos="0" w:leader="none"/>
+        </w:tabs>
+        <w:spacing w:lineRule="auto" w:line="259" w:before="0" w:after="0"/>
+        <w:ind w:hanging="283" w:start="1418"/>
+        <w:rPr>
+          <w:sz w:val="20"/>
+          <w:szCs w:val="20"/>
+        </w:rPr>
+      </w:pPr>
+      <w:r>
+        <w:rPr>
+          <w:sz w:val="20"/>
+          <w:szCs w:val="20"/>
+        </w:rPr>
+        <w:t xml:space="preserve">Consulta da posição atual </w:t>
+      </w:r>
+    </w:p>
+    <w:p>
+      <w:pPr>
+        <w:pStyle w:val="BodyText"/>
+        <w:numPr>
+          <w:ilvl w:val="1"/>
+          <w:numId w:val="5"/>
+        </w:numPr>
+        <w:tabs>
+          <w:tab w:val="clear" w:pos="708"/>
+          <w:tab w:val="left" w:pos="0" w:leader="none"/>
+        </w:tabs>
+        <w:spacing w:lineRule="auto" w:line="259"/>
+        <w:ind w:hanging="283" w:start="1418"/>
+        <w:rPr>
+          <w:sz w:val="20"/>
+          <w:szCs w:val="20"/>
+        </w:rPr>
+      </w:pPr>
+      <w:r>
+        <w:rPr>
+          <w:sz w:val="20"/>
+          <w:szCs w:val="20"/>
+        </w:rPr>
+        <w:t>Análises retrospectivas com base no histórico de cotações</w:t>
+      </w:r>
+    </w:p>
+    <w:p>
+      <w:pPr>
+        <w:pStyle w:val="BodyText"/>
+        <w:spacing w:lineRule="auto" w:line="259" w:before="0" w:after="0"/>
+        <w:rPr>
+          <w:sz w:val="20"/>
+          <w:szCs w:val="20"/>
+        </w:rPr>
+      </w:pPr>
+      <w:r>
+        <w:rPr>
+          <w:sz w:val="20"/>
+          <w:szCs w:val="20"/>
+        </w:rPr>
+      </w:r>
+    </w:p>
+    <w:p>
+      <w:pPr>
+        <w:pStyle w:val="BodyText"/>
+        <w:spacing w:lineRule="auto" w:line="259" w:before="0" w:after="0"/>
+        <w:rPr>
+          <w:sz w:val="20"/>
+          <w:szCs w:val="20"/>
+        </w:rPr>
+      </w:pPr>
+      <w:r>
+        <w:rPr>
+          <w:sz w:val="20"/>
+          <w:szCs w:val="20"/>
+        </w:rPr>
+      </w:r>
+    </w:p>
+    <w:p>
+      <w:pPr>
+        <w:pStyle w:val="BodyText"/>
+        <w:spacing w:lineRule="auto" w:line="259" w:before="0" w:after="0"/>
+        <w:rPr>
+          <w:sz w:val="20"/>
+          <w:szCs w:val="20"/>
+        </w:rPr>
+      </w:pPr>
+      <w:r>
+        <w:rPr>
+          <w:sz w:val="20"/>
+          <w:szCs w:val="20"/>
+        </w:rPr>
+      </w:r>
+    </w:p>
+    <w:p>
+      <w:pPr>
+        <w:pStyle w:val="BodyText"/>
+        <w:spacing w:lineRule="auto" w:line="259" w:before="0" w:after="0"/>
+        <w:rPr>
+          <w:b/>
+          <w:bCs/>
+          <w:i/>
+          <w:iCs/>
+          <w:color w:val="2A6099"/>
+        </w:rPr>
+      </w:pPr>
+      <w:r>
+        <w:rPr>
+          <w:b/>
+          <w:bCs/>
+          <w:i/>
+          <w:iCs/>
+          <w:color w:val="2A6099"/>
+          <w:sz w:val="20"/>
+          <w:szCs w:val="20"/>
+        </w:rPr>
+        <w:t>6 - Modelo Conceitual</w:t>
+      </w:r>
+    </w:p>
+    <w:p>
+      <w:pPr>
+        <w:pStyle w:val="BodyText"/>
+        <w:spacing w:lineRule="auto" w:line="259" w:before="0" w:after="0"/>
+        <w:rPr>
+          <w:sz w:val="20"/>
+          <w:szCs w:val="20"/>
+        </w:rPr>
+      </w:pPr>
+      <w:r>
+        <w:rPr>
+          <w:sz w:val="20"/>
+          <w:szCs w:val="20"/>
+        </w:rPr>
+      </w:r>
+    </w:p>
+    <w:p>
+      <w:pPr>
+        <w:pStyle w:val="BodyText"/>
+        <w:spacing w:lineRule="auto" w:line="259" w:before="0" w:after="0"/>
+        <w:rPr>
+          <w:sz w:val="20"/>
+          <w:szCs w:val="20"/>
+        </w:rPr>
+      </w:pPr>
+      <w:r>
+        <w:rPr>
+          <w:sz w:val="20"/>
+          <w:szCs w:val="20"/>
+        </w:rPr>
+        <w:t>Este modelo foi desenhado na ferramenta BRMW web, utilizando todos os conceitos levantados e mencionados nos itens 4 (Levantamento e Descrição das Entidades) e 5 (Regras de Negócio). Abaixo o modelo conceitual.</w:t>
+      </w:r>
+    </w:p>
+    <w:p>
+      <w:pPr>
+        <w:pStyle w:val="BodyText"/>
+        <w:spacing w:lineRule="auto" w:line="259" w:before="0" w:after="0"/>
+        <w:rPr>
+          <w:sz w:val="20"/>
+          <w:szCs w:val="20"/>
+        </w:rPr>
+      </w:pPr>
+      <w:r>
+        <w:rPr>
+          <w:sz w:val="20"/>
+          <w:szCs w:val="20"/>
+        </w:rPr>
+        <w:drawing>
+          <wp:anchor distT="0" distB="0" distL="0" distR="0" simplePos="0" relativeHeight="2" behindDoc="0" locked="0" layoutInCell="0" allowOverlap="1">
+            <wp:simplePos x="0" y="0"/>
+            <wp:positionH relativeFrom="column">
+              <wp:posOffset>95250</wp:posOffset>
+            </wp:positionH>
+            <wp:positionV relativeFrom="paragraph">
+              <wp:posOffset>158750</wp:posOffset>
+            </wp:positionV>
+            <wp:extent cx="5622290" cy="3435350"/>
+            <wp:effectExtent l="0" t="0" r="0" b="0"/>
+            <wp:wrapSquare wrapText="largest"/>
+            <wp:docPr id="1" name="Image1"/>
+            <wp:cNvGraphicFramePr>
+              <a:graphicFrameLocks xmlns:a="http://schemas.openxmlformats.org/drawingml/2006/main" noChangeAspect="1"/>
+            </wp:cNvGraphicFramePr>
+            <a:graphic xmlns:a="http://schemas.openxmlformats.org/drawingml/2006/main">
+              <a:graphicData uri="http://schemas.openxmlformats.org/drawingml/2006/picture">
+                <pic:pic xmlns:pic="http://schemas.openxmlformats.org/drawingml/2006/picture">
+                  <pic:nvPicPr>
+                    <pic:cNvPr id="1" name="Image1"/>
+                    <pic:cNvPicPr>
+                      <a:picLocks noChangeAspect="1" noChangeArrowheads="1"/>
+                    </pic:cNvPicPr>
+                  </pic:nvPicPr>
+                  <pic:blipFill>
+                    <a:blip r:embed="rId2"/>
+                    <a:stretch>
+                      <a:fillRect/>
+                    </a:stretch>
+                  </pic:blipFill>
+                  <pic:spPr bwMode="auto">
+                    <a:xfrm>
+                      <a:off x="0" y="0"/>
+                      <a:ext cx="5622290" cy="3435350"/>
+                    </a:xfrm>
+                    <a:prstGeom prst="rect">
+                      <a:avLst/>
+                    </a:prstGeom>
+                    <a:noFill/>
+                  </pic:spPr>
+                </pic:pic>
+              </a:graphicData>
+            </a:graphic>
+          </wp:anchor>
+        </w:drawing>
+      </w:r>
+    </w:p>
+    <w:p>
+      <w:pPr>
+        <w:pStyle w:val="BodyText"/>
+        <w:spacing w:lineRule="auto" w:line="259" w:before="0" w:after="0"/>
+        <w:rPr>
+          <w:sz w:val="20"/>
+          <w:szCs w:val="20"/>
+        </w:rPr>
+      </w:pPr>
+      <w:r>
+        <w:rPr>
+          <w:sz w:val="20"/>
+          <w:szCs w:val="20"/>
+        </w:rPr>
+      </w:r>
+    </w:p>
+    <w:p>
+      <w:pPr>
+        <w:pStyle w:val="BodyText"/>
+        <w:spacing w:lineRule="auto" w:line="259" w:before="0" w:after="0"/>
+        <w:rPr>
+          <w:sz w:val="20"/>
+          <w:szCs w:val="20"/>
+        </w:rPr>
+      </w:pPr>
+      <w:r>
+        <w:rPr>
+          <w:sz w:val="20"/>
+          <w:szCs w:val="20"/>
+        </w:rPr>
+      </w:r>
+    </w:p>
+    <w:p>
+      <w:pPr>
+        <w:pStyle w:val="BodyText"/>
+        <w:spacing w:lineRule="auto" w:line="259" w:before="0" w:after="0"/>
+        <w:rPr>
+          <w:sz w:val="20"/>
+          <w:szCs w:val="20"/>
+        </w:rPr>
+      </w:pPr>
+      <w:r>
+        <w:rPr>
+          <w:sz w:val="20"/>
+          <w:szCs w:val="20"/>
+        </w:rPr>
+      </w:r>
+    </w:p>
+    <w:p>
+      <w:pPr>
+        <w:pStyle w:val="BodyText"/>
+        <w:spacing w:lineRule="auto" w:line="259" w:before="0" w:after="0"/>
+        <w:rPr>
+          <w:sz w:val="20"/>
+          <w:szCs w:val="20"/>
+        </w:rPr>
+      </w:pPr>
+      <w:r>
+        <w:rPr>
+          <w:sz w:val="20"/>
+          <w:szCs w:val="20"/>
+        </w:rPr>
+      </w:r>
+    </w:p>
+    <w:p>
+      <w:pPr>
+        <w:pStyle w:val="BodyText"/>
+        <w:spacing w:lineRule="auto" w:line="259" w:before="0" w:after="0"/>
+        <w:rPr>
+          <w:sz w:val="20"/>
+          <w:szCs w:val="20"/>
+        </w:rPr>
+      </w:pPr>
+      <w:r>
+        <w:rPr>
+          <w:sz w:val="20"/>
+          <w:szCs w:val="20"/>
+        </w:rPr>
+      </w:r>
+    </w:p>
+    <w:p>
+      <w:pPr>
+        <w:pStyle w:val="BodyText"/>
+        <w:spacing w:lineRule="auto" w:line="259" w:before="0" w:after="0"/>
+        <w:rPr>
+          <w:sz w:val="20"/>
+          <w:szCs w:val="20"/>
+        </w:rPr>
+      </w:pPr>
+      <w:r>
+        <w:rPr>
+          <w:sz w:val="20"/>
+          <w:szCs w:val="20"/>
+        </w:rPr>
+      </w:r>
+    </w:p>
+    <w:p>
+      <w:pPr>
+        <w:pStyle w:val="BodyText"/>
+        <w:spacing w:lineRule="auto" w:line="259" w:before="0" w:after="0"/>
+        <w:rPr>
+          <w:sz w:val="20"/>
+          <w:szCs w:val="20"/>
+        </w:rPr>
+      </w:pPr>
+      <w:r>
+        <w:rPr>
+          <w:sz w:val="20"/>
+          <w:szCs w:val="20"/>
+        </w:rPr>
+      </w:r>
+    </w:p>
+    <w:p>
+      <w:pPr>
+        <w:pStyle w:val="BodyText"/>
+        <w:spacing w:lineRule="auto" w:line="259" w:before="0" w:after="0"/>
+        <w:rPr>
+          <w:sz w:val="20"/>
+          <w:szCs w:val="20"/>
+        </w:rPr>
+      </w:pPr>
+      <w:r>
+        <w:rPr>
+          <w:sz w:val="20"/>
+          <w:szCs w:val="20"/>
+        </w:rPr>
+      </w:r>
+    </w:p>
+    <w:p>
+      <w:pPr>
+        <w:pStyle w:val="BodyText"/>
+        <w:spacing w:lineRule="auto" w:line="259" w:before="0" w:after="0"/>
+        <w:rPr>
+          <w:sz w:val="20"/>
+          <w:szCs w:val="20"/>
+        </w:rPr>
+      </w:pPr>
+      <w:r>
+        <w:rPr>
+          <w:sz w:val="20"/>
+          <w:szCs w:val="20"/>
+        </w:rPr>
+      </w:r>
+    </w:p>
+    <w:p>
+      <w:pPr>
+        <w:pStyle w:val="BodyText"/>
+        <w:spacing w:lineRule="auto" w:line="259" w:before="0" w:after="0"/>
+        <w:rPr>
+          <w:sz w:val="20"/>
+          <w:szCs w:val="20"/>
+        </w:rPr>
+      </w:pPr>
+      <w:r>
+        <w:rPr>
+          <w:sz w:val="20"/>
+          <w:szCs w:val="20"/>
+        </w:rPr>
+      </w:r>
+    </w:p>
+    <w:p>
+      <w:pPr>
+        <w:pStyle w:val="BodyText"/>
+        <w:spacing w:lineRule="auto" w:line="259" w:before="0" w:after="0"/>
+        <w:rPr>
+          <w:sz w:val="20"/>
+          <w:szCs w:val="20"/>
+        </w:rPr>
+      </w:pPr>
+      <w:r>
+        <w:rPr>
+          <w:sz w:val="20"/>
+          <w:szCs w:val="20"/>
+        </w:rPr>
+      </w:r>
+    </w:p>
+    <w:p>
+      <w:pPr>
+        <w:pStyle w:val="BodyText"/>
+        <w:spacing w:lineRule="auto" w:line="259" w:before="0" w:after="0"/>
+        <w:rPr>
+          <w:sz w:val="20"/>
+          <w:szCs w:val="20"/>
+        </w:rPr>
+      </w:pPr>
+      <w:r>
+        <w:rPr>
+          <w:sz w:val="20"/>
+          <w:szCs w:val="20"/>
+        </w:rPr>
+      </w:r>
+    </w:p>
+    <w:p>
+      <w:pPr>
+        <w:pStyle w:val="BodyText"/>
+        <w:spacing w:lineRule="auto" w:line="259" w:before="0" w:after="0"/>
+        <w:rPr>
+          <w:sz w:val="20"/>
+          <w:szCs w:val="20"/>
+        </w:rPr>
+      </w:pPr>
+      <w:r>
+        <w:rPr>
+          <w:sz w:val="20"/>
+          <w:szCs w:val="20"/>
+        </w:rPr>
+      </w:r>
+    </w:p>
+    <w:p>
+      <w:pPr>
+        <w:pStyle w:val="BodyText"/>
+        <w:spacing w:lineRule="auto" w:line="259" w:before="0" w:after="0"/>
+        <w:rPr>
+          <w:sz w:val="20"/>
+          <w:szCs w:val="20"/>
+        </w:rPr>
+      </w:pPr>
+      <w:r>
+        <w:rPr>
+          <w:sz w:val="20"/>
+          <w:szCs w:val="20"/>
+        </w:rPr>
+      </w:r>
+    </w:p>
+    <w:p>
+      <w:pPr>
+        <w:pStyle w:val="BodyText"/>
+        <w:spacing w:lineRule="auto" w:line="259" w:before="0" w:after="0"/>
+        <w:rPr>
+          <w:sz w:val="20"/>
+          <w:szCs w:val="20"/>
+        </w:rPr>
+      </w:pPr>
+      <w:r>
+        <w:rPr>
+          <w:sz w:val="20"/>
+          <w:szCs w:val="20"/>
+        </w:rPr>
+      </w:r>
+    </w:p>
+    <w:p>
+      <w:pPr>
+        <w:pStyle w:val="BodyText"/>
+        <w:spacing w:lineRule="auto" w:line="259" w:before="0" w:after="0"/>
+        <w:rPr>
+          <w:sz w:val="20"/>
+          <w:szCs w:val="20"/>
+        </w:rPr>
+      </w:pPr>
+      <w:r>
+        <w:rPr>
+          <w:sz w:val="20"/>
+          <w:szCs w:val="20"/>
+        </w:rPr>
+      </w:r>
+    </w:p>
+    <w:p>
+      <w:pPr>
+        <w:pStyle w:val="BodyText"/>
+        <w:spacing w:lineRule="auto" w:line="259" w:before="0" w:after="0"/>
+        <w:rPr>
+          <w:sz w:val="20"/>
+          <w:szCs w:val="20"/>
+        </w:rPr>
+      </w:pPr>
+      <w:r>
+        <w:rPr>
+          <w:sz w:val="20"/>
+          <w:szCs w:val="20"/>
+        </w:rPr>
+      </w:r>
+    </w:p>
+    <w:p>
+      <w:pPr>
+        <w:pStyle w:val="BodyText"/>
+        <w:spacing w:lineRule="auto" w:line="259" w:before="0" w:after="0"/>
+        <w:rPr>
+          <w:sz w:val="20"/>
+          <w:szCs w:val="20"/>
+        </w:rPr>
+      </w:pPr>
+      <w:r>
+        <w:rPr>
+          <w:sz w:val="20"/>
+          <w:szCs w:val="20"/>
+        </w:rPr>
+      </w:r>
+    </w:p>
+    <w:p>
+      <w:pPr>
+        <w:pStyle w:val="BodyText"/>
+        <w:spacing w:lineRule="auto" w:line="259" w:before="0" w:after="0"/>
+        <w:rPr>
+          <w:sz w:val="20"/>
+          <w:szCs w:val="20"/>
+        </w:rPr>
+      </w:pPr>
+      <w:r>
+        <w:rPr>
+          <w:sz w:val="20"/>
+          <w:szCs w:val="20"/>
+        </w:rPr>
+      </w:r>
+    </w:p>
+    <w:p>
+      <w:pPr>
+        <w:pStyle w:val="BodyText"/>
+        <w:spacing w:lineRule="auto" w:line="259" w:before="0" w:after="0"/>
+        <w:rPr>
+          <w:sz w:val="20"/>
+          <w:szCs w:val="20"/>
+        </w:rPr>
+      </w:pPr>
+      <w:r>
+        <w:rPr>
+          <w:sz w:val="20"/>
+          <w:szCs w:val="20"/>
+        </w:rPr>
+      </w:r>
+    </w:p>
+    <w:p>
+      <w:pPr>
+        <w:pStyle w:val="BodyText"/>
+        <w:spacing w:lineRule="auto" w:line="259" w:before="0" w:after="0"/>
+        <w:rPr>
+          <w:sz w:val="20"/>
+          <w:szCs w:val="20"/>
+        </w:rPr>
+      </w:pPr>
+      <w:r>
+        <w:rPr>
+          <w:sz w:val="20"/>
+          <w:szCs w:val="20"/>
+        </w:rPr>
+      </w:r>
+    </w:p>
+    <w:p>
+      <w:pPr>
+        <w:pStyle w:val="BodyText"/>
+        <w:spacing w:lineRule="auto" w:line="259" w:before="0" w:after="0"/>
+        <w:rPr>
+          <w:sz w:val="20"/>
+          <w:szCs w:val="20"/>
+        </w:rPr>
+      </w:pPr>
+      <w:r>
+        <w:rPr>
+          <w:sz w:val="20"/>
+          <w:szCs w:val="20"/>
+        </w:rPr>
+      </w:r>
+    </w:p>
+    <w:p>
+      <w:pPr>
+        <w:pStyle w:val="BodyText"/>
+        <w:spacing w:lineRule="auto" w:line="259" w:before="0" w:after="0"/>
+        <w:rPr>
+          <w:b/>
+          <w:bCs/>
+          <w:i/>
+          <w:iCs/>
+          <w:color w:val="2A6099"/>
+          <w:sz w:val="20"/>
+          <w:szCs w:val="20"/>
+        </w:rPr>
+      </w:pPr>
+      <w:r>
+        <w:rPr>
+          <w:b/>
+          <w:bCs/>
+          <w:i/>
+          <w:iCs/>
+          <w:color w:val="2A6099"/>
+          <w:sz w:val="20"/>
+          <w:szCs w:val="20"/>
+        </w:rPr>
+        <w:t>7 - Modelo Lógico</w:t>
+      </w:r>
+    </w:p>
+    <w:p>
+      <w:pPr>
+        <w:pStyle w:val="BodyText"/>
+        <w:spacing w:lineRule="auto" w:line="259" w:before="0" w:after="0"/>
+        <w:rPr>
+          <w:sz w:val="20"/>
+          <w:szCs w:val="20"/>
+        </w:rPr>
+      </w:pPr>
+      <w:r>
+        <w:rPr>
+          <w:sz w:val="20"/>
+          <w:szCs w:val="20"/>
+        </w:rPr>
+      </w:r>
+    </w:p>
+    <w:p>
+      <w:pPr>
+        <w:pStyle w:val="BodyText"/>
+        <w:spacing w:lineRule="auto" w:line="259" w:before="0" w:after="0"/>
+        <w:rPr>
+          <w:sz w:val="20"/>
+          <w:szCs w:val="20"/>
+        </w:rPr>
+      </w:pPr>
+      <w:r>
+        <w:rPr>
+          <w:sz w:val="20"/>
+          <w:szCs w:val="20"/>
+        </w:rPr>
+        <w:t>Este modelo, também na ferramenta BRMW web,  foi gerado diretamente através do Modelo Conceitual.</w:t>
+      </w:r>
+    </w:p>
+    <w:p>
+      <w:pPr>
+        <w:pStyle w:val="BodyText"/>
+        <w:spacing w:lineRule="auto" w:line="259" w:before="0" w:after="0"/>
+        <w:rPr>
+          <w:sz w:val="20"/>
+          <w:szCs w:val="20"/>
+        </w:rPr>
+      </w:pPr>
+      <w:r>
+        <w:rPr>
+          <w:sz w:val="20"/>
+          <w:szCs w:val="20"/>
+        </w:rPr>
+      </w:r>
+    </w:p>
+    <w:p>
+      <w:pPr>
+        <w:pStyle w:val="BodyText"/>
+        <w:spacing w:lineRule="auto" w:line="259" w:before="0" w:after="0"/>
+        <w:rPr>
+          <w:sz w:val="20"/>
+          <w:szCs w:val="20"/>
+        </w:rPr>
+      </w:pPr>
+      <w:r>
+        <w:drawing>
+          <wp:anchor distT="0" distB="0" distL="0" distR="0" simplePos="0" relativeHeight="3" behindDoc="0" locked="0" layoutInCell="0" allowOverlap="1">
+            <wp:simplePos x="0" y="0"/>
+            <wp:positionH relativeFrom="column">
+              <wp:align>center</wp:align>
+            </wp:positionH>
+            <wp:positionV relativeFrom="paragraph">
+              <wp:posOffset>635</wp:posOffset>
+            </wp:positionV>
+            <wp:extent cx="5400040" cy="4013835"/>
+            <wp:effectExtent l="0" t="0" r="0" b="0"/>
+            <wp:wrapSquare wrapText="largest"/>
+            <wp:docPr id="2" name="Image2"/>
+            <wp:cNvGraphicFramePr>
+              <a:graphicFrameLocks xmlns:a="http://schemas.openxmlformats.org/drawingml/2006/main" noChangeAspect="1"/>
+            </wp:cNvGraphicFramePr>
+            <a:graphic xmlns:a="http://schemas.openxmlformats.org/drawingml/2006/main">
+              <a:graphicData uri="http://schemas.openxmlformats.org/drawingml/2006/picture">
+                <pic:pic xmlns:pic="http://schemas.openxmlformats.org/drawingml/2006/picture">
+                  <pic:nvPicPr>
+                    <pic:cNvPr id="2" name="Image2"/>
+                    <pic:cNvPicPr>
+                      <a:picLocks noChangeAspect="1" noChangeArrowheads="1"/>
+                    </pic:cNvPicPr>
+                  </pic:nvPicPr>
+                  <pic:blipFill>
+                    <a:blip r:embed="rId3"/>
+                    <a:stretch>
+                      <a:fillRect/>
+                    </a:stretch>
+                  </pic:blipFill>
+                  <pic:spPr bwMode="auto">
+                    <a:xfrm>
+                      <a:off x="0" y="0"/>
+                      <a:ext cx="5400040" cy="4013835"/>
+                    </a:xfrm>
+                    <a:prstGeom prst="rect">
+                      <a:avLst/>
+                    </a:prstGeom>
+                    <a:noFill/>
+                  </pic:spPr>
+                </pic:pic>
+              </a:graphicData>
+            </a:graphic>
+          </wp:anchor>
+        </w:drawing>
+      </w:r>
+      <w:r>
+        <w:rPr>
+          <w:sz w:val="20"/>
+          <w:szCs w:val="20"/>
+        </w:rPr>
+        <w:t xml:space="preserve">   </w:t>
+      </w:r>
+    </w:p>
+    <w:p>
+      <w:pPr>
+        <w:pStyle w:val="BodyText"/>
+        <w:spacing w:lineRule="auto" w:line="259" w:before="0" w:after="0"/>
+        <w:rPr>
+          <w:b/>
+          <w:bCs/>
+          <w:i/>
+          <w:iCs/>
+          <w:color w:val="2A6099"/>
+          <w:sz w:val="20"/>
+          <w:szCs w:val="20"/>
+        </w:rPr>
+      </w:pPr>
+      <w:r>
+        <w:rPr>
+          <w:b/>
+          <w:bCs/>
+          <w:i/>
+          <w:iCs/>
+          <w:color w:val="2A6099"/>
+          <w:sz w:val="20"/>
+          <w:szCs w:val="20"/>
+        </w:rPr>
+      </w:r>
+    </w:p>
+    <w:p>
+      <w:pPr>
+        <w:pStyle w:val="BodyText"/>
+        <w:spacing w:lineRule="auto" w:line="259" w:before="0" w:after="0"/>
+        <w:rPr>
+          <w:b/>
+          <w:bCs/>
+          <w:i/>
+          <w:iCs/>
+          <w:color w:val="2A6099"/>
+          <w:sz w:val="20"/>
+          <w:szCs w:val="20"/>
+        </w:rPr>
+      </w:pPr>
+      <w:r>
+        <w:rPr>
+          <w:b/>
+          <w:bCs/>
+          <w:i/>
+          <w:iCs/>
+          <w:color w:val="2A6099"/>
+          <w:sz w:val="20"/>
+          <w:szCs w:val="20"/>
+        </w:rPr>
+      </w:r>
+    </w:p>
+    <w:p>
+      <w:pPr>
+        <w:pStyle w:val="BodyText"/>
+        <w:spacing w:lineRule="auto" w:line="259" w:before="0" w:after="0"/>
+        <w:rPr>
+          <w:b/>
+          <w:bCs/>
+          <w:i/>
+          <w:iCs/>
+          <w:color w:val="2A6099"/>
+          <w:sz w:val="20"/>
+          <w:szCs w:val="20"/>
+        </w:rPr>
+      </w:pPr>
+      <w:r>
+        <w:rPr>
+          <w:b/>
+          <w:bCs/>
+          <w:i/>
+          <w:iCs/>
+          <w:color w:val="2A6099"/>
+          <w:sz w:val="20"/>
+          <w:szCs w:val="20"/>
+        </w:rPr>
+      </w:r>
+    </w:p>
+    <w:p>
+      <w:pPr>
+        <w:pStyle w:val="BodyText"/>
+        <w:spacing w:lineRule="auto" w:line="259" w:before="0" w:after="0"/>
+        <w:rPr>
+          <w:b/>
+          <w:bCs/>
+          <w:i/>
+          <w:iCs/>
+          <w:color w:val="2A6099"/>
+          <w:sz w:val="20"/>
+          <w:szCs w:val="20"/>
+        </w:rPr>
+      </w:pPr>
+      <w:r>
+        <w:rPr>
+          <w:b/>
+          <w:bCs/>
+          <w:i/>
+          <w:iCs/>
+          <w:color w:val="2A6099"/>
+          <w:sz w:val="20"/>
+          <w:szCs w:val="20"/>
+        </w:rPr>
+      </w:r>
+    </w:p>
+    <w:p>
+      <w:pPr>
+        <w:pStyle w:val="BodyText"/>
+        <w:spacing w:lineRule="auto" w:line="259" w:before="0" w:after="0"/>
+        <w:rPr>
+          <w:b/>
+          <w:bCs/>
+          <w:i/>
+          <w:iCs/>
+          <w:color w:val="2A6099"/>
+          <w:sz w:val="20"/>
+          <w:szCs w:val="20"/>
+        </w:rPr>
+      </w:pPr>
+      <w:r>
+        <w:rPr>
+          <w:b/>
+          <w:bCs/>
+          <w:i/>
+          <w:iCs/>
+          <w:color w:val="2A6099"/>
+          <w:sz w:val="20"/>
+          <w:szCs w:val="20"/>
+        </w:rPr>
+      </w:r>
+    </w:p>
+    <w:p>
+      <w:pPr>
+        <w:pStyle w:val="BodyText"/>
+        <w:spacing w:lineRule="auto" w:line="259" w:before="0" w:after="0"/>
+        <w:rPr>
+          <w:b/>
+          <w:bCs/>
+          <w:i/>
+          <w:iCs/>
+          <w:color w:val="2A6099"/>
+          <w:sz w:val="20"/>
+          <w:szCs w:val="20"/>
+        </w:rPr>
+      </w:pPr>
+      <w:r>
+        <w:rPr>
+          <w:b/>
+          <w:bCs/>
+          <w:i/>
+          <w:iCs/>
+          <w:color w:val="2A6099"/>
+          <w:sz w:val="20"/>
+          <w:szCs w:val="20"/>
+        </w:rPr>
+      </w:r>
+    </w:p>
+    <w:p>
+      <w:pPr>
+        <w:pStyle w:val="BodyText"/>
+        <w:spacing w:lineRule="auto" w:line="259" w:before="0" w:after="0"/>
+        <w:rPr>
+          <w:b/>
+          <w:bCs/>
+          <w:i/>
+          <w:iCs/>
+          <w:color w:val="2A6099"/>
+          <w:sz w:val="20"/>
+          <w:szCs w:val="20"/>
+        </w:rPr>
+      </w:pPr>
+      <w:r>
+        <w:rPr>
+          <w:b/>
+          <w:bCs/>
+          <w:i/>
+          <w:iCs/>
+          <w:color w:val="2A6099"/>
+          <w:sz w:val="20"/>
+          <w:szCs w:val="20"/>
+        </w:rPr>
+      </w:r>
+    </w:p>
+    <w:p>
+      <w:pPr>
+        <w:pStyle w:val="BodyText"/>
+        <w:spacing w:lineRule="auto" w:line="259" w:before="0" w:after="0"/>
+        <w:rPr>
+          <w:b/>
+          <w:bCs/>
+          <w:i/>
+          <w:iCs/>
+          <w:color w:val="2A6099"/>
+          <w:sz w:val="20"/>
+          <w:szCs w:val="20"/>
+        </w:rPr>
+      </w:pPr>
+      <w:r>
+        <w:rPr>
+          <w:b/>
+          <w:bCs/>
+          <w:i/>
+          <w:iCs/>
+          <w:color w:val="2A6099"/>
+          <w:sz w:val="20"/>
+          <w:szCs w:val="20"/>
+        </w:rPr>
+      </w:r>
+    </w:p>
+    <w:p>
+      <w:pPr>
+        <w:pStyle w:val="BodyText"/>
+        <w:spacing w:lineRule="auto" w:line="259" w:before="0" w:after="0"/>
+        <w:rPr>
+          <w:b/>
+          <w:bCs/>
+          <w:i/>
+          <w:iCs/>
+          <w:color w:val="2A6099"/>
+          <w:sz w:val="20"/>
+          <w:szCs w:val="20"/>
+        </w:rPr>
+      </w:pPr>
+      <w:r>
+        <w:rPr>
+          <w:b/>
+          <w:bCs/>
+          <w:i/>
+          <w:iCs/>
+          <w:color w:val="2A6099"/>
+          <w:sz w:val="20"/>
+          <w:szCs w:val="20"/>
+        </w:rPr>
+      </w:r>
+    </w:p>
+    <w:p>
+      <w:pPr>
+        <w:pStyle w:val="BodyText"/>
+        <w:spacing w:lineRule="auto" w:line="259" w:before="0" w:after="0"/>
+        <w:rPr>
+          <w:b/>
+          <w:bCs/>
+          <w:i/>
+          <w:iCs/>
+          <w:color w:val="2A6099"/>
+          <w:sz w:val="20"/>
+          <w:szCs w:val="20"/>
+        </w:rPr>
+      </w:pPr>
+      <w:r>
+        <w:rPr>
+          <w:b/>
+          <w:bCs/>
+          <w:i/>
+          <w:iCs/>
+          <w:color w:val="2A6099"/>
+          <w:sz w:val="20"/>
+          <w:szCs w:val="20"/>
+        </w:rPr>
+      </w:r>
+    </w:p>
+    <w:p>
+      <w:pPr>
+        <w:pStyle w:val="BodyText"/>
+        <w:spacing w:lineRule="auto" w:line="259" w:before="0" w:after="0"/>
+        <w:rPr>
+          <w:b/>
+          <w:bCs/>
+          <w:i/>
+          <w:iCs/>
+          <w:color w:val="2A6099"/>
+          <w:sz w:val="20"/>
+          <w:szCs w:val="20"/>
+        </w:rPr>
+      </w:pPr>
+      <w:r>
+        <w:rPr>
+          <w:b/>
+          <w:bCs/>
+          <w:i/>
+          <w:iCs/>
+          <w:color w:val="2A6099"/>
+          <w:sz w:val="20"/>
+          <w:szCs w:val="20"/>
+        </w:rPr>
+      </w:r>
+    </w:p>
+    <w:p>
+      <w:pPr>
+        <w:pStyle w:val="BodyText"/>
+        <w:spacing w:lineRule="auto" w:line="259" w:before="0" w:after="0"/>
+        <w:rPr>
+          <w:b/>
+          <w:bCs/>
+          <w:i/>
+          <w:iCs/>
+          <w:color w:val="2A6099"/>
+          <w:sz w:val="20"/>
+          <w:szCs w:val="20"/>
+        </w:rPr>
+      </w:pPr>
+      <w:r>
+        <w:rPr>
+          <w:b/>
+          <w:bCs/>
+          <w:i/>
+          <w:iCs/>
+          <w:color w:val="2A6099"/>
+          <w:sz w:val="20"/>
+          <w:szCs w:val="20"/>
+        </w:rPr>
+      </w:r>
+    </w:p>
+    <w:p>
+      <w:pPr>
+        <w:pStyle w:val="BodyText"/>
+        <w:spacing w:lineRule="auto" w:line="259" w:before="0" w:after="0"/>
+        <w:rPr>
+          <w:b/>
+          <w:bCs/>
+          <w:i/>
+          <w:iCs/>
+          <w:color w:val="2A6099"/>
+          <w:sz w:val="20"/>
+          <w:szCs w:val="20"/>
+        </w:rPr>
+      </w:pPr>
+      <w:r>
+        <w:rPr>
+          <w:b/>
+          <w:bCs/>
+          <w:i/>
+          <w:iCs/>
+          <w:color w:val="2A6099"/>
+          <w:sz w:val="20"/>
+          <w:szCs w:val="20"/>
+        </w:rPr>
+      </w:r>
+    </w:p>
+    <w:p>
+      <w:pPr>
+        <w:pStyle w:val="BodyText"/>
+        <w:spacing w:lineRule="auto" w:line="259" w:before="0" w:after="0"/>
+        <w:rPr>
+          <w:b/>
+          <w:bCs/>
+          <w:i/>
+          <w:iCs/>
+          <w:color w:val="2A6099"/>
+          <w:sz w:val="20"/>
+          <w:szCs w:val="20"/>
+        </w:rPr>
+      </w:pPr>
+      <w:r>
+        <w:rPr>
+          <w:b/>
+          <w:bCs/>
+          <w:i/>
+          <w:iCs/>
+          <w:color w:val="2A6099"/>
+          <w:sz w:val="20"/>
+          <w:szCs w:val="20"/>
+        </w:rPr>
+      </w:r>
+    </w:p>
+    <w:p>
+      <w:pPr>
+        <w:pStyle w:val="BodyText"/>
+        <w:spacing w:lineRule="auto" w:line="259" w:before="0" w:after="0"/>
+        <w:rPr>
+          <w:b/>
+          <w:bCs/>
+          <w:i/>
+          <w:iCs/>
+          <w:color w:val="2A6099"/>
+          <w:sz w:val="20"/>
+          <w:szCs w:val="20"/>
+        </w:rPr>
+      </w:pPr>
+      <w:r>
+        <w:rPr>
+          <w:b/>
+          <w:bCs/>
+          <w:i/>
+          <w:iCs/>
+          <w:color w:val="2A6099"/>
+          <w:sz w:val="20"/>
+          <w:szCs w:val="20"/>
+        </w:rPr>
+      </w:r>
+    </w:p>
+    <w:p>
+      <w:pPr>
+        <w:pStyle w:val="BodyText"/>
+        <w:spacing w:lineRule="auto" w:line="259" w:before="0" w:after="0"/>
+        <w:rPr>
+          <w:b/>
+          <w:bCs/>
+          <w:i/>
+          <w:iCs/>
+          <w:color w:val="2A6099"/>
+          <w:sz w:val="20"/>
+          <w:szCs w:val="20"/>
+        </w:rPr>
+      </w:pPr>
+      <w:r>
+        <w:rPr>
+          <w:b/>
+          <w:bCs/>
+          <w:i/>
+          <w:iCs/>
+          <w:color w:val="2A6099"/>
+          <w:sz w:val="20"/>
+          <w:szCs w:val="20"/>
+        </w:rPr>
+      </w:r>
+    </w:p>
+    <w:p>
+      <w:pPr>
+        <w:pStyle w:val="BodyText"/>
+        <w:spacing w:lineRule="auto" w:line="259" w:before="0" w:after="0"/>
+        <w:rPr>
+          <w:b/>
+          <w:bCs/>
+          <w:i/>
+          <w:iCs/>
+          <w:color w:val="2A6099"/>
+          <w:sz w:val="20"/>
+          <w:szCs w:val="20"/>
+        </w:rPr>
+      </w:pPr>
+      <w:r>
+        <w:rPr>
+          <w:b/>
+          <w:bCs/>
+          <w:i/>
+          <w:iCs/>
+          <w:color w:val="2A6099"/>
+          <w:sz w:val="20"/>
+          <w:szCs w:val="20"/>
+        </w:rPr>
+      </w:r>
+    </w:p>
+    <w:p>
+      <w:pPr>
+        <w:pStyle w:val="BodyText"/>
+        <w:spacing w:lineRule="auto" w:line="259" w:before="0" w:after="0"/>
+        <w:rPr>
+          <w:b/>
+          <w:bCs/>
+          <w:i/>
+          <w:iCs/>
+          <w:color w:val="2A6099"/>
+          <w:sz w:val="20"/>
+          <w:szCs w:val="20"/>
+        </w:rPr>
+      </w:pPr>
+      <w:r>
+        <w:rPr>
+          <w:b/>
+          <w:bCs/>
+          <w:i/>
+          <w:iCs/>
+          <w:color w:val="2A6099"/>
+          <w:sz w:val="20"/>
+          <w:szCs w:val="20"/>
+        </w:rPr>
+      </w:r>
+    </w:p>
+    <w:p>
+      <w:pPr>
+        <w:pStyle w:val="BodyText"/>
+        <w:spacing w:lineRule="auto" w:line="259" w:before="0" w:after="0"/>
+        <w:rPr>
+          <w:b/>
+          <w:bCs/>
+          <w:i/>
+          <w:iCs/>
+          <w:color w:val="2A6099"/>
+          <w:sz w:val="20"/>
+          <w:szCs w:val="20"/>
+        </w:rPr>
+      </w:pPr>
+      <w:r>
+        <w:rPr>
+          <w:b/>
+          <w:bCs/>
+          <w:i/>
+          <w:iCs/>
+          <w:color w:val="2A6099"/>
+          <w:sz w:val="20"/>
+          <w:szCs w:val="20"/>
+        </w:rPr>
+      </w:r>
+    </w:p>
+    <w:p>
+      <w:pPr>
+        <w:pStyle w:val="BodyText"/>
+        <w:spacing w:lineRule="auto" w:line="259" w:before="0" w:after="0"/>
+        <w:rPr>
+          <w:b/>
+          <w:bCs/>
+          <w:i/>
+          <w:iCs/>
+          <w:color w:val="2A6099"/>
+          <w:sz w:val="20"/>
+          <w:szCs w:val="20"/>
+        </w:rPr>
+      </w:pPr>
+      <w:r>
+        <w:rPr>
+          <w:b/>
+          <w:bCs/>
+          <w:i/>
+          <w:iCs/>
+          <w:color w:val="2A6099"/>
+          <w:sz w:val="20"/>
+          <w:szCs w:val="20"/>
+        </w:rPr>
+      </w:r>
+    </w:p>
+    <w:p>
+      <w:pPr>
+        <w:pStyle w:val="BodyText"/>
+        <w:spacing w:lineRule="auto" w:line="259" w:before="0" w:after="0"/>
+        <w:rPr>
+          <w:b/>
+          <w:bCs/>
+          <w:i/>
+          <w:iCs/>
+          <w:color w:val="2A6099"/>
+          <w:sz w:val="20"/>
+          <w:szCs w:val="20"/>
+        </w:rPr>
+      </w:pPr>
+      <w:r>
+        <w:rPr>
+          <w:b/>
+          <w:bCs/>
+          <w:i/>
+          <w:iCs/>
+          <w:color w:val="2A6099"/>
+          <w:sz w:val="20"/>
+          <w:szCs w:val="20"/>
+        </w:rPr>
+        <w:t>8 - Modelo Físico</w:t>
+      </w:r>
+    </w:p>
+    <w:p>
+      <w:pPr>
+        <w:pStyle w:val="BodyText"/>
+        <w:spacing w:lineRule="auto" w:line="259" w:before="0" w:after="0"/>
+        <w:rPr>
+          <w:sz w:val="20"/>
+          <w:szCs w:val="20"/>
+        </w:rPr>
+      </w:pPr>
+      <w:r>
+        <w:rPr>
+          <w:sz w:val="20"/>
+          <w:szCs w:val="20"/>
+        </w:rPr>
+      </w:r>
+    </w:p>
+    <w:p>
+      <w:pPr>
+        <w:pStyle w:val="BodyText"/>
+        <w:spacing w:lineRule="auto" w:line="259" w:before="0" w:after="0"/>
+        <w:rPr>
+          <w:sz w:val="20"/>
+          <w:szCs w:val="20"/>
+        </w:rPr>
+      </w:pPr>
+      <w:r>
+        <w:rPr>
+          <w:sz w:val="20"/>
+          <w:szCs w:val="20"/>
+        </w:rPr>
+        <w:t>Para este modelo foi feito um mapeamento manual e a ferramenta utilizada foi o MySQL Workbench pelo fato de ter uma representatividade mais adequada. Segue o modelo.</w:t>
+      </w:r>
+    </w:p>
+    <w:p>
+      <w:pPr>
+        <w:pStyle w:val="BodyText"/>
+        <w:spacing w:lineRule="auto" w:line="259" w:before="0" w:after="0"/>
+        <w:rPr>
+          <w:sz w:val="20"/>
+          <w:szCs w:val="20"/>
+        </w:rPr>
+      </w:pPr>
+      <w:r>
+        <w:rPr>
+          <w:sz w:val="20"/>
+          <w:szCs w:val="20"/>
+        </w:rPr>
+      </w:r>
+    </w:p>
+    <w:p>
+      <w:pPr>
+        <w:pStyle w:val="BodyText"/>
+        <w:spacing w:lineRule="auto" w:line="259" w:before="0" w:after="0"/>
+        <w:rPr>
+          <w:sz w:val="20"/>
+          <w:szCs w:val="20"/>
+        </w:rPr>
+      </w:pPr>
+      <w:r>
+        <w:drawing>
+          <wp:anchor distT="0" distB="0" distL="0" distR="0" simplePos="0" relativeHeight="4" behindDoc="0" locked="0" layoutInCell="0" allowOverlap="1">
+            <wp:simplePos x="0" y="0"/>
+            <wp:positionH relativeFrom="column">
+              <wp:align>center</wp:align>
+            </wp:positionH>
+            <wp:positionV relativeFrom="paragraph">
+              <wp:posOffset>635</wp:posOffset>
+            </wp:positionV>
+            <wp:extent cx="5400040" cy="3054350"/>
+            <wp:effectExtent l="0" t="0" r="0" b="0"/>
+            <wp:wrapSquare wrapText="largest"/>
+            <wp:docPr id="3" name="Image3"/>
+            <wp:cNvGraphicFramePr>
+              <a:graphicFrameLocks xmlns:a="http://schemas.openxmlformats.org/drawingml/2006/main" noChangeAspect="1"/>
+            </wp:cNvGraphicFramePr>
+            <a:graphic xmlns:a="http://schemas.openxmlformats.org/drawingml/2006/main">
+              <a:graphicData uri="http://schemas.openxmlformats.org/drawingml/2006/picture">
+                <pic:pic xmlns:pic="http://schemas.openxmlformats.org/drawingml/2006/picture">
+                  <pic:nvPicPr>
+                    <pic:cNvPr id="3" name="Image3"/>
+                    <pic:cNvPicPr>
+                      <a:picLocks noChangeAspect="1" noChangeArrowheads="1"/>
+                    </pic:cNvPicPr>
+                  </pic:nvPicPr>
+                  <pic:blipFill>
+                    <a:blip r:embed="rId4"/>
+                    <a:stretch>
+                      <a:fillRect/>
+                    </a:stretch>
+                  </pic:blipFill>
+                  <pic:spPr bwMode="auto">
+                    <a:xfrm>
+                      <a:off x="0" y="0"/>
+                      <a:ext cx="5400040" cy="3054350"/>
+                    </a:xfrm>
+                    <a:prstGeom prst="rect">
+                      <a:avLst/>
+                    </a:prstGeom>
+                    <a:noFill/>
+                  </pic:spPr>
+                </pic:pic>
+              </a:graphicData>
+            </a:graphic>
+          </wp:anchor>
+        </w:drawing>
+      </w:r>
+      <w:r>
+        <w:rPr>
+          <w:sz w:val="20"/>
+          <w:szCs w:val="20"/>
+        </w:rPr>
+        <w:t xml:space="preserve">              </w:t>
+      </w:r>
+    </w:p>
+    <w:p>
+      <w:pPr>
+        <w:pStyle w:val="BodyText"/>
+        <w:spacing w:lineRule="auto" w:line="259" w:before="0" w:after="0"/>
+        <w:rPr>
+          <w:sz w:val="20"/>
+          <w:szCs w:val="20"/>
+        </w:rPr>
+      </w:pPr>
+      <w:r>
+        <w:rPr>
+          <w:sz w:val="20"/>
+          <w:szCs w:val="20"/>
+        </w:rPr>
+      </w:r>
+    </w:p>
+    <w:p>
+      <w:pPr>
+        <w:pStyle w:val="BodyText"/>
+        <w:spacing w:lineRule="auto" w:line="259" w:before="0" w:after="0"/>
+        <w:rPr>
+          <w:b/>
+          <w:bCs/>
+          <w:i/>
+          <w:iCs/>
+          <w:color w:val="2A6099"/>
+        </w:rPr>
+      </w:pPr>
+      <w:r>
+        <w:rPr>
+          <w:b/>
+          <w:bCs/>
+          <w:i/>
+          <w:iCs/>
+          <w:color w:val="2A6099"/>
+          <w:sz w:val="20"/>
+          <w:szCs w:val="20"/>
+        </w:rPr>
+        <w:t xml:space="preserve">9 - </w:t>
+      </w:r>
+      <w:r>
+        <w:rPr>
+          <w:b/>
+          <w:bCs/>
+          <w:i/>
+          <w:iCs/>
+          <w:color w:val="2A6099"/>
+          <w:sz w:val="20"/>
+          <w:szCs w:val="20"/>
+        </w:rPr>
+        <w:t>Scripts SQL</w:t>
+      </w:r>
+    </w:p>
+    <w:p>
+      <w:pPr>
+        <w:pStyle w:val="BodyText"/>
+        <w:spacing w:lineRule="auto" w:line="259" w:before="0" w:after="0"/>
+        <w:rPr>
+          <w:sz w:val="20"/>
+          <w:szCs w:val="20"/>
+        </w:rPr>
+      </w:pPr>
+      <w:r>
+        <w:rPr>
+          <w:sz w:val="20"/>
+          <w:szCs w:val="20"/>
+        </w:rPr>
+      </w:r>
+    </w:p>
+    <w:p>
+      <w:pPr>
+        <w:pStyle w:val="BodyText"/>
+        <w:spacing w:lineRule="auto" w:line="259" w:before="0" w:after="0"/>
+        <w:rPr>
+          <w:b/>
+          <w:bCs/>
+          <w:i/>
+          <w:iCs/>
+          <w:color w:val="2A6099"/>
+        </w:rPr>
+      </w:pPr>
+      <w:r>
+        <w:rPr>
+          <w:b/>
+          <w:bCs/>
+          <w:i/>
+          <w:iCs/>
+          <w:color w:val="2A6099"/>
+          <w:sz w:val="20"/>
+          <w:szCs w:val="20"/>
+        </w:rPr>
+        <w:t xml:space="preserve">10 – </w:t>
+      </w:r>
+      <w:r>
+        <w:rPr>
+          <w:b/>
+          <w:bCs/>
+          <w:i/>
+          <w:iCs/>
+          <w:color w:val="2A6099"/>
+          <w:sz w:val="20"/>
+          <w:szCs w:val="20"/>
+        </w:rPr>
+        <w:t>Conclusão</w:t>
+      </w:r>
+    </w:p>
+    <w:p>
+      <w:pPr>
+        <w:pStyle w:val="BodyText"/>
+        <w:spacing w:lineRule="auto" w:line="259" w:before="0" w:after="0"/>
+        <w:rPr>
+          <w:sz w:val="20"/>
+          <w:szCs w:val="20"/>
+        </w:rPr>
+      </w:pPr>
+      <w:r>
+        <w:rPr>
+          <w:sz w:val="20"/>
+          <w:szCs w:val="20"/>
+        </w:rPr>
+      </w:r>
+    </w:p>
+    <w:p>
+      <w:pPr>
+        <w:pStyle w:val="BodyText"/>
+        <w:spacing w:lineRule="auto" w:line="259" w:before="0" w:after="0"/>
+        <w:rPr>
+          <w:b/>
+          <w:bCs/>
+          <w:i/>
+          <w:iCs/>
+          <w:color w:val="2A6099"/>
+        </w:rPr>
+      </w:pPr>
+      <w:r>
+        <w:rPr>
+          <w:b/>
+          <w:bCs/>
+          <w:i/>
+          <w:iCs/>
+          <w:color w:val="2A6099"/>
+          <w:sz w:val="20"/>
+          <w:szCs w:val="20"/>
+        </w:rPr>
+        <w:t xml:space="preserve">11 - </w:t>
+      </w:r>
+      <w:r>
+        <w:rPr>
+          <w:b/>
+          <w:bCs/>
+          <w:i/>
+          <w:iCs/>
+          <w:color w:val="2A6099"/>
           <w:sz w:val="20"/>
           <w:szCs w:val="20"/>
         </w:rPr>
@@ -1942,6 +4419,833 @@
     </w:sectPr>
   </w:body>
 </w:document>
+</file>
+
+<file path=word/numbering.xml><?xml version="1.0" encoding="utf-8"?>
+<w:numbering xmlns:w="http://schemas.openxmlformats.org/wordprocessingml/2006/main" xmlns:o="urn:schemas-microsoft-com:office:office" xmlns:r="http://schemas.openxmlformats.org/officeDocument/2006/relationships" xmlns:v="urn:schemas-microsoft-com:vml" xmlns:mc="http://schemas.openxmlformats.org/markup-compatibility/2006" xmlns:w14="http://schemas.microsoft.com/office/word/2010/wordml" mc:Ignorable="w14">
+  <w:abstractNum w:abstractNumId="1">
+    <w:lvl w:ilvl="0">
+      <w:start w:val="1"/>
+      <w:numFmt w:val="bullet"/>
+      <w:lvlText w:val=""/>
+      <w:lvlJc w:val="start"/>
+      <w:pPr>
+        <w:tabs>
+          <w:tab w:val="num" w:pos="709"/>
+        </w:tabs>
+        <w:ind w:start="709" w:hanging="283"/>
+      </w:pPr>
+      <w:rPr>
+        <w:rFonts w:ascii="Symbol" w:hAnsi="Symbol" w:cs="Symbol" w:hint="default"/>
+      </w:rPr>
+    </w:lvl>
+    <w:lvl w:ilvl="1">
+      <w:start w:val="1"/>
+      <w:numFmt w:val="bullet"/>
+      <w:lvlText w:val=""/>
+      <w:lvlJc w:val="start"/>
+      <w:pPr>
+        <w:tabs>
+          <w:tab w:val="num" w:pos="1418"/>
+        </w:tabs>
+        <w:ind w:start="1418" w:hanging="283"/>
+      </w:pPr>
+      <w:rPr>
+        <w:rFonts w:ascii="Symbol" w:hAnsi="Symbol" w:cs="Symbol" w:hint="default"/>
+      </w:rPr>
+    </w:lvl>
+    <w:lvl w:ilvl="2">
+      <w:start w:val="1"/>
+      <w:numFmt w:val="bullet"/>
+      <w:lvlText w:val=""/>
+      <w:lvlJc w:val="start"/>
+      <w:pPr>
+        <w:tabs>
+          <w:tab w:val="num" w:pos="2127"/>
+        </w:tabs>
+        <w:ind w:start="2127" w:hanging="283"/>
+      </w:pPr>
+      <w:rPr>
+        <w:rFonts w:ascii="Symbol" w:hAnsi="Symbol" w:cs="Symbol" w:hint="default"/>
+      </w:rPr>
+    </w:lvl>
+    <w:lvl w:ilvl="3">
+      <w:start w:val="1"/>
+      <w:numFmt w:val="bullet"/>
+      <w:lvlText w:val=""/>
+      <w:lvlJc w:val="start"/>
+      <w:pPr>
+        <w:tabs>
+          <w:tab w:val="num" w:pos="2836"/>
+        </w:tabs>
+        <w:ind w:start="2836" w:hanging="283"/>
+      </w:pPr>
+      <w:rPr>
+        <w:rFonts w:ascii="Symbol" w:hAnsi="Symbol" w:cs="Symbol" w:hint="default"/>
+      </w:rPr>
+    </w:lvl>
+    <w:lvl w:ilvl="4">
+      <w:start w:val="1"/>
+      <w:numFmt w:val="bullet"/>
+      <w:lvlText w:val=""/>
+      <w:lvlJc w:val="start"/>
+      <w:pPr>
+        <w:tabs>
+          <w:tab w:val="num" w:pos="3545"/>
+        </w:tabs>
+        <w:ind w:start="3545" w:hanging="283"/>
+      </w:pPr>
+      <w:rPr>
+        <w:rFonts w:ascii="Symbol" w:hAnsi="Symbol" w:cs="Symbol" w:hint="default"/>
+      </w:rPr>
+    </w:lvl>
+    <w:lvl w:ilvl="5">
+      <w:start w:val="1"/>
+      <w:numFmt w:val="bullet"/>
+      <w:lvlText w:val=""/>
+      <w:lvlJc w:val="start"/>
+      <w:pPr>
+        <w:tabs>
+          <w:tab w:val="num" w:pos="4254"/>
+        </w:tabs>
+        <w:ind w:start="4254" w:hanging="283"/>
+      </w:pPr>
+      <w:rPr>
+        <w:rFonts w:ascii="Symbol" w:hAnsi="Symbol" w:cs="Symbol" w:hint="default"/>
+      </w:rPr>
+    </w:lvl>
+    <w:lvl w:ilvl="6">
+      <w:start w:val="1"/>
+      <w:numFmt w:val="bullet"/>
+      <w:lvlText w:val=""/>
+      <w:lvlJc w:val="start"/>
+      <w:pPr>
+        <w:tabs>
+          <w:tab w:val="num" w:pos="4963"/>
+        </w:tabs>
+        <w:ind w:start="4963" w:hanging="283"/>
+      </w:pPr>
+      <w:rPr>
+        <w:rFonts w:ascii="Symbol" w:hAnsi="Symbol" w:cs="Symbol" w:hint="default"/>
+      </w:rPr>
+    </w:lvl>
+    <w:lvl w:ilvl="7">
+      <w:start w:val="1"/>
+      <w:numFmt w:val="bullet"/>
+      <w:lvlText w:val=""/>
+      <w:lvlJc w:val="start"/>
+      <w:pPr>
+        <w:tabs>
+          <w:tab w:val="num" w:pos="5672"/>
+        </w:tabs>
+        <w:ind w:start="5672" w:hanging="283"/>
+      </w:pPr>
+      <w:rPr>
+        <w:rFonts w:ascii="Symbol" w:hAnsi="Symbol" w:cs="Symbol" w:hint="default"/>
+      </w:rPr>
+    </w:lvl>
+    <w:lvl w:ilvl="8">
+      <w:start w:val="1"/>
+      <w:numFmt w:val="bullet"/>
+      <w:lvlText w:val=""/>
+      <w:lvlJc w:val="start"/>
+      <w:pPr>
+        <w:tabs>
+          <w:tab w:val="num" w:pos="6381"/>
+        </w:tabs>
+        <w:ind w:start="6381" w:hanging="283"/>
+      </w:pPr>
+      <w:rPr>
+        <w:rFonts w:ascii="Symbol" w:hAnsi="Symbol" w:cs="Symbol" w:hint="default"/>
+      </w:rPr>
+    </w:lvl>
+  </w:abstractNum>
+  <w:abstractNum w:abstractNumId="2">
+    <w:lvl w:ilvl="0">
+      <w:start w:val="1"/>
+      <w:numFmt w:val="bullet"/>
+      <w:lvlText w:val=""/>
+      <w:lvlJc w:val="start"/>
+      <w:pPr>
+        <w:tabs>
+          <w:tab w:val="num" w:pos="709"/>
+        </w:tabs>
+        <w:ind w:start="709" w:hanging="283"/>
+      </w:pPr>
+      <w:rPr>
+        <w:rFonts w:ascii="Symbol" w:hAnsi="Symbol" w:cs="Symbol" w:hint="default"/>
+      </w:rPr>
+    </w:lvl>
+    <w:lvl w:ilvl="1">
+      <w:start w:val="1"/>
+      <w:numFmt w:val="bullet"/>
+      <w:lvlText w:val=""/>
+      <w:lvlJc w:val="start"/>
+      <w:pPr>
+        <w:tabs>
+          <w:tab w:val="num" w:pos="1418"/>
+        </w:tabs>
+        <w:ind w:start="1418" w:hanging="283"/>
+      </w:pPr>
+      <w:rPr>
+        <w:rFonts w:ascii="Symbol" w:hAnsi="Symbol" w:cs="Symbol" w:hint="default"/>
+      </w:rPr>
+    </w:lvl>
+    <w:lvl w:ilvl="2">
+      <w:start w:val="1"/>
+      <w:numFmt w:val="bullet"/>
+      <w:lvlText w:val=""/>
+      <w:lvlJc w:val="start"/>
+      <w:pPr>
+        <w:tabs>
+          <w:tab w:val="num" w:pos="2127"/>
+        </w:tabs>
+        <w:ind w:start="2127" w:hanging="283"/>
+      </w:pPr>
+      <w:rPr>
+        <w:rFonts w:ascii="Symbol" w:hAnsi="Symbol" w:cs="Symbol" w:hint="default"/>
+      </w:rPr>
+    </w:lvl>
+    <w:lvl w:ilvl="3">
+      <w:start w:val="1"/>
+      <w:numFmt w:val="bullet"/>
+      <w:lvlText w:val=""/>
+      <w:lvlJc w:val="start"/>
+      <w:pPr>
+        <w:tabs>
+          <w:tab w:val="num" w:pos="2836"/>
+        </w:tabs>
+        <w:ind w:start="2836" w:hanging="283"/>
+      </w:pPr>
+      <w:rPr>
+        <w:rFonts w:ascii="Symbol" w:hAnsi="Symbol" w:cs="Symbol" w:hint="default"/>
+      </w:rPr>
+    </w:lvl>
+    <w:lvl w:ilvl="4">
+      <w:start w:val="1"/>
+      <w:numFmt w:val="bullet"/>
+      <w:lvlText w:val=""/>
+      <w:lvlJc w:val="start"/>
+      <w:pPr>
+        <w:tabs>
+          <w:tab w:val="num" w:pos="3545"/>
+        </w:tabs>
+        <w:ind w:start="3545" w:hanging="283"/>
+      </w:pPr>
+      <w:rPr>
+        <w:rFonts w:ascii="Symbol" w:hAnsi="Symbol" w:cs="Symbol" w:hint="default"/>
+      </w:rPr>
+    </w:lvl>
+    <w:lvl w:ilvl="5">
+      <w:start w:val="1"/>
+      <w:numFmt w:val="bullet"/>
+      <w:lvlText w:val=""/>
+      <w:lvlJc w:val="start"/>
+      <w:pPr>
+        <w:tabs>
+          <w:tab w:val="num" w:pos="4254"/>
+        </w:tabs>
+        <w:ind w:start="4254" w:hanging="283"/>
+      </w:pPr>
+      <w:rPr>
+        <w:rFonts w:ascii="Symbol" w:hAnsi="Symbol" w:cs="Symbol" w:hint="default"/>
+      </w:rPr>
+    </w:lvl>
+    <w:lvl w:ilvl="6">
+      <w:start w:val="1"/>
+      <w:numFmt w:val="bullet"/>
+      <w:lvlText w:val=""/>
+      <w:lvlJc w:val="start"/>
+      <w:pPr>
+        <w:tabs>
+          <w:tab w:val="num" w:pos="4963"/>
+        </w:tabs>
+        <w:ind w:start="4963" w:hanging="283"/>
+      </w:pPr>
+      <w:rPr>
+        <w:rFonts w:ascii="Symbol" w:hAnsi="Symbol" w:cs="Symbol" w:hint="default"/>
+      </w:rPr>
+    </w:lvl>
+    <w:lvl w:ilvl="7">
+      <w:start w:val="1"/>
+      <w:numFmt w:val="bullet"/>
+      <w:lvlText w:val=""/>
+      <w:lvlJc w:val="start"/>
+      <w:pPr>
+        <w:tabs>
+          <w:tab w:val="num" w:pos="5672"/>
+        </w:tabs>
+        <w:ind w:start="5672" w:hanging="283"/>
+      </w:pPr>
+      <w:rPr>
+        <w:rFonts w:ascii="Symbol" w:hAnsi="Symbol" w:cs="Symbol" w:hint="default"/>
+      </w:rPr>
+    </w:lvl>
+    <w:lvl w:ilvl="8">
+      <w:start w:val="1"/>
+      <w:numFmt w:val="bullet"/>
+      <w:lvlText w:val=""/>
+      <w:lvlJc w:val="start"/>
+      <w:pPr>
+        <w:tabs>
+          <w:tab w:val="num" w:pos="6381"/>
+        </w:tabs>
+        <w:ind w:start="6381" w:hanging="283"/>
+      </w:pPr>
+      <w:rPr>
+        <w:rFonts w:ascii="Symbol" w:hAnsi="Symbol" w:cs="Symbol" w:hint="default"/>
+      </w:rPr>
+    </w:lvl>
+  </w:abstractNum>
+  <w:abstractNum w:abstractNumId="3">
+    <w:lvl w:ilvl="0">
+      <w:start w:val="1"/>
+      <w:numFmt w:val="bullet"/>
+      <w:lvlText w:val=""/>
+      <w:lvlJc w:val="start"/>
+      <w:pPr>
+        <w:tabs>
+          <w:tab w:val="num" w:pos="709"/>
+        </w:tabs>
+        <w:ind w:start="709" w:hanging="283"/>
+      </w:pPr>
+      <w:rPr>
+        <w:rFonts w:ascii="Symbol" w:hAnsi="Symbol" w:cs="Symbol" w:hint="default"/>
+      </w:rPr>
+    </w:lvl>
+    <w:lvl w:ilvl="1">
+      <w:start w:val="1"/>
+      <w:numFmt w:val="bullet"/>
+      <w:lvlText w:val=""/>
+      <w:lvlJc w:val="start"/>
+      <w:pPr>
+        <w:tabs>
+          <w:tab w:val="num" w:pos="1418"/>
+        </w:tabs>
+        <w:ind w:start="1418" w:hanging="283"/>
+      </w:pPr>
+      <w:rPr>
+        <w:rFonts w:ascii="Symbol" w:hAnsi="Symbol" w:cs="Symbol" w:hint="default"/>
+      </w:rPr>
+    </w:lvl>
+    <w:lvl w:ilvl="2">
+      <w:start w:val="1"/>
+      <w:numFmt w:val="bullet"/>
+      <w:lvlText w:val=""/>
+      <w:lvlJc w:val="start"/>
+      <w:pPr>
+        <w:tabs>
+          <w:tab w:val="num" w:pos="2127"/>
+        </w:tabs>
+        <w:ind w:start="2127" w:hanging="283"/>
+      </w:pPr>
+      <w:rPr>
+        <w:rFonts w:ascii="Symbol" w:hAnsi="Symbol" w:cs="Symbol" w:hint="default"/>
+      </w:rPr>
+    </w:lvl>
+    <w:lvl w:ilvl="3">
+      <w:start w:val="1"/>
+      <w:numFmt w:val="bullet"/>
+      <w:lvlText w:val=""/>
+      <w:lvlJc w:val="start"/>
+      <w:pPr>
+        <w:tabs>
+          <w:tab w:val="num" w:pos="2836"/>
+        </w:tabs>
+        <w:ind w:start="2836" w:hanging="283"/>
+      </w:pPr>
+      <w:rPr>
+        <w:rFonts w:ascii="Symbol" w:hAnsi="Symbol" w:cs="Symbol" w:hint="default"/>
+      </w:rPr>
+    </w:lvl>
+    <w:lvl w:ilvl="4">
+      <w:start w:val="1"/>
+      <w:numFmt w:val="bullet"/>
+      <w:lvlText w:val=""/>
+      <w:lvlJc w:val="start"/>
+      <w:pPr>
+        <w:tabs>
+          <w:tab w:val="num" w:pos="3545"/>
+        </w:tabs>
+        <w:ind w:start="3545" w:hanging="283"/>
+      </w:pPr>
+      <w:rPr>
+        <w:rFonts w:ascii="Symbol" w:hAnsi="Symbol" w:cs="Symbol" w:hint="default"/>
+      </w:rPr>
+    </w:lvl>
+    <w:lvl w:ilvl="5">
+      <w:start w:val="1"/>
+      <w:numFmt w:val="bullet"/>
+      <w:lvlText w:val=""/>
+      <w:lvlJc w:val="start"/>
+      <w:pPr>
+        <w:tabs>
+          <w:tab w:val="num" w:pos="4254"/>
+        </w:tabs>
+        <w:ind w:start="4254" w:hanging="283"/>
+      </w:pPr>
+      <w:rPr>
+        <w:rFonts w:ascii="Symbol" w:hAnsi="Symbol" w:cs="Symbol" w:hint="default"/>
+      </w:rPr>
+    </w:lvl>
+    <w:lvl w:ilvl="6">
+      <w:start w:val="1"/>
+      <w:numFmt w:val="bullet"/>
+      <w:lvlText w:val=""/>
+      <w:lvlJc w:val="start"/>
+      <w:pPr>
+        <w:tabs>
+          <w:tab w:val="num" w:pos="4963"/>
+        </w:tabs>
+        <w:ind w:start="4963" w:hanging="283"/>
+      </w:pPr>
+      <w:rPr>
+        <w:rFonts w:ascii="Symbol" w:hAnsi="Symbol" w:cs="Symbol" w:hint="default"/>
+      </w:rPr>
+    </w:lvl>
+    <w:lvl w:ilvl="7">
+      <w:start w:val="1"/>
+      <w:numFmt w:val="bullet"/>
+      <w:lvlText w:val=""/>
+      <w:lvlJc w:val="start"/>
+      <w:pPr>
+        <w:tabs>
+          <w:tab w:val="num" w:pos="5672"/>
+        </w:tabs>
+        <w:ind w:start="5672" w:hanging="283"/>
+      </w:pPr>
+      <w:rPr>
+        <w:rFonts w:ascii="Symbol" w:hAnsi="Symbol" w:cs="Symbol" w:hint="default"/>
+      </w:rPr>
+    </w:lvl>
+    <w:lvl w:ilvl="8">
+      <w:start w:val="1"/>
+      <w:numFmt w:val="bullet"/>
+      <w:lvlText w:val=""/>
+      <w:lvlJc w:val="start"/>
+      <w:pPr>
+        <w:tabs>
+          <w:tab w:val="num" w:pos="6381"/>
+        </w:tabs>
+        <w:ind w:start="6381" w:hanging="283"/>
+      </w:pPr>
+      <w:rPr>
+        <w:rFonts w:ascii="Symbol" w:hAnsi="Symbol" w:cs="Symbol" w:hint="default"/>
+      </w:rPr>
+    </w:lvl>
+  </w:abstractNum>
+  <w:abstractNum w:abstractNumId="4">
+    <w:lvl w:ilvl="0">
+      <w:start w:val="1"/>
+      <w:numFmt w:val="bullet"/>
+      <w:lvlText w:val=""/>
+      <w:lvlJc w:val="start"/>
+      <w:pPr>
+        <w:tabs>
+          <w:tab w:val="num" w:pos="709"/>
+        </w:tabs>
+        <w:ind w:start="709" w:hanging="283"/>
+      </w:pPr>
+      <w:rPr>
+        <w:rFonts w:ascii="Symbol" w:hAnsi="Symbol" w:cs="Symbol" w:hint="default"/>
+      </w:rPr>
+    </w:lvl>
+    <w:lvl w:ilvl="1">
+      <w:start w:val="1"/>
+      <w:numFmt w:val="bullet"/>
+      <w:lvlText w:val=""/>
+      <w:lvlJc w:val="start"/>
+      <w:pPr>
+        <w:tabs>
+          <w:tab w:val="num" w:pos="1418"/>
+        </w:tabs>
+        <w:ind w:start="1418" w:hanging="283"/>
+      </w:pPr>
+      <w:rPr>
+        <w:rFonts w:ascii="Symbol" w:hAnsi="Symbol" w:cs="Symbol" w:hint="default"/>
+      </w:rPr>
+    </w:lvl>
+    <w:lvl w:ilvl="2">
+      <w:start w:val="1"/>
+      <w:numFmt w:val="bullet"/>
+      <w:lvlText w:val=""/>
+      <w:lvlJc w:val="start"/>
+      <w:pPr>
+        <w:tabs>
+          <w:tab w:val="num" w:pos="2127"/>
+        </w:tabs>
+        <w:ind w:start="2127" w:hanging="283"/>
+      </w:pPr>
+      <w:rPr>
+        <w:rFonts w:ascii="Symbol" w:hAnsi="Symbol" w:cs="Symbol" w:hint="default"/>
+      </w:rPr>
+    </w:lvl>
+    <w:lvl w:ilvl="3">
+      <w:start w:val="1"/>
+      <w:numFmt w:val="bullet"/>
+      <w:lvlText w:val=""/>
+      <w:lvlJc w:val="start"/>
+      <w:pPr>
+        <w:tabs>
+          <w:tab w:val="num" w:pos="2836"/>
+        </w:tabs>
+        <w:ind w:start="2836" w:hanging="283"/>
+      </w:pPr>
+      <w:rPr>
+        <w:rFonts w:ascii="Symbol" w:hAnsi="Symbol" w:cs="Symbol" w:hint="default"/>
+      </w:rPr>
+    </w:lvl>
+    <w:lvl w:ilvl="4">
+      <w:start w:val="1"/>
+      <w:numFmt w:val="bullet"/>
+      <w:lvlText w:val=""/>
+      <w:lvlJc w:val="start"/>
+      <w:pPr>
+        <w:tabs>
+          <w:tab w:val="num" w:pos="3545"/>
+        </w:tabs>
+        <w:ind w:start="3545" w:hanging="283"/>
+      </w:pPr>
+      <w:rPr>
+        <w:rFonts w:ascii="Symbol" w:hAnsi="Symbol" w:cs="Symbol" w:hint="default"/>
+      </w:rPr>
+    </w:lvl>
+    <w:lvl w:ilvl="5">
+      <w:start w:val="1"/>
+      <w:numFmt w:val="bullet"/>
+      <w:lvlText w:val=""/>
+      <w:lvlJc w:val="start"/>
+      <w:pPr>
+        <w:tabs>
+          <w:tab w:val="num" w:pos="4254"/>
+        </w:tabs>
+        <w:ind w:start="4254" w:hanging="283"/>
+      </w:pPr>
+      <w:rPr>
+        <w:rFonts w:ascii="Symbol" w:hAnsi="Symbol" w:cs="Symbol" w:hint="default"/>
+      </w:rPr>
+    </w:lvl>
+    <w:lvl w:ilvl="6">
+      <w:start w:val="1"/>
+      <w:numFmt w:val="bullet"/>
+      <w:lvlText w:val=""/>
+      <w:lvlJc w:val="start"/>
+      <w:pPr>
+        <w:tabs>
+          <w:tab w:val="num" w:pos="4963"/>
+        </w:tabs>
+        <w:ind w:start="4963" w:hanging="283"/>
+      </w:pPr>
+      <w:rPr>
+        <w:rFonts w:ascii="Symbol" w:hAnsi="Symbol" w:cs="Symbol" w:hint="default"/>
+      </w:rPr>
+    </w:lvl>
+    <w:lvl w:ilvl="7">
+      <w:start w:val="1"/>
+      <w:numFmt w:val="bullet"/>
+      <w:lvlText w:val=""/>
+      <w:lvlJc w:val="start"/>
+      <w:pPr>
+        <w:tabs>
+          <w:tab w:val="num" w:pos="5672"/>
+        </w:tabs>
+        <w:ind w:start="5672" w:hanging="283"/>
+      </w:pPr>
+      <w:rPr>
+        <w:rFonts w:ascii="Symbol" w:hAnsi="Symbol" w:cs="Symbol" w:hint="default"/>
+      </w:rPr>
+    </w:lvl>
+    <w:lvl w:ilvl="8">
+      <w:start w:val="1"/>
+      <w:numFmt w:val="bullet"/>
+      <w:lvlText w:val=""/>
+      <w:lvlJc w:val="start"/>
+      <w:pPr>
+        <w:tabs>
+          <w:tab w:val="num" w:pos="6381"/>
+        </w:tabs>
+        <w:ind w:start="6381" w:hanging="283"/>
+      </w:pPr>
+      <w:rPr>
+        <w:rFonts w:ascii="Symbol" w:hAnsi="Symbol" w:cs="Symbol" w:hint="default"/>
+      </w:rPr>
+    </w:lvl>
+  </w:abstractNum>
+  <w:abstractNum w:abstractNumId="5">
+    <w:lvl w:ilvl="0">
+      <w:start w:val="1"/>
+      <w:numFmt w:val="bullet"/>
+      <w:lvlText w:val=""/>
+      <w:lvlJc w:val="start"/>
+      <w:pPr>
+        <w:tabs>
+          <w:tab w:val="num" w:pos="709"/>
+        </w:tabs>
+        <w:ind w:start="709" w:hanging="283"/>
+      </w:pPr>
+      <w:rPr>
+        <w:rFonts w:ascii="Symbol" w:hAnsi="Symbol" w:cs="Symbol" w:hint="default"/>
+      </w:rPr>
+    </w:lvl>
+    <w:lvl w:ilvl="1">
+      <w:start w:val="1"/>
+      <w:numFmt w:val="bullet"/>
+      <w:lvlText w:val=""/>
+      <w:lvlJc w:val="start"/>
+      <w:pPr>
+        <w:tabs>
+          <w:tab w:val="num" w:pos="1418"/>
+        </w:tabs>
+        <w:ind w:start="1418" w:hanging="283"/>
+      </w:pPr>
+      <w:rPr>
+        <w:rFonts w:ascii="Symbol" w:hAnsi="Symbol" w:cs="Symbol" w:hint="default"/>
+      </w:rPr>
+    </w:lvl>
+    <w:lvl w:ilvl="2">
+      <w:start w:val="1"/>
+      <w:numFmt w:val="bullet"/>
+      <w:lvlText w:val=""/>
+      <w:lvlJc w:val="start"/>
+      <w:pPr>
+        <w:tabs>
+          <w:tab w:val="num" w:pos="2127"/>
+        </w:tabs>
+        <w:ind w:start="2127" w:hanging="283"/>
+      </w:pPr>
+      <w:rPr>
+        <w:rFonts w:ascii="Symbol" w:hAnsi="Symbol" w:cs="Symbol" w:hint="default"/>
+      </w:rPr>
+    </w:lvl>
+    <w:lvl w:ilvl="3">
+      <w:start w:val="1"/>
+      <w:numFmt w:val="bullet"/>
+      <w:lvlText w:val=""/>
+      <w:lvlJc w:val="start"/>
+      <w:pPr>
+        <w:tabs>
+          <w:tab w:val="num" w:pos="2836"/>
+        </w:tabs>
+        <w:ind w:start="2836" w:hanging="283"/>
+      </w:pPr>
+      <w:rPr>
+        <w:rFonts w:ascii="Symbol" w:hAnsi="Symbol" w:cs="Symbol" w:hint="default"/>
+      </w:rPr>
+    </w:lvl>
+    <w:lvl w:ilvl="4">
+      <w:start w:val="1"/>
+      <w:numFmt w:val="bullet"/>
+      <w:lvlText w:val=""/>
+      <w:lvlJc w:val="start"/>
+      <w:pPr>
+        <w:tabs>
+          <w:tab w:val="num" w:pos="3545"/>
+        </w:tabs>
+        <w:ind w:start="3545" w:hanging="283"/>
+      </w:pPr>
+      <w:rPr>
+        <w:rFonts w:ascii="Symbol" w:hAnsi="Symbol" w:cs="Symbol" w:hint="default"/>
+      </w:rPr>
+    </w:lvl>
+    <w:lvl w:ilvl="5">
+      <w:start w:val="1"/>
+      <w:numFmt w:val="bullet"/>
+      <w:lvlText w:val=""/>
+      <w:lvlJc w:val="start"/>
+      <w:pPr>
+        <w:tabs>
+          <w:tab w:val="num" w:pos="4254"/>
+        </w:tabs>
+        <w:ind w:start="4254" w:hanging="283"/>
+      </w:pPr>
+      <w:rPr>
+        <w:rFonts w:ascii="Symbol" w:hAnsi="Symbol" w:cs="Symbol" w:hint="default"/>
+      </w:rPr>
+    </w:lvl>
+    <w:lvl w:ilvl="6">
+      <w:start w:val="1"/>
+      <w:numFmt w:val="bullet"/>
+      <w:lvlText w:val=""/>
+      <w:lvlJc w:val="start"/>
+      <w:pPr>
+        <w:tabs>
+          <w:tab w:val="num" w:pos="4963"/>
+        </w:tabs>
+        <w:ind w:start="4963" w:hanging="283"/>
+      </w:pPr>
+      <w:rPr>
+        <w:rFonts w:ascii="Symbol" w:hAnsi="Symbol" w:cs="Symbol" w:hint="default"/>
+      </w:rPr>
+    </w:lvl>
+    <w:lvl w:ilvl="7">
+      <w:start w:val="1"/>
+      <w:numFmt w:val="bullet"/>
+      <w:lvlText w:val=""/>
+      <w:lvlJc w:val="start"/>
+      <w:pPr>
+        <w:tabs>
+          <w:tab w:val="num" w:pos="5672"/>
+        </w:tabs>
+        <w:ind w:start="5672" w:hanging="283"/>
+      </w:pPr>
+      <w:rPr>
+        <w:rFonts w:ascii="Symbol" w:hAnsi="Symbol" w:cs="Symbol" w:hint="default"/>
+      </w:rPr>
+    </w:lvl>
+    <w:lvl w:ilvl="8">
+      <w:start w:val="1"/>
+      <w:numFmt w:val="bullet"/>
+      <w:lvlText w:val=""/>
+      <w:lvlJc w:val="start"/>
+      <w:pPr>
+        <w:tabs>
+          <w:tab w:val="num" w:pos="6381"/>
+        </w:tabs>
+        <w:ind w:start="6381" w:hanging="283"/>
+      </w:pPr>
+      <w:rPr>
+        <w:rFonts w:ascii="Symbol" w:hAnsi="Symbol" w:cs="Symbol" w:hint="default"/>
+      </w:rPr>
+    </w:lvl>
+  </w:abstractNum>
+  <w:abstractNum w:abstractNumId="6">
+    <w:lvl w:ilvl="0">
+      <w:start w:val="1"/>
+      <w:numFmt w:val="none"/>
+      <w:suff w:val="nothing"/>
+      <w:lvlText w:val=""/>
+      <w:lvlJc w:val="start"/>
+      <w:pPr>
+        <w:tabs>
+          <w:tab w:val="num" w:pos="0"/>
+        </w:tabs>
+        <w:ind w:start="0" w:hanging="0"/>
+      </w:pPr>
+    </w:lvl>
+    <w:lvl w:ilvl="1">
+      <w:start w:val="1"/>
+      <w:numFmt w:val="none"/>
+      <w:suff w:val="nothing"/>
+      <w:lvlText w:val=""/>
+      <w:lvlJc w:val="start"/>
+      <w:pPr>
+        <w:tabs>
+          <w:tab w:val="num" w:pos="0"/>
+        </w:tabs>
+        <w:ind w:start="0" w:hanging="0"/>
+      </w:pPr>
+    </w:lvl>
+    <w:lvl w:ilvl="2">
+      <w:start w:val="1"/>
+      <w:numFmt w:val="none"/>
+      <w:suff w:val="nothing"/>
+      <w:lvlText w:val=""/>
+      <w:lvlJc w:val="start"/>
+      <w:pPr>
+        <w:tabs>
+          <w:tab w:val="num" w:pos="0"/>
+        </w:tabs>
+        <w:ind w:start="0" w:hanging="0"/>
+      </w:pPr>
+    </w:lvl>
+    <w:lvl w:ilvl="3">
+      <w:start w:val="1"/>
+      <w:numFmt w:val="none"/>
+      <w:suff w:val="nothing"/>
+      <w:lvlText w:val=""/>
+      <w:lvlJc w:val="start"/>
+      <w:pPr>
+        <w:tabs>
+          <w:tab w:val="num" w:pos="0"/>
+        </w:tabs>
+        <w:ind w:start="0" w:hanging="0"/>
+      </w:pPr>
+    </w:lvl>
+    <w:lvl w:ilvl="4">
+      <w:start w:val="1"/>
+      <w:numFmt w:val="none"/>
+      <w:suff w:val="nothing"/>
+      <w:lvlText w:val=""/>
+      <w:lvlJc w:val="start"/>
+      <w:pPr>
+        <w:tabs>
+          <w:tab w:val="num" w:pos="0"/>
+        </w:tabs>
+        <w:ind w:start="0" w:hanging="0"/>
+      </w:pPr>
+    </w:lvl>
+    <w:lvl w:ilvl="5">
+      <w:start w:val="1"/>
+      <w:numFmt w:val="none"/>
+      <w:suff w:val="nothing"/>
+      <w:lvlText w:val=""/>
+      <w:lvlJc w:val="start"/>
+      <w:pPr>
+        <w:tabs>
+          <w:tab w:val="num" w:pos="0"/>
+        </w:tabs>
+        <w:ind w:start="0" w:hanging="0"/>
+      </w:pPr>
+    </w:lvl>
+    <w:lvl w:ilvl="6">
+      <w:start w:val="1"/>
+      <w:numFmt w:val="none"/>
+      <w:suff w:val="nothing"/>
+      <w:lvlText w:val=""/>
+      <w:lvlJc w:val="start"/>
+      <w:pPr>
+        <w:tabs>
+          <w:tab w:val="num" w:pos="0"/>
+        </w:tabs>
+        <w:ind w:start="0" w:hanging="0"/>
+      </w:pPr>
+    </w:lvl>
+    <w:lvl w:ilvl="7">
+      <w:start w:val="1"/>
+      <w:numFmt w:val="none"/>
+      <w:suff w:val="nothing"/>
+      <w:lvlText w:val=""/>
+      <w:lvlJc w:val="start"/>
+      <w:pPr>
+        <w:tabs>
+          <w:tab w:val="num" w:pos="0"/>
+        </w:tabs>
+        <w:ind w:start="0" w:hanging="0"/>
+      </w:pPr>
+    </w:lvl>
+    <w:lvl w:ilvl="8">
+      <w:start w:val="1"/>
+      <w:numFmt w:val="none"/>
+      <w:suff w:val="nothing"/>
+      <w:lvlText w:val=""/>
+      <w:lvlJc w:val="start"/>
+      <w:pPr>
+        <w:tabs>
+          <w:tab w:val="num" w:pos="0"/>
+        </w:tabs>
+        <w:ind w:start="0" w:hanging="0"/>
+      </w:pPr>
+    </w:lvl>
+  </w:abstractNum>
+  <w:num w:numId="1">
+    <w:abstractNumId w:val="1"/>
+  </w:num>
+  <w:num w:numId="2">
+    <w:abstractNumId w:val="2"/>
+  </w:num>
+  <w:num w:numId="3">
+    <w:abstractNumId w:val="3"/>
+  </w:num>
+  <w:num w:numId="4">
+    <w:abstractNumId w:val="4"/>
+  </w:num>
+  <w:num w:numId="5">
+    <w:abstractNumId w:val="5"/>
+  </w:num>
+  <w:num w:numId="6">
+    <w:abstractNumId w:val="6"/>
+  </w:num>
+</w:numbering>
 </file>
 
 <file path=word/styles.xml><?xml version="1.0" encoding="utf-8"?>
@@ -2785,6 +6089,14 @@
       <w:rFonts w:ascii="OpenSymbol" w:hAnsi="OpenSymbol" w:eastAsia="OpenSymbol" w:cs="OpenSymbol"/>
     </w:rPr>
   </w:style>
+  <w:style w:type="character" w:styleId="Strong">
+    <w:name w:val="Strong"/>
+    <w:qFormat/>
+    <w:rPr>
+      <w:b/>
+      <w:bCs/>
+    </w:rPr>
+  </w:style>
   <w:style w:type="paragraph" w:styleId="Heading">
     <w:name w:val="Heading"/>
     <w:basedOn w:val="Normal"/>
